--- a/assets/doc/abresume_func.docx
+++ b/assets/doc/abresume_func.docx
@@ -281,21 +281,21 @@
           <w:rFonts w:ascii="Arial" w:hAnsi="Arial" w:cs="Arial"/>
           <w:sz w:val="20"/>
         </w:rPr>
-        <w:t xml:space="preserve">with more than </w:t>
-      </w:r>
-      <w:r>
-        <w:rPr>
-          <w:rFonts w:ascii="Arial" w:hAnsi="Arial" w:cs="Arial"/>
-          <w:sz w:val="20"/>
-        </w:rPr>
-        <w:t>2</w:t>
-      </w:r>
-      <w:r>
-        <w:rPr>
-          <w:rFonts w:ascii="Arial" w:hAnsi="Arial" w:cs="Arial"/>
-          <w:sz w:val="20"/>
-        </w:rPr>
-        <w:t>5</w:t>
+        <w:t xml:space="preserve">with </w:t>
+      </w:r>
+      <w:r>
+        <w:rPr>
+          <w:rFonts w:ascii="Arial" w:hAnsi="Arial" w:cs="Arial"/>
+          <w:sz w:val="20"/>
+        </w:rPr>
+        <w:t>30</w:t>
+      </w:r>
+      <w:r>
+        <w:rPr>
+          <w:rFonts w:ascii="Arial" w:hAnsi="Arial" w:cs="Arial"/>
+          <w:sz w:val="20"/>
+        </w:rPr>
+        <w:t>+</w:t>
       </w:r>
       <w:r>
         <w:rPr>
@@ -2884,7 +2884,14 @@
           <w:rFonts w:ascii="Arial" w:hAnsi="Arial" w:cs="Arial"/>
           <w:sz w:val="20"/>
         </w:rPr>
-        <w:t xml:space="preserve">Projects managed include: </w:t>
+        <w:t>Projects managed</w:t>
+      </w:r>
+      <w:r>
+        <w:rPr>
+          <w:rFonts w:ascii="Arial" w:hAnsi="Arial" w:cs="Arial"/>
+          <w:sz w:val="20"/>
+        </w:rPr>
+        <w:t xml:space="preserve"> include: </w:t>
       </w:r>
     </w:p>
     <w:p>
@@ -2907,112 +2914,49 @@
           <w:rFonts w:ascii="Arial" w:hAnsi="Arial" w:cs="Arial"/>
           <w:sz w:val="20"/>
         </w:rPr>
-        <w:t xml:space="preserve">Nexus transition programme – replace incumbent partners </w:t>
-      </w:r>
-      <w:r>
-        <w:rPr>
-          <w:rFonts w:ascii="Arial" w:hAnsi="Arial" w:cs="Arial"/>
-          <w:sz w:val="20"/>
-        </w:rPr>
-        <w:t>Cognizant and Hays companies</w:t>
-      </w:r>
-      <w:r>
-        <w:rPr>
-          <w:rFonts w:ascii="Arial" w:hAnsi="Arial" w:cs="Arial"/>
-          <w:sz w:val="20"/>
-        </w:rPr>
-        <w:t xml:space="preserve"> </w:t>
-      </w:r>
-      <w:r>
-        <w:rPr>
-          <w:rFonts w:ascii="Arial" w:hAnsi="Arial" w:cs="Arial"/>
-          <w:sz w:val="20"/>
-        </w:rPr>
-        <w:t>by Info</w:t>
-      </w:r>
-      <w:r>
-        <w:rPr>
-          <w:rFonts w:ascii="Arial" w:hAnsi="Arial" w:cs="Arial"/>
-          <w:sz w:val="20"/>
-        </w:rPr>
-        <w:t>s</w:t>
-      </w:r>
-      <w:r>
-        <w:rPr>
-          <w:rFonts w:ascii="Arial" w:hAnsi="Arial" w:cs="Arial"/>
-          <w:sz w:val="20"/>
-        </w:rPr>
-        <w:t xml:space="preserve">ys for Build </w:t>
-      </w:r>
-      <w:r>
-        <w:rPr>
-          <w:rFonts w:ascii="Arial" w:hAnsi="Arial" w:cs="Arial"/>
-          <w:sz w:val="20"/>
-        </w:rPr>
-        <w:t xml:space="preserve">and </w:t>
-      </w:r>
-      <w:r>
-        <w:rPr>
-          <w:rFonts w:ascii="Arial" w:hAnsi="Arial" w:cs="Arial"/>
-          <w:sz w:val="20"/>
-        </w:rPr>
-        <w:t>Ins</w:t>
-      </w:r>
-      <w:r>
-        <w:rPr>
-          <w:rFonts w:ascii="Arial" w:hAnsi="Arial" w:cs="Arial"/>
-          <w:sz w:val="20"/>
-        </w:rPr>
-        <w:t>p</w:t>
-      </w:r>
-      <w:r>
-        <w:rPr>
-          <w:rFonts w:ascii="Arial" w:hAnsi="Arial" w:cs="Arial"/>
-          <w:sz w:val="20"/>
-        </w:rPr>
-        <w:t xml:space="preserve">rint </w:t>
-      </w:r>
-      <w:r>
-        <w:rPr>
-          <w:rFonts w:ascii="Arial" w:hAnsi="Arial" w:cs="Arial"/>
-          <w:sz w:val="20"/>
-        </w:rPr>
-        <w:t>t</w:t>
-      </w:r>
-      <w:r>
-        <w:rPr>
-          <w:rFonts w:ascii="Arial" w:hAnsi="Arial" w:cs="Arial"/>
-          <w:sz w:val="20"/>
-        </w:rPr>
-        <w:t xml:space="preserve">esting, E2E testing, Software factory and </w:t>
-      </w:r>
-      <w:r>
-        <w:rPr>
-          <w:rFonts w:ascii="Arial" w:hAnsi="Arial" w:cs="Arial"/>
-          <w:sz w:val="20"/>
-        </w:rPr>
-        <w:t>Release Management</w:t>
-      </w:r>
-      <w:r>
-        <w:rPr>
-          <w:rFonts w:ascii="Arial" w:hAnsi="Arial" w:cs="Arial"/>
-          <w:sz w:val="20"/>
-        </w:rPr>
-        <w:t xml:space="preserve"> </w:t>
-      </w:r>
-      <w:r>
-        <w:rPr>
-          <w:rFonts w:ascii="Arial" w:hAnsi="Arial" w:cs="Arial"/>
-          <w:sz w:val="20"/>
-        </w:rPr>
-        <w:t>and NetCracker for Insprint testing</w:t>
-      </w:r>
-      <w:r>
-        <w:rPr>
-          <w:rFonts w:ascii="Arial" w:hAnsi="Arial" w:cs="Arial"/>
-          <w:sz w:val="20"/>
-        </w:rPr>
-        <w:t>.</w:t>
+        <w:t xml:space="preserve">Manage the Change Capability Cockpit </w:t>
+      </w:r>
+      <w:r>
+        <w:rPr>
+          <w:rFonts w:ascii="Arial" w:hAnsi="Arial" w:cs="Arial"/>
+          <w:sz w:val="20"/>
+        </w:rPr>
+        <w:t xml:space="preserve">- </w:t>
+      </w:r>
+      <w:r>
+        <w:rPr>
+          <w:rFonts w:ascii="Arial" w:hAnsi="Arial" w:cs="Arial"/>
+          <w:sz w:val="20"/>
+        </w:rPr>
+        <w:t>ADKAR methodology</w:t>
+      </w:r>
+      <w:r>
+        <w:rPr>
+          <w:rFonts w:ascii="Arial" w:hAnsi="Arial" w:cs="Arial"/>
+          <w:sz w:val="20"/>
+        </w:rPr>
+        <w:t xml:space="preserve">, </w:t>
+      </w:r>
+      <w:r>
+        <w:rPr>
+          <w:rFonts w:ascii="Arial" w:hAnsi="Arial" w:cs="Arial"/>
+          <w:sz w:val="20"/>
+        </w:rPr>
+        <w:t xml:space="preserve">synchronize activities of Capability </w:t>
+      </w:r>
+      <w:r>
+        <w:rPr>
+          <w:rFonts w:ascii="Arial" w:hAnsi="Arial" w:cs="Arial"/>
+          <w:sz w:val="20"/>
+        </w:rPr>
+        <w:t>O</w:t>
+      </w:r>
+      <w:r>
+        <w:rPr>
+          <w:rFonts w:ascii="Arial" w:hAnsi="Arial" w:cs="Arial"/>
+          <w:sz w:val="20"/>
+        </w:rPr>
+        <w:t>wners and Change Agents</w:t>
       </w:r>
     </w:p>
     <w:p>
@@ -3035,21 +2979,14 @@
           <w:rFonts w:ascii="Arial" w:hAnsi="Arial" w:cs="Arial"/>
           <w:sz w:val="20"/>
         </w:rPr>
-        <w:t xml:space="preserve">Network Service Assurance initiative – </w:t>
-      </w:r>
-      <w:r>
-        <w:rPr>
-          <w:rFonts w:ascii="Arial" w:hAnsi="Arial" w:cs="Arial"/>
-          <w:sz w:val="20"/>
-        </w:rPr>
-        <w:t>Improve the customer experience and financials</w:t>
-      </w:r>
-      <w:r>
-        <w:rPr>
-          <w:rFonts w:ascii="Arial" w:hAnsi="Arial" w:cs="Arial"/>
-          <w:sz w:val="20"/>
-        </w:rPr>
-        <w:t xml:space="preserve"> of the maintenance</w:t>
+        <w:t xml:space="preserve">Nexus transition programme – replace incumbent partners </w:t>
+      </w:r>
+      <w:r>
+        <w:rPr>
+          <w:rFonts w:ascii="Arial" w:hAnsi="Arial" w:cs="Arial"/>
+          <w:sz w:val="20"/>
+        </w:rPr>
+        <w:t>Cognizant and Hays companies</w:t>
       </w:r>
       <w:r>
         <w:rPr>
@@ -3063,42 +3000,119 @@
           <w:rFonts w:ascii="Arial" w:hAnsi="Arial" w:cs="Arial"/>
           <w:sz w:val="20"/>
         </w:rPr>
-        <w:t xml:space="preserve">of </w:t>
-      </w:r>
-      <w:r>
-        <w:rPr>
-          <w:rFonts w:ascii="Arial" w:hAnsi="Arial" w:cs="Arial"/>
-          <w:sz w:val="20"/>
-        </w:rPr>
-        <w:t xml:space="preserve">Telenet’s Hybrid Fibre Coax </w:t>
-      </w:r>
-      <w:r>
-        <w:rPr>
-          <w:rFonts w:ascii="Arial" w:hAnsi="Arial" w:cs="Arial"/>
-          <w:sz w:val="20"/>
-        </w:rPr>
-        <w:t xml:space="preserve">and Fibre network </w:t>
-      </w:r>
-      <w:r>
-        <w:rPr>
-          <w:rFonts w:ascii="Arial" w:hAnsi="Arial" w:cs="Arial"/>
-          <w:sz w:val="20"/>
-        </w:rPr>
-        <w:t xml:space="preserve">by introducing new </w:t>
-      </w:r>
-      <w:r>
-        <w:rPr>
-          <w:rFonts w:ascii="Arial" w:hAnsi="Arial" w:cs="Arial"/>
-          <w:sz w:val="20"/>
-        </w:rPr>
-        <w:t>tools based on available operational data</w:t>
-      </w:r>
-      <w:r>
-        <w:rPr>
-          <w:rFonts w:ascii="Arial" w:hAnsi="Arial" w:cs="Arial"/>
-          <w:sz w:val="20"/>
-        </w:rPr>
-        <w:t xml:space="preserve"> (predictive maintenance)</w:t>
+        <w:t>by Info</w:t>
+      </w:r>
+      <w:r>
+        <w:rPr>
+          <w:rFonts w:ascii="Arial" w:hAnsi="Arial" w:cs="Arial"/>
+          <w:sz w:val="20"/>
+        </w:rPr>
+        <w:t>s</w:t>
+      </w:r>
+      <w:r>
+        <w:rPr>
+          <w:rFonts w:ascii="Arial" w:hAnsi="Arial" w:cs="Arial"/>
+          <w:sz w:val="20"/>
+        </w:rPr>
+        <w:t xml:space="preserve">ys for Build </w:t>
+      </w:r>
+      <w:r>
+        <w:rPr>
+          <w:rFonts w:ascii="Arial" w:hAnsi="Arial" w:cs="Arial"/>
+          <w:sz w:val="20"/>
+        </w:rPr>
+        <w:t xml:space="preserve">and </w:t>
+      </w:r>
+      <w:r>
+        <w:rPr>
+          <w:rFonts w:ascii="Arial" w:hAnsi="Arial" w:cs="Arial"/>
+          <w:sz w:val="20"/>
+        </w:rPr>
+        <w:t>Ins</w:t>
+      </w:r>
+      <w:r>
+        <w:rPr>
+          <w:rFonts w:ascii="Arial" w:hAnsi="Arial" w:cs="Arial"/>
+          <w:sz w:val="20"/>
+        </w:rPr>
+        <w:t>p</w:t>
+      </w:r>
+      <w:r>
+        <w:rPr>
+          <w:rFonts w:ascii="Arial" w:hAnsi="Arial" w:cs="Arial"/>
+          <w:sz w:val="20"/>
+        </w:rPr>
+        <w:t xml:space="preserve">rint </w:t>
+      </w:r>
+      <w:r>
+        <w:rPr>
+          <w:rFonts w:ascii="Arial" w:hAnsi="Arial" w:cs="Arial"/>
+          <w:sz w:val="20"/>
+        </w:rPr>
+        <w:t>t</w:t>
+      </w:r>
+      <w:r>
+        <w:rPr>
+          <w:rFonts w:ascii="Arial" w:hAnsi="Arial" w:cs="Arial"/>
+          <w:sz w:val="20"/>
+        </w:rPr>
+        <w:t xml:space="preserve">esting, E2E testing, Software factory and </w:t>
+      </w:r>
+      <w:r>
+        <w:rPr>
+          <w:rFonts w:ascii="Arial" w:hAnsi="Arial" w:cs="Arial"/>
+          <w:sz w:val="20"/>
+        </w:rPr>
+        <w:t>Release Management</w:t>
+      </w:r>
+      <w:r>
+        <w:rPr>
+          <w:rFonts w:ascii="Arial" w:hAnsi="Arial" w:cs="Arial"/>
+          <w:sz w:val="20"/>
+        </w:rPr>
+        <w:t xml:space="preserve"> </w:t>
+      </w:r>
+      <w:r>
+        <w:rPr>
+          <w:rFonts w:ascii="Arial" w:hAnsi="Arial" w:cs="Arial"/>
+          <w:sz w:val="20"/>
+        </w:rPr>
+        <w:t xml:space="preserve">and </w:t>
+      </w:r>
+      <w:r>
+        <w:rPr>
+          <w:rFonts w:ascii="Arial" w:hAnsi="Arial" w:cs="Arial"/>
+          <w:sz w:val="20"/>
+        </w:rPr>
+        <w:t>Netcracker</w:t>
+      </w:r>
+      <w:r>
+        <w:rPr>
+          <w:rFonts w:ascii="Arial" w:hAnsi="Arial" w:cs="Arial"/>
+          <w:sz w:val="20"/>
+        </w:rPr>
+        <w:t xml:space="preserve"> for Insprint testing</w:t>
+      </w:r>
+      <w:r>
+        <w:rPr>
+          <w:rFonts w:ascii="Arial" w:hAnsi="Arial" w:cs="Arial"/>
+          <w:sz w:val="20"/>
+        </w:rPr>
+        <w:t xml:space="preserve"> (KT, reverse KT, </w:t>
+      </w:r>
+      <w:r>
+        <w:rPr>
+          <w:rFonts w:ascii="Arial" w:hAnsi="Arial" w:cs="Arial"/>
+          <w:sz w:val="20"/>
+        </w:rPr>
+        <w:t>s</w:t>
+      </w:r>
+      <w:r>
+        <w:rPr>
+          <w:rFonts w:ascii="Arial" w:hAnsi="Arial" w:cs="Arial"/>
+          <w:sz w:val="20"/>
+        </w:rPr>
+        <w:t>hadowing, reverse shadowing)</w:t>
       </w:r>
       <w:r>
         <w:rPr>
@@ -3128,14 +3142,21 @@
           <w:rFonts w:ascii="Arial" w:hAnsi="Arial" w:cs="Arial"/>
           <w:sz w:val="20"/>
         </w:rPr>
-        <w:t xml:space="preserve">Appointment Orchestration – Initiative to streamline </w:t>
-      </w:r>
-      <w:r>
-        <w:rPr>
-          <w:rFonts w:ascii="Arial" w:hAnsi="Arial" w:cs="Arial"/>
-          <w:sz w:val="20"/>
-        </w:rPr>
-        <w:t>all</w:t>
+        <w:t xml:space="preserve">Network Service Assurance initiative – </w:t>
+      </w:r>
+      <w:r>
+        <w:rPr>
+          <w:rFonts w:ascii="Arial" w:hAnsi="Arial" w:cs="Arial"/>
+          <w:sz w:val="20"/>
+        </w:rPr>
+        <w:t>Improve the customer experience and financials</w:t>
+      </w:r>
+      <w:r>
+        <w:rPr>
+          <w:rFonts w:ascii="Arial" w:hAnsi="Arial" w:cs="Arial"/>
+          <w:sz w:val="20"/>
+        </w:rPr>
+        <w:t xml:space="preserve"> of the maintenance</w:t>
       </w:r>
       <w:r>
         <w:rPr>
@@ -3149,49 +3170,49 @@
           <w:rFonts w:ascii="Arial" w:hAnsi="Arial" w:cs="Arial"/>
           <w:sz w:val="20"/>
         </w:rPr>
-        <w:t>appointments for onsite interventions of several external partners (Unit-T, Wyre</w:t>
-      </w:r>
-      <w:r>
-        <w:rPr>
-          <w:rFonts w:ascii="Arial" w:hAnsi="Arial" w:cs="Arial"/>
-          <w:sz w:val="20"/>
-        </w:rPr>
-        <w:t>…</w:t>
-      </w:r>
-      <w:r>
-        <w:rPr>
-          <w:rFonts w:ascii="Arial" w:hAnsi="Arial" w:cs="Arial"/>
-          <w:sz w:val="20"/>
-        </w:rPr>
-        <w:t>)</w:t>
-      </w:r>
-      <w:r>
-        <w:rPr>
-          <w:rFonts w:ascii="Arial" w:hAnsi="Arial" w:cs="Arial"/>
-          <w:sz w:val="20"/>
-        </w:rPr>
-        <w:t xml:space="preserve">, Telenet and the </w:t>
-      </w:r>
-      <w:r>
-        <w:rPr>
-          <w:rFonts w:ascii="Arial" w:hAnsi="Arial" w:cs="Arial"/>
-          <w:sz w:val="20"/>
-        </w:rPr>
-        <w:t>C</w:t>
-      </w:r>
-      <w:r>
-        <w:rPr>
-          <w:rFonts w:ascii="Arial" w:hAnsi="Arial" w:cs="Arial"/>
-          <w:sz w:val="20"/>
-        </w:rPr>
-        <w:t>ustomer.</w:t>
-      </w:r>
-      <w:r>
-        <w:rPr>
-          <w:rFonts w:ascii="Arial" w:hAnsi="Arial" w:cs="Arial"/>
-          <w:sz w:val="20"/>
-        </w:rPr>
-        <w:t xml:space="preserve"> </w:t>
+        <w:t xml:space="preserve">of </w:t>
+      </w:r>
+      <w:r>
+        <w:rPr>
+          <w:rFonts w:ascii="Arial" w:hAnsi="Arial" w:cs="Arial"/>
+          <w:sz w:val="20"/>
+        </w:rPr>
+        <w:t xml:space="preserve">Telenet’s Hybrid Fibre Coax </w:t>
+      </w:r>
+      <w:r>
+        <w:rPr>
+          <w:rFonts w:ascii="Arial" w:hAnsi="Arial" w:cs="Arial"/>
+          <w:sz w:val="20"/>
+        </w:rPr>
+        <w:t xml:space="preserve">and Fibre network </w:t>
+      </w:r>
+      <w:r>
+        <w:rPr>
+          <w:rFonts w:ascii="Arial" w:hAnsi="Arial" w:cs="Arial"/>
+          <w:sz w:val="20"/>
+        </w:rPr>
+        <w:t xml:space="preserve">by introducing new </w:t>
+      </w:r>
+      <w:r>
+        <w:rPr>
+          <w:rFonts w:ascii="Arial" w:hAnsi="Arial" w:cs="Arial"/>
+          <w:sz w:val="20"/>
+        </w:rPr>
+        <w:t>tools based on available operational data</w:t>
+      </w:r>
+      <w:r>
+        <w:rPr>
+          <w:rFonts w:ascii="Arial" w:hAnsi="Arial" w:cs="Arial"/>
+          <w:sz w:val="20"/>
+        </w:rPr>
+        <w:t xml:space="preserve"> (predictive maintenance)</w:t>
+      </w:r>
+      <w:r>
+        <w:rPr>
+          <w:rFonts w:ascii="Arial" w:hAnsi="Arial" w:cs="Arial"/>
+          <w:sz w:val="20"/>
+        </w:rPr>
+        <w:t>.</w:t>
       </w:r>
     </w:p>
     <w:p>
@@ -3214,7 +3235,100 @@
           <w:rFonts w:ascii="Arial" w:hAnsi="Arial" w:cs="Arial"/>
           <w:sz w:val="20"/>
         </w:rPr>
-        <w:t>Introduction of new Telenet product</w:t>
+        <w:t xml:space="preserve">Appointment Orchestration – Initiative to streamline </w:t>
+      </w:r>
+      <w:r>
+        <w:rPr>
+          <w:rFonts w:ascii="Arial" w:hAnsi="Arial" w:cs="Arial"/>
+          <w:sz w:val="20"/>
+        </w:rPr>
+        <w:t>all</w:t>
+      </w:r>
+      <w:r>
+        <w:rPr>
+          <w:rFonts w:ascii="Arial" w:hAnsi="Arial" w:cs="Arial"/>
+          <w:sz w:val="20"/>
+        </w:rPr>
+        <w:t xml:space="preserve"> </w:t>
+      </w:r>
+      <w:r>
+        <w:rPr>
+          <w:rFonts w:ascii="Arial" w:hAnsi="Arial" w:cs="Arial"/>
+          <w:sz w:val="20"/>
+        </w:rPr>
+        <w:t>appointments for onsite interventions of several external partners (Unit-T, Wyre</w:t>
+      </w:r>
+      <w:r>
+        <w:rPr>
+          <w:rFonts w:ascii="Arial" w:hAnsi="Arial" w:cs="Arial"/>
+          <w:sz w:val="20"/>
+        </w:rPr>
+        <w:t>…</w:t>
+      </w:r>
+      <w:r>
+        <w:rPr>
+          <w:rFonts w:ascii="Arial" w:hAnsi="Arial" w:cs="Arial"/>
+          <w:sz w:val="20"/>
+        </w:rPr>
+        <w:t>)</w:t>
+      </w:r>
+      <w:r>
+        <w:rPr>
+          <w:rFonts w:ascii="Arial" w:hAnsi="Arial" w:cs="Arial"/>
+          <w:sz w:val="20"/>
+        </w:rPr>
+        <w:t xml:space="preserve">, Telenet and the </w:t>
+      </w:r>
+      <w:r>
+        <w:rPr>
+          <w:rFonts w:ascii="Arial" w:hAnsi="Arial" w:cs="Arial"/>
+          <w:sz w:val="20"/>
+        </w:rPr>
+        <w:t>C</w:t>
+      </w:r>
+      <w:r>
+        <w:rPr>
+          <w:rFonts w:ascii="Arial" w:hAnsi="Arial" w:cs="Arial"/>
+          <w:sz w:val="20"/>
+        </w:rPr>
+        <w:t>ustomer.</w:t>
+      </w:r>
+      <w:r>
+        <w:rPr>
+          <w:rFonts w:ascii="Arial" w:hAnsi="Arial" w:cs="Arial"/>
+          <w:sz w:val="20"/>
+        </w:rPr>
+        <w:t xml:space="preserve"> </w:t>
+      </w:r>
+    </w:p>
+    <w:p>
+      <w:pPr>
+        <w:pStyle w:val="ListParagraph"/>
+        <w:numPr>
+          <w:ilvl w:val="1"/>
+          <w:numId w:val="5"/>
+        </w:numPr>
+        <w:spacing w:after="60" w:line="312" w:lineRule="auto"/>
+        <w:contextualSpacing w:val="0"/>
+        <w:jc w:val="both"/>
+        <w:rPr>
+          <w:rFonts w:ascii="Arial" w:hAnsi="Arial" w:cs="Arial"/>
+          <w:sz w:val="20"/>
+        </w:rPr>
+      </w:pPr>
+      <w:r>
+        <w:rPr>
+          <w:rFonts w:ascii="Arial" w:hAnsi="Arial" w:cs="Arial"/>
+          <w:sz w:val="20"/>
+        </w:rPr>
+        <w:t xml:space="preserve">Introduction </w:t>
+      </w:r>
+      <w:r>
+        <w:rPr>
+          <w:rFonts w:ascii="Arial" w:hAnsi="Arial" w:cs="Arial"/>
+          <w:sz w:val="20"/>
+        </w:rPr>
+        <w:t>of new Telenet product</w:t>
       </w:r>
       <w:r>
         <w:rPr>
@@ -3251,28 +3365,14 @@
           <w:rFonts w:ascii="Arial" w:hAnsi="Arial" w:cs="Arial"/>
           <w:sz w:val="20"/>
         </w:rPr>
-        <w:t>In Home Connectivity 2.0</w:t>
-      </w:r>
-      <w:r>
-        <w:rPr>
-          <w:rFonts w:ascii="Arial" w:hAnsi="Arial" w:cs="Arial"/>
-          <w:sz w:val="20"/>
-        </w:rPr>
-        <w:t xml:space="preserve"> </w:t>
-      </w:r>
-      <w:r>
-        <w:rPr>
-          <w:rFonts w:ascii="Arial" w:hAnsi="Arial" w:cs="Arial"/>
-          <w:sz w:val="20"/>
-        </w:rPr>
-        <w:t xml:space="preserve">- </w:t>
-      </w:r>
-      <w:r>
-        <w:rPr>
-          <w:rFonts w:ascii="Arial" w:hAnsi="Arial" w:cs="Arial"/>
-          <w:sz w:val="20"/>
-        </w:rPr>
-        <w:t>use of Plume pods iso Power Boosters</w:t>
+        <w:t xml:space="preserve">Voice Pro </w:t>
+      </w:r>
+      <w:r>
+        <w:rPr>
+          <w:rFonts w:ascii="Arial" w:hAnsi="Arial" w:cs="Arial"/>
+          <w:sz w:val="20"/>
+        </w:rPr>
+        <w:t>– PABX functionality in the cloud for SOHO customers</w:t>
       </w:r>
     </w:p>
     <w:p>
@@ -3295,49 +3395,28 @@
           <w:rFonts w:ascii="Arial" w:hAnsi="Arial" w:cs="Arial"/>
           <w:sz w:val="20"/>
         </w:rPr>
-        <w:t>I</w:t>
-      </w:r>
-      <w:r>
-        <w:rPr>
-          <w:rFonts w:ascii="Arial" w:hAnsi="Arial" w:cs="Arial"/>
-          <w:sz w:val="20"/>
-        </w:rPr>
-        <w:t xml:space="preserve">ntroduction of </w:t>
-      </w:r>
-      <w:r>
-        <w:rPr>
-          <w:rFonts w:ascii="Arial" w:hAnsi="Arial" w:cs="Arial"/>
-          <w:sz w:val="20"/>
-        </w:rPr>
-        <w:t xml:space="preserve">a </w:t>
-      </w:r>
-      <w:r>
-        <w:rPr>
-          <w:rFonts w:ascii="Arial" w:hAnsi="Arial" w:cs="Arial"/>
-          <w:sz w:val="20"/>
-        </w:rPr>
-        <w:t xml:space="preserve">new All Internet + DTV </w:t>
-      </w:r>
-      <w:r>
-        <w:rPr>
-          <w:rFonts w:ascii="Arial" w:hAnsi="Arial" w:cs="Arial"/>
-          <w:sz w:val="20"/>
-        </w:rPr>
-        <w:t xml:space="preserve">(“2P”) </w:t>
-      </w:r>
-      <w:r>
-        <w:rPr>
-          <w:rFonts w:ascii="Arial" w:hAnsi="Arial" w:cs="Arial"/>
-          <w:sz w:val="20"/>
-        </w:rPr>
-        <w:t>prod</w:t>
-      </w:r>
-      <w:r>
-        <w:rPr>
-          <w:rFonts w:ascii="Arial" w:hAnsi="Arial" w:cs="Arial"/>
-          <w:sz w:val="20"/>
-        </w:rPr>
-        <w:t>uct</w:t>
+        <w:t>In Home Connectivity 2.0</w:t>
+      </w:r>
+      <w:r>
+        <w:rPr>
+          <w:rFonts w:ascii="Arial" w:hAnsi="Arial" w:cs="Arial"/>
+          <w:sz w:val="20"/>
+        </w:rPr>
+        <w:t xml:space="preserve"> </w:t>
+      </w:r>
+      <w:r>
+        <w:rPr>
+          <w:rFonts w:ascii="Arial" w:hAnsi="Arial" w:cs="Arial"/>
+          <w:sz w:val="20"/>
+        </w:rPr>
+        <w:t xml:space="preserve">- </w:t>
+      </w:r>
+      <w:r>
+        <w:rPr>
+          <w:rFonts w:ascii="Arial" w:hAnsi="Arial" w:cs="Arial"/>
+          <w:sz w:val="20"/>
+        </w:rPr>
+        <w:t>use of Plume pods iso Power Boosters</w:t>
       </w:r>
     </w:p>
     <w:p>
@@ -3360,6 +3439,71 @@
           <w:rFonts w:ascii="Arial" w:hAnsi="Arial" w:cs="Arial"/>
           <w:sz w:val="20"/>
         </w:rPr>
+        <w:t>I</w:t>
+      </w:r>
+      <w:r>
+        <w:rPr>
+          <w:rFonts w:ascii="Arial" w:hAnsi="Arial" w:cs="Arial"/>
+          <w:sz w:val="20"/>
+        </w:rPr>
+        <w:t xml:space="preserve">ntroduction of </w:t>
+      </w:r>
+      <w:r>
+        <w:rPr>
+          <w:rFonts w:ascii="Arial" w:hAnsi="Arial" w:cs="Arial"/>
+          <w:sz w:val="20"/>
+        </w:rPr>
+        <w:t xml:space="preserve">a </w:t>
+      </w:r>
+      <w:r>
+        <w:rPr>
+          <w:rFonts w:ascii="Arial" w:hAnsi="Arial" w:cs="Arial"/>
+          <w:sz w:val="20"/>
+        </w:rPr>
+        <w:t xml:space="preserve">new All Internet + DTV </w:t>
+      </w:r>
+      <w:r>
+        <w:rPr>
+          <w:rFonts w:ascii="Arial" w:hAnsi="Arial" w:cs="Arial"/>
+          <w:sz w:val="20"/>
+        </w:rPr>
+        <w:t xml:space="preserve">(“2P”) </w:t>
+      </w:r>
+      <w:r>
+        <w:rPr>
+          <w:rFonts w:ascii="Arial" w:hAnsi="Arial" w:cs="Arial"/>
+          <w:sz w:val="20"/>
+        </w:rPr>
+        <w:t>prod</w:t>
+      </w:r>
+      <w:r>
+        <w:rPr>
+          <w:rFonts w:ascii="Arial" w:hAnsi="Arial" w:cs="Arial"/>
+          <w:sz w:val="20"/>
+        </w:rPr>
+        <w:t>uct</w:t>
+      </w:r>
+    </w:p>
+    <w:p>
+      <w:pPr>
+        <w:pStyle w:val="ListParagraph"/>
+        <w:numPr>
+          <w:ilvl w:val="2"/>
+          <w:numId w:val="5"/>
+        </w:numPr>
+        <w:spacing w:after="60" w:line="312" w:lineRule="auto"/>
+        <w:contextualSpacing w:val="0"/>
+        <w:jc w:val="both"/>
+        <w:rPr>
+          <w:rFonts w:ascii="Arial" w:hAnsi="Arial" w:cs="Arial"/>
+          <w:sz w:val="20"/>
+        </w:rPr>
+      </w:pPr>
+      <w:r>
+        <w:rPr>
+          <w:rFonts w:ascii="Arial" w:hAnsi="Arial" w:cs="Arial"/>
+          <w:sz w:val="20"/>
+        </w:rPr>
         <w:t>Fibre-to-the-Home programme (“FTTH”)</w:t>
       </w:r>
     </w:p>
@@ -3383,6 +3527,36 @@
           <w:rFonts w:ascii="Arial" w:hAnsi="Arial" w:cs="Arial"/>
           <w:sz w:val="20"/>
         </w:rPr>
+        <w:t>Regulatory relat</w:t>
+      </w:r>
+      <w:r>
+        <w:rPr>
+          <w:rFonts w:ascii="Arial" w:hAnsi="Arial" w:cs="Arial"/>
+          <w:sz w:val="20"/>
+        </w:rPr>
+        <w:t>ed projects</w:t>
+      </w:r>
+    </w:p>
+    <w:p>
+      <w:pPr>
+        <w:pStyle w:val="ListParagraph"/>
+        <w:numPr>
+          <w:ilvl w:val="2"/>
+          <w:numId w:val="5"/>
+        </w:numPr>
+        <w:spacing w:after="60" w:line="312" w:lineRule="auto"/>
+        <w:contextualSpacing w:val="0"/>
+        <w:jc w:val="both"/>
+        <w:rPr>
+          <w:rFonts w:ascii="Arial" w:hAnsi="Arial" w:cs="Arial"/>
+          <w:sz w:val="20"/>
+        </w:rPr>
+      </w:pPr>
+      <w:r>
+        <w:rPr>
+          <w:rFonts w:ascii="Arial" w:hAnsi="Arial" w:cs="Arial"/>
+          <w:sz w:val="20"/>
+        </w:rPr>
         <w:t xml:space="preserve">Prepare the </w:t>
       </w:r>
       <w:r>
@@ -3398,6 +3572,105 @@
           <w:sz w:val="20"/>
         </w:rPr>
         <w:t>to regulate Telenet’s 5G solution for BIPT</w:t>
+      </w:r>
+    </w:p>
+    <w:p>
+      <w:pPr>
+        <w:pStyle w:val="ListParagraph"/>
+        <w:numPr>
+          <w:ilvl w:val="2"/>
+          <w:numId w:val="5"/>
+        </w:numPr>
+        <w:spacing w:after="60" w:line="312" w:lineRule="auto"/>
+        <w:contextualSpacing w:val="0"/>
+        <w:jc w:val="both"/>
+        <w:rPr>
+          <w:rFonts w:ascii="Arial" w:hAnsi="Arial" w:cs="Arial"/>
+          <w:sz w:val="20"/>
+        </w:rPr>
+      </w:pPr>
+      <w:r>
+        <w:rPr>
+          <w:rFonts w:ascii="Arial" w:hAnsi="Arial" w:cs="Arial"/>
+          <w:sz w:val="20"/>
+        </w:rPr>
+        <w:t>Introduction of the Data Act European Legislation</w:t>
+      </w:r>
+    </w:p>
+    <w:p>
+      <w:pPr>
+        <w:pStyle w:val="ListParagraph"/>
+        <w:numPr>
+          <w:ilvl w:val="2"/>
+          <w:numId w:val="5"/>
+        </w:numPr>
+        <w:spacing w:after="60" w:line="312" w:lineRule="auto"/>
+        <w:contextualSpacing w:val="0"/>
+        <w:jc w:val="both"/>
+        <w:rPr>
+          <w:rFonts w:ascii="Arial" w:hAnsi="Arial" w:cs="Arial"/>
+          <w:sz w:val="20"/>
+        </w:rPr>
+      </w:pPr>
+      <w:r>
+        <w:rPr>
+          <w:rFonts w:ascii="Arial" w:hAnsi="Arial" w:cs="Arial"/>
+          <w:sz w:val="20"/>
+        </w:rPr>
+        <w:t xml:space="preserve">Manage all Lawful Intercept related projects </w:t>
+      </w:r>
+    </w:p>
+    <w:p>
+      <w:pPr>
+        <w:pStyle w:val="ListParagraph"/>
+        <w:numPr>
+          <w:ilvl w:val="2"/>
+          <w:numId w:val="5"/>
+        </w:numPr>
+        <w:spacing w:after="60" w:line="312" w:lineRule="auto"/>
+        <w:contextualSpacing w:val="0"/>
+        <w:jc w:val="both"/>
+        <w:rPr>
+          <w:rFonts w:ascii="Arial" w:hAnsi="Arial" w:cs="Arial"/>
+          <w:sz w:val="20"/>
+        </w:rPr>
+      </w:pPr>
+      <w:r>
+        <w:rPr>
+          <w:rFonts w:ascii="Arial" w:hAnsi="Arial" w:cs="Arial"/>
+          <w:sz w:val="20"/>
+        </w:rPr>
+        <w:t>Netcracker 2021 contract – Teamed up with Vendor Management to rework the current Netcracker contracts into a new 'Agile' contract moving away from their current Waterfall Way of Working.</w:t>
+      </w:r>
+    </w:p>
+    <w:p>
+      <w:pPr>
+        <w:pStyle w:val="ListParagraph"/>
+        <w:numPr>
+          <w:ilvl w:val="2"/>
+          <w:numId w:val="5"/>
+        </w:numPr>
+        <w:spacing w:after="60" w:line="312" w:lineRule="auto"/>
+        <w:contextualSpacing w:val="0"/>
+        <w:jc w:val="both"/>
+        <w:rPr>
+          <w:rFonts w:ascii="Arial" w:hAnsi="Arial" w:cs="Arial"/>
+          <w:sz w:val="20"/>
+        </w:rPr>
+      </w:pPr>
+      <w:r>
+        <w:rPr>
+          <w:rFonts w:ascii="Arial" w:hAnsi="Arial" w:cs="Arial"/>
+          <w:sz w:val="20"/>
+        </w:rPr>
+        <w:t>I</w:t>
+      </w:r>
+      <w:r>
+        <w:rPr>
+          <w:rFonts w:ascii="Arial" w:hAnsi="Arial" w:cs="Arial"/>
+          <w:sz w:val="20"/>
+        </w:rPr>
+        <w:t>ntroduction of new EECC regulatory requirements for Card Stop and Number Portability</w:t>
       </w:r>
     </w:p>
     <w:p>
@@ -3427,39 +3700,7 @@
           <w:rFonts w:ascii="Arial" w:hAnsi="Arial" w:cs="Arial"/>
           <w:sz w:val="20"/>
         </w:rPr>
-        <w:t xml:space="preserve">End </w:t>
-      </w:r>
-      <w:proofErr w:type="gramStart"/>
-      <w:r>
-        <w:rPr>
-          <w:rFonts w:ascii="Arial" w:hAnsi="Arial" w:cs="Arial"/>
-          <w:sz w:val="20"/>
-        </w:rPr>
-        <w:t>Of</w:t>
-      </w:r>
-      <w:proofErr w:type="gramEnd"/>
-      <w:r>
-        <w:rPr>
-          <w:rFonts w:ascii="Arial" w:hAnsi="Arial" w:cs="Arial"/>
-          <w:sz w:val="20"/>
-        </w:rPr>
-        <w:t xml:space="preserve"> Life / Out </w:t>
-      </w:r>
-      <w:proofErr w:type="gramStart"/>
-      <w:r>
-        <w:rPr>
-          <w:rFonts w:ascii="Arial" w:hAnsi="Arial" w:cs="Arial"/>
-          <w:sz w:val="20"/>
-        </w:rPr>
-        <w:t>Of</w:t>
-      </w:r>
-      <w:proofErr w:type="gramEnd"/>
-      <w:r>
-        <w:rPr>
-          <w:rFonts w:ascii="Arial" w:hAnsi="Arial" w:cs="Arial"/>
-          <w:sz w:val="20"/>
-        </w:rPr>
-        <w:t xml:space="preserve"> Support </w:t>
+        <w:t xml:space="preserve">End Of Life / Out Of Support </w:t>
       </w:r>
       <w:r>
         <w:rPr>
@@ -3510,7 +3751,7 @@
           <w:rFonts w:ascii="Arial" w:hAnsi="Arial" w:cs="Arial"/>
           <w:sz w:val="20"/>
         </w:rPr>
-        <w:t>Netcracker 2021 contract – Teamed up with Vendor Management to rework the</w:t>
+        <w:t>IC2N programme – Manage all activities needed to make our strategic partners</w:t>
       </w:r>
       <w:r>
         <w:rPr>
@@ -3524,7 +3765,7 @@
           <w:rFonts w:ascii="Arial" w:hAnsi="Arial" w:cs="Arial"/>
           <w:sz w:val="20"/>
         </w:rPr>
-        <w:t>current Netcracker</w:t>
+        <w:t>Infosys and</w:t>
       </w:r>
       <w:r>
         <w:rPr>
@@ -3538,42 +3779,21 @@
           <w:rFonts w:ascii="Arial" w:hAnsi="Arial" w:cs="Arial"/>
           <w:sz w:val="20"/>
         </w:rPr>
-        <w:t>contracts into a new 'Agile' contract</w:t>
-      </w:r>
-      <w:r>
-        <w:rPr>
-          <w:rFonts w:ascii="Arial" w:hAnsi="Arial" w:cs="Arial"/>
-          <w:sz w:val="20"/>
-        </w:rPr>
-        <w:t xml:space="preserve"> m</w:t>
-      </w:r>
-      <w:r>
-        <w:rPr>
-          <w:rFonts w:ascii="Arial" w:hAnsi="Arial" w:cs="Arial"/>
-          <w:sz w:val="20"/>
-        </w:rPr>
-        <w:t>o</w:t>
-      </w:r>
-      <w:r>
-        <w:rPr>
-          <w:rFonts w:ascii="Arial" w:hAnsi="Arial" w:cs="Arial"/>
-          <w:sz w:val="20"/>
-        </w:rPr>
-        <w:t>ving</w:t>
-      </w:r>
-      <w:r>
-        <w:rPr>
-          <w:rFonts w:ascii="Arial" w:hAnsi="Arial" w:cs="Arial"/>
-          <w:sz w:val="20"/>
-        </w:rPr>
-        <w:t xml:space="preserve"> away from the</w:t>
-      </w:r>
-      <w:r>
-        <w:rPr>
-          <w:rFonts w:ascii="Arial" w:hAnsi="Arial" w:cs="Arial"/>
-          <w:sz w:val="20"/>
-        </w:rPr>
-        <w:t>ir</w:t>
+        <w:t xml:space="preserve">Cognizant land in the new Telenet Agile Way of Working </w:t>
+      </w:r>
+      <w:r>
+        <w:rPr>
+          <w:rFonts w:ascii="Arial" w:hAnsi="Arial" w:cs="Arial"/>
+          <w:sz w:val="20"/>
+        </w:rPr>
+        <w:t xml:space="preserve">(‘TAWOW’) </w:t>
+      </w:r>
+      <w:r>
+        <w:rPr>
+          <w:rFonts w:ascii="Arial" w:hAnsi="Arial" w:cs="Arial"/>
+          <w:sz w:val="20"/>
+        </w:rPr>
+        <w:t>moving away</w:t>
       </w:r>
       <w:r>
         <w:rPr>
@@ -3587,14 +3807,35 @@
           <w:rFonts w:ascii="Arial" w:hAnsi="Arial" w:cs="Arial"/>
           <w:sz w:val="20"/>
         </w:rPr>
-        <w:t>current Waterfall Way of Working</w:t>
-      </w:r>
-      <w:r>
-        <w:rPr>
-          <w:rFonts w:ascii="Arial" w:hAnsi="Arial" w:cs="Arial"/>
-          <w:sz w:val="20"/>
-        </w:rPr>
-        <w:t>.</w:t>
+        <w:t>from the current</w:t>
+      </w:r>
+      <w:r>
+        <w:rPr>
+          <w:rFonts w:ascii="Arial" w:hAnsi="Arial" w:cs="Arial"/>
+          <w:sz w:val="20"/>
+        </w:rPr>
+        <w:t xml:space="preserve"> w</w:t>
+      </w:r>
+      <w:r>
+        <w:rPr>
+          <w:rFonts w:ascii="Arial" w:hAnsi="Arial" w:cs="Arial"/>
+          <w:sz w:val="20"/>
+        </w:rPr>
+        <w:t>aterfall</w:t>
+      </w:r>
+      <w:r>
+        <w:rPr>
+          <w:rFonts w:ascii="Arial" w:hAnsi="Arial" w:cs="Arial"/>
+          <w:sz w:val="20"/>
+        </w:rPr>
+        <w:t xml:space="preserve"> </w:t>
+      </w:r>
+      <w:r>
+        <w:rPr>
+          <w:rFonts w:ascii="Arial" w:hAnsi="Arial" w:cs="Arial"/>
+          <w:sz w:val="20"/>
+        </w:rPr>
+        <w:t>WoW.</w:t>
       </w:r>
     </w:p>
     <w:p>
@@ -3617,101 +3858,161 @@
           <w:rFonts w:ascii="Arial" w:hAnsi="Arial" w:cs="Arial"/>
           <w:sz w:val="20"/>
         </w:rPr>
-        <w:t>IC2N programme – Manage all activities needed to make our strategic partners</w:t>
-      </w:r>
-      <w:r>
-        <w:rPr>
-          <w:rFonts w:ascii="Arial" w:hAnsi="Arial" w:cs="Arial"/>
-          <w:sz w:val="20"/>
-        </w:rPr>
-        <w:t xml:space="preserve"> </w:t>
-      </w:r>
-      <w:r>
-        <w:rPr>
-          <w:rFonts w:ascii="Arial" w:hAnsi="Arial" w:cs="Arial"/>
-          <w:sz w:val="20"/>
-        </w:rPr>
-        <w:t>Infosys and</w:t>
-      </w:r>
-      <w:r>
-        <w:rPr>
-          <w:rFonts w:ascii="Arial" w:hAnsi="Arial" w:cs="Arial"/>
-          <w:sz w:val="20"/>
-        </w:rPr>
-        <w:t xml:space="preserve"> </w:t>
-      </w:r>
-      <w:r>
-        <w:rPr>
-          <w:rFonts w:ascii="Arial" w:hAnsi="Arial" w:cs="Arial"/>
-          <w:sz w:val="20"/>
-        </w:rPr>
-        <w:t xml:space="preserve">Cognizant land in the new Telenet Agile Way of Working </w:t>
-      </w:r>
-      <w:r>
-        <w:rPr>
-          <w:rFonts w:ascii="Arial" w:hAnsi="Arial" w:cs="Arial"/>
-          <w:sz w:val="20"/>
-        </w:rPr>
-        <w:t xml:space="preserve">(‘TAWOW’) </w:t>
-      </w:r>
-      <w:r>
-        <w:rPr>
-          <w:rFonts w:ascii="Arial" w:hAnsi="Arial" w:cs="Arial"/>
-          <w:sz w:val="20"/>
-        </w:rPr>
-        <w:t>moving away</w:t>
-      </w:r>
-      <w:r>
-        <w:rPr>
-          <w:rFonts w:ascii="Arial" w:hAnsi="Arial" w:cs="Arial"/>
-          <w:sz w:val="20"/>
-        </w:rPr>
-        <w:t xml:space="preserve"> </w:t>
-      </w:r>
-      <w:r>
-        <w:rPr>
-          <w:rFonts w:ascii="Arial" w:hAnsi="Arial" w:cs="Arial"/>
-          <w:sz w:val="20"/>
-        </w:rPr>
-        <w:t>from the current</w:t>
-      </w:r>
-      <w:r>
-        <w:rPr>
-          <w:rFonts w:ascii="Arial" w:hAnsi="Arial" w:cs="Arial"/>
-          <w:sz w:val="20"/>
-        </w:rPr>
-        <w:t xml:space="preserve"> w</w:t>
-      </w:r>
-      <w:r>
-        <w:rPr>
-          <w:rFonts w:ascii="Arial" w:hAnsi="Arial" w:cs="Arial"/>
-          <w:sz w:val="20"/>
-        </w:rPr>
-        <w:t>aterfall</w:t>
-      </w:r>
-      <w:r>
-        <w:rPr>
-          <w:rFonts w:ascii="Arial" w:hAnsi="Arial" w:cs="Arial"/>
-          <w:sz w:val="20"/>
-        </w:rPr>
-        <w:t xml:space="preserve"> </w:t>
-      </w:r>
-      <w:r>
-        <w:rPr>
-          <w:rFonts w:ascii="Arial" w:hAnsi="Arial" w:cs="Arial"/>
-          <w:sz w:val="20"/>
-        </w:rPr>
-        <w:t>WoW.</w:t>
+        <w:t xml:space="preserve">Popeye </w:t>
+      </w:r>
+      <w:r>
+        <w:rPr>
+          <w:rFonts w:ascii="Arial" w:hAnsi="Arial" w:cs="Arial"/>
+          <w:sz w:val="20"/>
+        </w:rPr>
+        <w:t xml:space="preserve">transition </w:t>
+      </w:r>
+      <w:r>
+        <w:rPr>
+          <w:rFonts w:ascii="Arial" w:hAnsi="Arial" w:cs="Arial"/>
+          <w:sz w:val="20"/>
+        </w:rPr>
+        <w:t>program</w:t>
+      </w:r>
+      <w:r>
+        <w:rPr>
+          <w:rFonts w:ascii="Arial" w:hAnsi="Arial" w:cs="Arial"/>
+          <w:sz w:val="20"/>
+        </w:rPr>
+        <w:t>me</w:t>
+      </w:r>
+      <w:r>
+        <w:rPr>
+          <w:rFonts w:ascii="Arial" w:hAnsi="Arial" w:cs="Arial"/>
+          <w:sz w:val="20"/>
+        </w:rPr>
+        <w:t xml:space="preserve"> – Managed the transition of 85+ Digital and Data resources and </w:t>
+      </w:r>
+      <w:r>
+        <w:rPr>
+          <w:rFonts w:ascii="Arial" w:hAnsi="Arial" w:cs="Arial"/>
+          <w:sz w:val="20"/>
+        </w:rPr>
+        <w:br/>
+        <w:t>3</w:t>
+      </w:r>
+      <w:r>
+        <w:rPr>
+          <w:rFonts w:ascii="Arial" w:hAnsi="Arial" w:cs="Arial"/>
+          <w:sz w:val="20"/>
+        </w:rPr>
+        <w:t xml:space="preserve">5+ legacy BSS / OSS applications of several incumbent partners to two main future partners Infosys </w:t>
+      </w:r>
+      <w:r>
+        <w:rPr>
+          <w:rFonts w:ascii="Arial" w:hAnsi="Arial" w:cs="Arial"/>
+          <w:sz w:val="20"/>
+        </w:rPr>
+        <w:t xml:space="preserve">(for Development and Support) </w:t>
+      </w:r>
+      <w:r>
+        <w:rPr>
+          <w:rFonts w:ascii="Arial" w:hAnsi="Arial" w:cs="Arial"/>
+          <w:sz w:val="20"/>
+        </w:rPr>
+        <w:t>and Cognizant</w:t>
+      </w:r>
+      <w:r>
+        <w:rPr>
+          <w:rFonts w:ascii="Arial" w:hAnsi="Arial" w:cs="Arial"/>
+          <w:sz w:val="20"/>
+        </w:rPr>
+        <w:t xml:space="preserve"> (for </w:t>
+      </w:r>
+      <w:r>
+        <w:rPr>
+          <w:rFonts w:ascii="Arial" w:hAnsi="Arial" w:cs="Arial"/>
+          <w:sz w:val="20"/>
+        </w:rPr>
+        <w:t>T</w:t>
+      </w:r>
+      <w:r>
+        <w:rPr>
+          <w:rFonts w:ascii="Arial" w:hAnsi="Arial" w:cs="Arial"/>
+          <w:sz w:val="20"/>
+        </w:rPr>
+        <w:t>esting)</w:t>
+      </w:r>
+      <w:r>
+        <w:rPr>
+          <w:rFonts w:ascii="Arial" w:hAnsi="Arial" w:cs="Arial"/>
+          <w:sz w:val="20"/>
+        </w:rPr>
+        <w:t>. This program</w:t>
+      </w:r>
+      <w:r>
+        <w:rPr>
+          <w:rFonts w:ascii="Arial" w:hAnsi="Arial" w:cs="Arial"/>
+          <w:sz w:val="20"/>
+        </w:rPr>
+        <w:t>me</w:t>
+      </w:r>
+      <w:r>
+        <w:rPr>
+          <w:rFonts w:ascii="Arial" w:hAnsi="Arial" w:cs="Arial"/>
+          <w:sz w:val="20"/>
+        </w:rPr>
+        <w:t xml:space="preserve"> aim</w:t>
+      </w:r>
+      <w:r>
+        <w:rPr>
+          <w:rFonts w:ascii="Arial" w:hAnsi="Arial" w:cs="Arial"/>
+          <w:sz w:val="20"/>
+        </w:rPr>
+        <w:t>ed</w:t>
+      </w:r>
+      <w:r>
+        <w:rPr>
+          <w:rFonts w:ascii="Arial" w:hAnsi="Arial" w:cs="Arial"/>
+          <w:sz w:val="20"/>
+        </w:rPr>
+        <w:t xml:space="preserve"> to save 3</w:t>
+      </w:r>
+      <w:r>
+        <w:rPr>
+          <w:rFonts w:ascii="Arial" w:hAnsi="Arial" w:cs="Arial"/>
+          <w:sz w:val="20"/>
+        </w:rPr>
+        <w:t>3</w:t>
+      </w:r>
+      <w:r>
+        <w:rPr>
+          <w:rFonts w:ascii="Arial" w:hAnsi="Arial" w:cs="Arial"/>
+          <w:sz w:val="20"/>
+        </w:rPr>
+        <w:t>+</w:t>
+      </w:r>
+      <w:r>
+        <w:rPr>
+          <w:rFonts w:ascii="Arial" w:hAnsi="Arial" w:cs="Arial"/>
+          <w:sz w:val="20"/>
+        </w:rPr>
+        <w:t xml:space="preserve"> mio€ CAPEX over 5 years.</w:t>
+      </w:r>
+      <w:r>
+        <w:rPr>
+          <w:rFonts w:ascii="Arial" w:hAnsi="Arial" w:cs="Arial"/>
+          <w:sz w:val="20"/>
+        </w:rPr>
+        <w:t xml:space="preserve"> Reporting to the CTO and occasionally to the SLT of Telenet.</w:t>
       </w:r>
     </w:p>
     <w:p>
       <w:pPr>
         <w:pStyle w:val="ListParagraph"/>
+        <w:keepNext/>
+        <w:keepLines/>
         <w:numPr>
           <w:ilvl w:val="1"/>
           <w:numId w:val="5"/>
         </w:numPr>
         <w:spacing w:after="60" w:line="312" w:lineRule="auto"/>
+        <w:ind w:hanging="357"/>
         <w:contextualSpacing w:val="0"/>
         <w:jc w:val="both"/>
         <w:rPr>
@@ -3724,85 +4025,15 @@
           <w:rFonts w:ascii="Arial" w:hAnsi="Arial" w:cs="Arial"/>
           <w:sz w:val="20"/>
         </w:rPr>
-        <w:t>Popeye program</w:t>
-      </w:r>
-      <w:r>
-        <w:rPr>
-          <w:rFonts w:ascii="Arial" w:hAnsi="Arial" w:cs="Arial"/>
-          <w:sz w:val="20"/>
-        </w:rPr>
-        <w:t>me</w:t>
-      </w:r>
-      <w:r>
-        <w:rPr>
-          <w:rFonts w:ascii="Arial" w:hAnsi="Arial" w:cs="Arial"/>
-          <w:sz w:val="20"/>
-        </w:rPr>
-        <w:t xml:space="preserve"> – Managed the transition of 85+ Digital and Data resources and </w:t>
-      </w:r>
-      <w:r>
-        <w:rPr>
-          <w:rFonts w:ascii="Arial" w:hAnsi="Arial" w:cs="Arial"/>
-          <w:sz w:val="20"/>
-        </w:rPr>
-        <w:br/>
-        <w:t>3</w:t>
-      </w:r>
-      <w:r>
-        <w:rPr>
-          <w:rFonts w:ascii="Arial" w:hAnsi="Arial" w:cs="Arial"/>
-          <w:sz w:val="20"/>
-        </w:rPr>
-        <w:t xml:space="preserve">5+ legacy BSS / OSS applications of several incumbent partners to two main future partners Infosys </w:t>
-      </w:r>
-      <w:r>
-        <w:rPr>
-          <w:rFonts w:ascii="Arial" w:hAnsi="Arial" w:cs="Arial"/>
-          <w:sz w:val="20"/>
-        </w:rPr>
-        <w:t xml:space="preserve">(for Development and Support) </w:t>
-      </w:r>
-      <w:r>
-        <w:rPr>
-          <w:rFonts w:ascii="Arial" w:hAnsi="Arial" w:cs="Arial"/>
-          <w:sz w:val="20"/>
-        </w:rPr>
-        <w:t>and Cognizant</w:t>
-      </w:r>
-      <w:r>
-        <w:rPr>
-          <w:rFonts w:ascii="Arial" w:hAnsi="Arial" w:cs="Arial"/>
-          <w:sz w:val="20"/>
-        </w:rPr>
-        <w:t xml:space="preserve"> (for </w:t>
-      </w:r>
-      <w:r>
-        <w:rPr>
-          <w:rFonts w:ascii="Arial" w:hAnsi="Arial" w:cs="Arial"/>
-          <w:sz w:val="20"/>
-        </w:rPr>
-        <w:t>T</w:t>
-      </w:r>
-      <w:r>
-        <w:rPr>
-          <w:rFonts w:ascii="Arial" w:hAnsi="Arial" w:cs="Arial"/>
-          <w:sz w:val="20"/>
-        </w:rPr>
-        <w:t>esting)</w:t>
-      </w:r>
-      <w:r>
-        <w:rPr>
-          <w:rFonts w:ascii="Arial" w:hAnsi="Arial" w:cs="Arial"/>
-          <w:sz w:val="20"/>
-        </w:rPr>
-        <w:t>. This program</w:t>
-      </w:r>
-      <w:r>
-        <w:rPr>
-          <w:rFonts w:ascii="Arial" w:hAnsi="Arial" w:cs="Arial"/>
-          <w:sz w:val="20"/>
-        </w:rPr>
-        <w:t>me</w:t>
+        <w:lastRenderedPageBreak/>
+        <w:t xml:space="preserve">Dependencies on Commercial WholeSale </w:t>
+      </w:r>
+      <w:r>
+        <w:rPr>
+          <w:rFonts w:ascii="Arial" w:hAnsi="Arial" w:cs="Arial"/>
+          <w:sz w:val="20"/>
+        </w:rPr>
+        <w:t>(‘DoC WHS’)</w:t>
       </w:r>
       <w:r>
         <w:rPr>
@@ -3811,135 +4042,25 @@
         </w:rPr>
         <w:t xml:space="preserve"> </w:t>
       </w:r>
-      <w:proofErr w:type="gramStart"/>
-      <w:r>
-        <w:rPr>
-          <w:rFonts w:ascii="Arial" w:hAnsi="Arial" w:cs="Arial"/>
-          <w:sz w:val="20"/>
-        </w:rPr>
-        <w:t>aim</w:t>
-      </w:r>
-      <w:r>
-        <w:rPr>
-          <w:rFonts w:ascii="Arial" w:hAnsi="Arial" w:cs="Arial"/>
-          <w:sz w:val="20"/>
-        </w:rPr>
-        <w:t>ed</w:t>
-      </w:r>
-      <w:proofErr w:type="gramEnd"/>
-      <w:r>
-        <w:rPr>
-          <w:rFonts w:ascii="Arial" w:hAnsi="Arial" w:cs="Arial"/>
-          <w:sz w:val="20"/>
-        </w:rPr>
-        <w:t xml:space="preserve"> to save 3</w:t>
-      </w:r>
-      <w:r>
-        <w:rPr>
-          <w:rFonts w:ascii="Arial" w:hAnsi="Arial" w:cs="Arial"/>
-          <w:sz w:val="20"/>
-        </w:rPr>
-        <w:t>3</w:t>
-      </w:r>
-      <w:r>
-        <w:rPr>
-          <w:rFonts w:ascii="Arial" w:hAnsi="Arial" w:cs="Arial"/>
-          <w:sz w:val="20"/>
-        </w:rPr>
-        <w:t>+</w:t>
-      </w:r>
-      <w:r>
-        <w:rPr>
-          <w:rFonts w:ascii="Arial" w:hAnsi="Arial" w:cs="Arial"/>
-          <w:sz w:val="20"/>
-        </w:rPr>
-        <w:t xml:space="preserve"> mio€ CAPEX over 5 years.</w:t>
-      </w:r>
-      <w:r>
-        <w:rPr>
-          <w:rFonts w:ascii="Arial" w:hAnsi="Arial" w:cs="Arial"/>
-          <w:sz w:val="20"/>
-        </w:rPr>
-        <w:t xml:space="preserve"> Reporting to the CTO and occasionally to the SLT of Telenet.</w:t>
+      <w:r>
+        <w:rPr>
+          <w:rFonts w:ascii="Arial" w:hAnsi="Arial" w:cs="Arial"/>
+          <w:sz w:val="20"/>
+        </w:rPr>
+        <w:t>programme</w:t>
       </w:r>
     </w:p>
     <w:p>
       <w:pPr>
         <w:pStyle w:val="ListParagraph"/>
-        <w:numPr>
-          <w:ilvl w:val="1"/>
-          <w:numId w:val="5"/>
-        </w:numPr>
-        <w:spacing w:after="60" w:line="312" w:lineRule="auto"/>
-        <w:contextualSpacing w:val="0"/>
-        <w:jc w:val="both"/>
-        <w:rPr>
-          <w:rFonts w:ascii="Arial" w:hAnsi="Arial" w:cs="Arial"/>
-          <w:sz w:val="20"/>
-        </w:rPr>
-      </w:pPr>
-      <w:proofErr w:type="gramStart"/>
-      <w:r>
-        <w:rPr>
-          <w:rFonts w:ascii="Arial" w:hAnsi="Arial" w:cs="Arial"/>
-          <w:sz w:val="20"/>
-        </w:rPr>
-        <w:t>Dependencies</w:t>
-      </w:r>
-      <w:proofErr w:type="gramEnd"/>
-      <w:r>
-        <w:rPr>
-          <w:rFonts w:ascii="Arial" w:hAnsi="Arial" w:cs="Arial"/>
-          <w:sz w:val="20"/>
-        </w:rPr>
-        <w:t xml:space="preserve"> on Commercial </w:t>
-      </w:r>
-      <w:proofErr w:type="gramStart"/>
-      <w:r>
-        <w:rPr>
-          <w:rFonts w:ascii="Arial" w:hAnsi="Arial" w:cs="Arial"/>
-          <w:sz w:val="20"/>
-        </w:rPr>
-        <w:t xml:space="preserve">WholeSale </w:t>
-      </w:r>
-      <w:r>
-        <w:rPr>
-          <w:rFonts w:ascii="Arial" w:hAnsi="Arial" w:cs="Arial"/>
-          <w:sz w:val="20"/>
-        </w:rPr>
-        <w:t>(‘</w:t>
-      </w:r>
-      <w:proofErr w:type="gramEnd"/>
-      <w:r>
-        <w:rPr>
-          <w:rFonts w:ascii="Arial" w:hAnsi="Arial" w:cs="Arial"/>
-          <w:sz w:val="20"/>
-        </w:rPr>
-        <w:t>DoC WHS’)</w:t>
-      </w:r>
-      <w:r>
-        <w:rPr>
-          <w:rFonts w:ascii="Arial" w:hAnsi="Arial" w:cs="Arial"/>
-          <w:sz w:val="20"/>
-        </w:rPr>
-        <w:t xml:space="preserve"> </w:t>
-      </w:r>
-      <w:r>
-        <w:rPr>
-          <w:rFonts w:ascii="Arial" w:hAnsi="Arial" w:cs="Arial"/>
-          <w:sz w:val="20"/>
-        </w:rPr>
-        <w:t>programme</w:t>
-      </w:r>
-    </w:p>
-    <w:p>
-      <w:pPr>
-        <w:pStyle w:val="ListParagraph"/>
+        <w:keepNext/>
+        <w:keepLines/>
         <w:numPr>
           <w:ilvl w:val="2"/>
           <w:numId w:val="5"/>
         </w:numPr>
         <w:spacing w:after="60" w:line="312" w:lineRule="auto"/>
+        <w:ind w:hanging="357"/>
         <w:contextualSpacing w:val="0"/>
         <w:jc w:val="both"/>
         <w:rPr>
@@ -4091,11 +4212,14 @@
     <w:p>
       <w:pPr>
         <w:pStyle w:val="ListParagraph"/>
+        <w:keepNext/>
+        <w:keepLines/>
         <w:numPr>
           <w:ilvl w:val="2"/>
           <w:numId w:val="5"/>
         </w:numPr>
         <w:spacing w:after="60" w:line="312" w:lineRule="auto"/>
+        <w:ind w:hanging="357"/>
         <w:contextualSpacing w:val="0"/>
         <w:jc w:val="both"/>
         <w:rPr>
@@ -4178,24 +4302,7 @@
           <w:rFonts w:ascii="Arial" w:hAnsi="Arial" w:cs="Arial"/>
           <w:sz w:val="20"/>
         </w:rPr>
-        <w:t xml:space="preserve">migration of Base </w:t>
-      </w:r>
-      <w:proofErr w:type="gramStart"/>
-      <w:r>
-        <w:rPr>
-          <w:rFonts w:ascii="Arial" w:hAnsi="Arial" w:cs="Arial"/>
-          <w:sz w:val="20"/>
-        </w:rPr>
-        <w:lastRenderedPageBreak/>
-        <w:t>Pre Paid</w:t>
-      </w:r>
-      <w:proofErr w:type="gramEnd"/>
-      <w:r>
-        <w:rPr>
-          <w:rFonts w:ascii="Arial" w:hAnsi="Arial" w:cs="Arial"/>
-          <w:sz w:val="20"/>
-        </w:rPr>
-        <w:t>, Post Paid and B2B customers to the new integrated</w:t>
+        <w:t>migration of Base Pre Paid, Post Paid and B2B customers to the new integrated</w:t>
       </w:r>
       <w:r>
         <w:rPr>
@@ -4209,39 +4316,14 @@
           <w:rFonts w:ascii="Arial" w:hAnsi="Arial" w:cs="Arial"/>
           <w:sz w:val="20"/>
         </w:rPr>
-        <w:t xml:space="preserve">Telenet / BASE IT </w:t>
-      </w:r>
-      <w:proofErr w:type="gramStart"/>
-      <w:r>
-        <w:rPr>
-          <w:rFonts w:ascii="Arial" w:hAnsi="Arial" w:cs="Arial"/>
-          <w:sz w:val="20"/>
-        </w:rPr>
-        <w:t>stack (‘</w:t>
-      </w:r>
-      <w:proofErr w:type="gramEnd"/>
-      <w:r>
-        <w:rPr>
-          <w:rFonts w:ascii="Arial" w:hAnsi="Arial" w:cs="Arial"/>
-          <w:sz w:val="20"/>
-        </w:rPr>
-        <w:t xml:space="preserve">Origin’). This programme </w:t>
-      </w:r>
-      <w:proofErr w:type="gramStart"/>
-      <w:r>
-        <w:rPr>
-          <w:rFonts w:ascii="Arial" w:hAnsi="Arial" w:cs="Arial"/>
-          <w:sz w:val="20"/>
-        </w:rPr>
-        <w:t>realized</w:t>
-      </w:r>
-      <w:proofErr w:type="gramEnd"/>
-      <w:r>
-        <w:rPr>
-          <w:rFonts w:ascii="Arial" w:hAnsi="Arial" w:cs="Arial"/>
-          <w:sz w:val="20"/>
-        </w:rPr>
-        <w:t xml:space="preserve"> </w:t>
+        <w:t xml:space="preserve">Telenet / BASE IT stack (‘Origin’). This programme </w:t>
+      </w:r>
+      <w:r>
+        <w:rPr>
+          <w:rFonts w:ascii="Arial" w:hAnsi="Arial" w:cs="Arial"/>
+          <w:sz w:val="20"/>
+        </w:rPr>
+        <w:t xml:space="preserve">realized </w:t>
       </w:r>
       <w:r>
         <w:rPr>
@@ -4369,27 +4451,6 @@
           <w:rFonts w:ascii="Arial" w:hAnsi="Arial" w:cs="Arial"/>
           <w:sz w:val="20"/>
         </w:rPr>
-        <w:t>Telenet – introduc</w:t>
-      </w:r>
-      <w:r>
-        <w:rPr>
-          <w:rFonts w:ascii="Arial" w:hAnsi="Arial" w:cs="Arial"/>
-          <w:sz w:val="20"/>
-        </w:rPr>
-        <w:t xml:space="preserve">tion of </w:t>
-      </w:r>
-      <w:r>
-        <w:rPr>
-          <w:rFonts w:ascii="Arial" w:hAnsi="Arial" w:cs="Arial"/>
-          <w:sz w:val="20"/>
-        </w:rPr>
-        <w:t xml:space="preserve">new EECC regulatory requirements for Card Stop and Number Portability, </w:t>
-      </w:r>
-      <w:r>
-        <w:rPr>
-          <w:rFonts w:ascii="Arial" w:hAnsi="Arial" w:cs="Arial"/>
-          <w:sz w:val="20"/>
-        </w:rPr>
         <w:t>Telenet</w:t>
       </w:r>
       <w:r>
@@ -4742,7 +4803,6 @@
           <w:szCs w:val="19"/>
         </w:rPr>
       </w:pPr>
-      <w:proofErr w:type="gramStart"/>
       <w:r>
         <w:rPr>
           <w:rFonts w:ascii="Arial" w:hAnsi="Arial" w:cs="Arial"/>
@@ -4751,9 +4811,8 @@
           <w:sz w:val="20"/>
           <w:szCs w:val="19"/>
         </w:rPr>
-        <w:t>PEOPLE</w:t>
-      </w:r>
-      <w:proofErr w:type="gramEnd"/>
+        <w:t xml:space="preserve">PEOPLE MANAGER / </w:t>
+      </w:r>
       <w:r>
         <w:rPr>
           <w:rFonts w:ascii="Arial" w:hAnsi="Arial" w:cs="Arial"/>
@@ -4762,39 +4821,7 @@
           <w:sz w:val="20"/>
           <w:szCs w:val="19"/>
         </w:rPr>
-        <w:t xml:space="preserve"> MANAGER / </w:t>
-      </w:r>
-      <w:r>
-        <w:rPr>
-          <w:rFonts w:ascii="Arial" w:hAnsi="Arial" w:cs="Arial"/>
-          <w:b/>
-          <w:i/>
-          <w:sz w:val="20"/>
-          <w:szCs w:val="19"/>
-        </w:rPr>
-        <w:t xml:space="preserve">TEAM LEADER / PROFESSIONAL </w:t>
-      </w:r>
-      <w:proofErr w:type="gramStart"/>
-      <w:r>
-        <w:rPr>
-          <w:rFonts w:ascii="Arial" w:hAnsi="Arial" w:cs="Arial"/>
-          <w:b/>
-          <w:i/>
-          <w:sz w:val="20"/>
-          <w:szCs w:val="19"/>
-        </w:rPr>
-        <w:t>SERVICES</w:t>
-      </w:r>
-      <w:proofErr w:type="gramEnd"/>
-      <w:r>
-        <w:rPr>
-          <w:rFonts w:ascii="Arial" w:hAnsi="Arial" w:cs="Arial"/>
-          <w:b/>
-          <w:i/>
-          <w:sz w:val="20"/>
-          <w:szCs w:val="19"/>
-        </w:rPr>
-        <w:t xml:space="preserve"> MANAGER</w:t>
+        <w:t>TEAM LEADER / PROFESSIONAL SERVICES MANAGER</w:t>
       </w:r>
     </w:p>
     <w:p>
@@ -4925,23 +4952,7 @@
           <w:rFonts w:ascii="Arial" w:hAnsi="Arial" w:cs="Arial"/>
           <w:sz w:val="20"/>
         </w:rPr>
-        <w:t xml:space="preserve">Responsible for Hiring, Training, Firing, Communicating, Organizing, Controlling, Planning and Evaluating of </w:t>
-      </w:r>
-      <w:proofErr w:type="gramStart"/>
-      <w:r>
-        <w:rPr>
-          <w:rFonts w:ascii="Arial" w:hAnsi="Arial" w:cs="Arial"/>
-          <w:sz w:val="20"/>
-        </w:rPr>
-        <w:t>above</w:t>
-      </w:r>
-      <w:proofErr w:type="gramEnd"/>
-      <w:r>
-        <w:rPr>
-          <w:rFonts w:ascii="Arial" w:hAnsi="Arial" w:cs="Arial"/>
-          <w:sz w:val="20"/>
-        </w:rPr>
-        <w:t xml:space="preserve"> teams</w:t>
+        <w:t>Responsible for Hiring, Training, Firing, Communicating, Organizing, Controlling, Planning and Evaluating of above teams</w:t>
       </w:r>
       <w:r>
         <w:rPr>
@@ -5087,30 +5098,14 @@
           <w:rFonts w:ascii="Arial" w:hAnsi="Arial" w:cs="Arial"/>
           <w:sz w:val="20"/>
         </w:rPr>
-        <w:t xml:space="preserve">understand the current business </w:t>
-      </w:r>
-      <w:proofErr w:type="gramStart"/>
-      <w:r>
-        <w:rPr>
-          <w:rFonts w:ascii="Arial" w:hAnsi="Arial" w:cs="Arial"/>
-          <w:sz w:val="20"/>
-        </w:rPr>
-        <w:t xml:space="preserve">needs </w:t>
-      </w:r>
-      <w:r>
-        <w:rPr>
-          <w:rFonts w:ascii="Arial" w:hAnsi="Arial" w:cs="Arial"/>
-          <w:sz w:val="20"/>
-        </w:rPr>
-        <w:t>/</w:t>
-      </w:r>
-      <w:proofErr w:type="gramEnd"/>
-      <w:r>
-        <w:rPr>
-          <w:rFonts w:ascii="Arial" w:hAnsi="Arial" w:cs="Arial"/>
-          <w:sz w:val="20"/>
-        </w:rPr>
-        <w:t xml:space="preserve"> issues </w:t>
+        <w:t xml:space="preserve">understand the current business needs </w:t>
+      </w:r>
+      <w:r>
+        <w:rPr>
+          <w:rFonts w:ascii="Arial" w:hAnsi="Arial" w:cs="Arial"/>
+          <w:sz w:val="20"/>
+        </w:rPr>
+        <w:t xml:space="preserve">/ issues </w:t>
       </w:r>
       <w:r>
         <w:rPr>
@@ -5155,39 +5150,7 @@
           <w:rFonts w:ascii="Arial" w:hAnsi="Arial" w:cs="Arial"/>
           <w:sz w:val="20"/>
         </w:rPr>
-        <w:t xml:space="preserve">, provide shadowing opportunities, </w:t>
-      </w:r>
-      <w:proofErr w:type="gramStart"/>
-      <w:r>
-        <w:rPr>
-          <w:rFonts w:ascii="Arial" w:hAnsi="Arial" w:cs="Arial"/>
-          <w:sz w:val="20"/>
-        </w:rPr>
-        <w:t>ensured</w:t>
-      </w:r>
-      <w:proofErr w:type="gramEnd"/>
-      <w:r>
-        <w:rPr>
-          <w:rFonts w:ascii="Arial" w:hAnsi="Arial" w:cs="Arial"/>
-          <w:sz w:val="20"/>
-        </w:rPr>
-        <w:t xml:space="preserve"> </w:t>
-      </w:r>
-      <w:proofErr w:type="gramStart"/>
-      <w:r>
-        <w:rPr>
-          <w:rFonts w:ascii="Arial" w:hAnsi="Arial" w:cs="Arial"/>
-          <w:sz w:val="20"/>
-        </w:rPr>
-        <w:t>backlog</w:t>
-      </w:r>
-      <w:proofErr w:type="gramEnd"/>
-      <w:r>
-        <w:rPr>
-          <w:rFonts w:ascii="Arial" w:hAnsi="Arial" w:cs="Arial"/>
-          <w:sz w:val="20"/>
-        </w:rPr>
-        <w:t xml:space="preserve"> was controlled</w:t>
+        <w:t>, provide shadowing opportunities, ensured backlog was controlled</w:t>
       </w:r>
       <w:r>
         <w:rPr>
@@ -5218,30 +5181,14 @@
           <w:rFonts w:ascii="Arial" w:hAnsi="Arial" w:cs="Arial"/>
           <w:sz w:val="20"/>
         </w:rPr>
-        <w:t xml:space="preserve">Key customers </w:t>
-      </w:r>
-      <w:proofErr w:type="gramStart"/>
-      <w:r>
-        <w:rPr>
-          <w:rFonts w:ascii="Arial" w:hAnsi="Arial" w:cs="Arial"/>
-          <w:sz w:val="20"/>
-        </w:rPr>
-        <w:t xml:space="preserve">included </w:t>
-      </w:r>
-      <w:r>
-        <w:rPr>
-          <w:rFonts w:ascii="Arial" w:hAnsi="Arial" w:cs="Arial"/>
-          <w:sz w:val="20"/>
-        </w:rPr>
-        <w:t>were</w:t>
-      </w:r>
-      <w:proofErr w:type="gramEnd"/>
-      <w:r>
-        <w:rPr>
-          <w:rFonts w:ascii="Arial" w:hAnsi="Arial" w:cs="Arial"/>
-          <w:sz w:val="20"/>
-        </w:rPr>
-        <w:t xml:space="preserve"> </w:t>
+        <w:t xml:space="preserve">Key customers included </w:t>
+      </w:r>
+      <w:r>
+        <w:rPr>
+          <w:rFonts w:ascii="Arial" w:hAnsi="Arial" w:cs="Arial"/>
+          <w:sz w:val="20"/>
+        </w:rPr>
+        <w:t xml:space="preserve">were </w:t>
       </w:r>
       <w:r>
         <w:rPr>
@@ -5363,6 +5310,7 @@
           <w:sz w:val="20"/>
           <w:szCs w:val="19"/>
         </w:rPr>
+        <w:lastRenderedPageBreak/>
         <w:t>BUSINESS DEVELOPMENT</w:t>
       </w:r>
       <w:r>
@@ -5504,24 +5452,7 @@
           <w:rFonts w:ascii="Arial" w:hAnsi="Arial" w:cs="Arial"/>
           <w:sz w:val="20"/>
         </w:rPr>
-        <w:lastRenderedPageBreak/>
-        <w:t xml:space="preserve">Worked with NetApp partners to ensure joined customer successes through common </w:t>
-      </w:r>
-      <w:proofErr w:type="gramStart"/>
-      <w:r>
-        <w:rPr>
-          <w:rFonts w:ascii="Arial" w:hAnsi="Arial" w:cs="Arial"/>
-          <w:sz w:val="20"/>
-        </w:rPr>
-        <w:t>engagements (‘</w:t>
-      </w:r>
-      <w:proofErr w:type="gramEnd"/>
-      <w:r>
-        <w:rPr>
-          <w:rFonts w:ascii="Arial" w:hAnsi="Arial" w:cs="Arial"/>
-          <w:sz w:val="20"/>
-        </w:rPr>
-        <w:t>Design - Execute - Verify’ methodology)</w:t>
+        <w:t>Worked with NetApp partners to ensure joined customer successes through common engagements (‘Design - Execute - Verify’ methodology)</w:t>
       </w:r>
       <w:r>
         <w:rPr>
@@ -5822,17 +5753,8 @@
           <w:rFonts w:ascii="Arial" w:hAnsi="Arial" w:cs="Arial"/>
           <w:sz w:val="20"/>
         </w:rPr>
-        <w:t xml:space="preserve">Leadership and </w:t>
-      </w:r>
-      <w:proofErr w:type="gramStart"/>
-      <w:r>
-        <w:rPr>
-          <w:rFonts w:ascii="Arial" w:hAnsi="Arial" w:cs="Arial"/>
-          <w:sz w:val="20"/>
-        </w:rPr>
-        <w:t>vision</w:t>
-      </w:r>
-      <w:proofErr w:type="gramEnd"/>
+        <w:t>Leadership and vision</w:t>
+      </w:r>
       <w:r>
         <w:rPr>
           <w:rFonts w:ascii="Arial" w:hAnsi="Arial" w:cs="Arial"/>
@@ -6309,9 +6231,6 @@
           <w:tab w:val="left" w:pos="8337"/>
         </w:tabs>
       </w:pPr>
-      <w:r>
-        <w:tab/>
-      </w:r>
     </w:p>
     <w:p>
       <w:pPr>
@@ -6403,7 +6322,6 @@
         </w:rPr>
         <w:t xml:space="preserve"> </w:t>
       </w:r>
-      <w:proofErr w:type="gramStart"/>
       <w:r>
         <w:rPr>
           <w:rFonts w:ascii="Arial" w:hAnsi="Arial" w:cs="Arial"/>
@@ -6422,9 +6340,8 @@
           <w:szCs w:val="20"/>
           <w:lang w:val="nl-BE"/>
         </w:rPr>
-        <w:t>s /</w:t>
-      </w:r>
-      <w:proofErr w:type="gramEnd"/>
+        <w:t xml:space="preserve">s / </w:t>
+      </w:r>
       <w:r>
         <w:rPr>
           <w:rFonts w:ascii="Arial" w:hAnsi="Arial" w:cs="Arial"/>
@@ -6433,7 +6350,7 @@
           <w:szCs w:val="20"/>
           <w:lang w:val="nl-BE"/>
         </w:rPr>
-        <w:t xml:space="preserve"> </w:t>
+        <w:t>Industrieel Ingenieur Elektronica</w:t>
       </w:r>
       <w:r>
         <w:rPr>
@@ -6443,7 +6360,7 @@
           <w:szCs w:val="20"/>
           <w:lang w:val="nl-BE"/>
         </w:rPr>
-        <w:t>Industrieel Ingenieur Elektronica</w:t>
+        <w:t xml:space="preserve"> (</w:t>
       </w:r>
       <w:r>
         <w:rPr>
@@ -6453,7 +6370,7 @@
           <w:szCs w:val="20"/>
           <w:lang w:val="nl-BE"/>
         </w:rPr>
-        <w:t xml:space="preserve"> (</w:t>
+        <w:t>HW-engineering</w:t>
       </w:r>
       <w:r>
         <w:rPr>
@@ -6463,17 +6380,91 @@
           <w:szCs w:val="20"/>
           <w:lang w:val="nl-BE"/>
         </w:rPr>
-        <w:t>HW-engineering</w:t>
-      </w:r>
-      <w:r>
-        <w:rPr>
-          <w:rFonts w:ascii="Arial" w:hAnsi="Arial" w:cs="Arial"/>
-          <w:b/>
+        <w:t>)</w:t>
+      </w:r>
+    </w:p>
+    <w:p>
+      <w:pPr>
+        <w:pStyle w:val="DefaultText"/>
+        <w:jc w:val="center"/>
+        <w:rPr>
+          <w:rFonts w:ascii="Arial" w:hAnsi="Arial" w:cs="Arial"/>
           <w:sz w:val="20"/>
           <w:szCs w:val="20"/>
           <w:lang w:val="nl-BE"/>
         </w:rPr>
-        <w:t>)</w:t>
+      </w:pPr>
+      <w:r>
+        <w:rPr>
+          <w:rFonts w:ascii="Arial" w:hAnsi="Arial" w:cs="Arial"/>
+          <w:sz w:val="20"/>
+          <w:szCs w:val="20"/>
+          <w:lang w:val="nl-BE"/>
+        </w:rPr>
+        <w:t>Stedeli</w:t>
+      </w:r>
+      <w:r>
+        <w:rPr>
+          <w:rFonts w:ascii="Arial" w:hAnsi="Arial" w:cs="Arial"/>
+          <w:sz w:val="20"/>
+          <w:szCs w:val="20"/>
+          <w:lang w:val="nl-BE"/>
+        </w:rPr>
+        <w:t>j</w:t>
+      </w:r>
+      <w:r>
+        <w:rPr>
+          <w:rFonts w:ascii="Arial" w:hAnsi="Arial" w:cs="Arial"/>
+          <w:sz w:val="20"/>
+          <w:szCs w:val="20"/>
+          <w:lang w:val="nl-BE"/>
+        </w:rPr>
+        <w:t xml:space="preserve">ke </w:t>
+      </w:r>
+      <w:r>
+        <w:rPr>
+          <w:rFonts w:ascii="Arial" w:hAnsi="Arial" w:cs="Arial"/>
+          <w:sz w:val="20"/>
+          <w:szCs w:val="20"/>
+          <w:lang w:val="nl-BE"/>
+        </w:rPr>
+        <w:t xml:space="preserve">Industriele </w:t>
+      </w:r>
+      <w:r>
+        <w:rPr>
+          <w:rFonts w:ascii="Arial" w:hAnsi="Arial" w:cs="Arial"/>
+          <w:sz w:val="20"/>
+          <w:szCs w:val="20"/>
+          <w:lang w:val="nl-BE"/>
+        </w:rPr>
+        <w:t>Hogeschool Antwerpen</w:t>
+      </w:r>
+      <w:r>
+        <w:rPr>
+          <w:rFonts w:ascii="Arial" w:hAnsi="Arial" w:cs="Arial"/>
+          <w:sz w:val="20"/>
+          <w:szCs w:val="20"/>
+          <w:lang w:val="nl-BE"/>
+        </w:rPr>
+        <w:t xml:space="preserve">, </w:t>
+      </w:r>
+      <w:r>
+        <w:rPr>
+          <w:rFonts w:ascii="Arial" w:hAnsi="Arial" w:cs="Arial"/>
+          <w:sz w:val="20"/>
+          <w:szCs w:val="20"/>
+          <w:lang w:val="nl-BE"/>
+        </w:rPr>
+        <w:t xml:space="preserve">1990, </w:t>
+      </w:r>
+      <w:r>
+        <w:rPr>
+          <w:rFonts w:ascii="Arial" w:hAnsi="Arial" w:cs="Arial"/>
+          <w:sz w:val="20"/>
+          <w:szCs w:val="20"/>
+          <w:lang w:val="nl-BE"/>
+        </w:rPr>
+        <w:t>met onderscheiding</w:t>
       </w:r>
     </w:p>
     <w:p>
@@ -6490,11 +6481,12 @@
       <w:r>
         <w:rPr>
           <w:rFonts w:ascii="Arial" w:hAnsi="Arial" w:cs="Arial"/>
+          <w:b/>
           <w:sz w:val="20"/>
           <w:szCs w:val="20"/>
           <w:lang w:val="nl-BE"/>
         </w:rPr>
-        <w:t>Stedeli</w:t>
+        <w:t xml:space="preserve">Industriele Wetenschappen, </w:t>
       </w:r>
       <w:r>
         <w:rPr>
@@ -6503,104 +6495,14 @@
           <w:szCs w:val="20"/>
           <w:lang w:val="nl-BE"/>
         </w:rPr>
-        <w:t>j</w:t>
-      </w:r>
-      <w:r>
-        <w:rPr>
-          <w:rFonts w:ascii="Arial" w:hAnsi="Arial" w:cs="Arial"/>
-          <w:sz w:val="20"/>
-          <w:szCs w:val="20"/>
-          <w:lang w:val="nl-BE"/>
-        </w:rPr>
-        <w:t xml:space="preserve">ke </w:t>
-      </w:r>
-      <w:r>
-        <w:rPr>
-          <w:rFonts w:ascii="Arial" w:hAnsi="Arial" w:cs="Arial"/>
-          <w:sz w:val="20"/>
-          <w:szCs w:val="20"/>
-          <w:lang w:val="nl-BE"/>
-        </w:rPr>
-        <w:t xml:space="preserve">Industriele </w:t>
-      </w:r>
-      <w:r>
-        <w:rPr>
-          <w:rFonts w:ascii="Arial" w:hAnsi="Arial" w:cs="Arial"/>
-          <w:sz w:val="20"/>
-          <w:szCs w:val="20"/>
-          <w:lang w:val="nl-BE"/>
-        </w:rPr>
-        <w:t>Hogeschool Antwerpen</w:t>
-      </w:r>
-      <w:r>
-        <w:rPr>
-          <w:rFonts w:ascii="Arial" w:hAnsi="Arial" w:cs="Arial"/>
-          <w:sz w:val="20"/>
-          <w:szCs w:val="20"/>
-          <w:lang w:val="nl-BE"/>
-        </w:rPr>
-        <w:t xml:space="preserve">, </w:t>
-      </w:r>
-      <w:r>
-        <w:rPr>
-          <w:rFonts w:ascii="Arial" w:hAnsi="Arial" w:cs="Arial"/>
-          <w:sz w:val="20"/>
-          <w:szCs w:val="20"/>
-          <w:lang w:val="nl-BE"/>
-        </w:rPr>
-        <w:t xml:space="preserve">1990, </w:t>
-      </w:r>
-      <w:r>
-        <w:rPr>
-          <w:rFonts w:ascii="Arial" w:hAnsi="Arial" w:cs="Arial"/>
-          <w:sz w:val="20"/>
-          <w:szCs w:val="20"/>
-          <w:lang w:val="nl-BE"/>
-        </w:rPr>
-        <w:t>met onderscheiding</w:t>
+        <w:t>SISO Paardenmarkt Antwerpen</w:t>
       </w:r>
     </w:p>
     <w:p>
       <w:pPr>
-        <w:pStyle w:val="DefaultText"/>
-        <w:jc w:val="center"/>
-        <w:rPr>
-          <w:rFonts w:ascii="Arial" w:hAnsi="Arial" w:cs="Arial"/>
-          <w:sz w:val="20"/>
-          <w:szCs w:val="20"/>
-          <w:lang w:val="nl-BE"/>
-        </w:rPr>
-      </w:pPr>
-      <w:r>
-        <w:rPr>
-          <w:rFonts w:ascii="Arial" w:hAnsi="Arial" w:cs="Arial"/>
-          <w:b/>
-          <w:sz w:val="20"/>
-          <w:szCs w:val="20"/>
-          <w:lang w:val="nl-BE"/>
-        </w:rPr>
-        <w:t xml:space="preserve">Industriele Wetenschappen, </w:t>
-      </w:r>
-      <w:r>
-        <w:rPr>
-          <w:rFonts w:ascii="Arial" w:hAnsi="Arial" w:cs="Arial"/>
-          <w:sz w:val="20"/>
-          <w:szCs w:val="20"/>
-          <w:lang w:val="nl-BE"/>
-        </w:rPr>
-        <w:t>SISO Paardenmarkt Antwerpen</w:t>
-      </w:r>
-    </w:p>
-    <w:p>
-      <w:pPr>
-        <w:rPr>
-          <w:lang w:val="nl-BE"/>
-        </w:rPr>
-      </w:pPr>
-    </w:p>
-    <w:p>
-      <w:pPr>
-        <w:rPr>
+        <w:rPr>
+          <w:sz w:val="36"/>
+          <w:szCs w:val="28"/>
           <w:lang w:val="nl-BE"/>
         </w:rPr>
       </w:pPr>
@@ -6841,8 +6743,14 @@
         <w:t xml:space="preserve"> (CEFR B2)</w:t>
       </w:r>
     </w:p>
-    <w:p/>
-    <w:p/>
+    <w:p>
+      <w:pPr>
+        <w:rPr>
+          <w:sz w:val="36"/>
+          <w:szCs w:val="28"/>
+        </w:rPr>
+      </w:pPr>
+    </w:p>
     <w:p>
       <w:pPr>
         <w:pStyle w:val="Header"/>
@@ -6976,7 +6884,6 @@
         </w:rPr>
         <w:t xml:space="preserve">MS Office applications, </w:t>
       </w:r>
-      <w:proofErr w:type="gramStart"/>
       <w:r>
         <w:rPr>
           <w:rFonts w:ascii="Arial" w:hAnsi="Arial" w:cs="Arial"/>
@@ -6984,17 +6891,7 @@
           <w:szCs w:val="19"/>
           <w:lang w:eastAsia="en-GB"/>
         </w:rPr>
-        <w:t>Very</w:t>
-      </w:r>
-      <w:proofErr w:type="gramEnd"/>
-      <w:r>
-        <w:rPr>
-          <w:rFonts w:ascii="Arial" w:hAnsi="Arial" w:cs="Arial"/>
-          <w:sz w:val="20"/>
-          <w:szCs w:val="19"/>
-          <w:lang w:eastAsia="en-GB"/>
-        </w:rPr>
-        <w:t xml:space="preserve"> g</w:t>
+        <w:t>Very g</w:t>
       </w:r>
       <w:r>
         <w:rPr>
@@ -7423,7 +7320,7 @@
         <w:rFonts w:ascii="Arial" w:hAnsi="Arial" w:cs="Arial"/>
         <w:sz w:val="12"/>
       </w:rPr>
-      <w:t>7</w:t>
+      <w:t>8</w:t>
     </w:r>
     <w:r>
       <w:rPr>
@@ -7437,14 +7334,28 @@
         <w:rFonts w:ascii="Arial" w:hAnsi="Arial" w:cs="Arial"/>
         <w:sz w:val="12"/>
       </w:rPr>
-      <w:t>, May</w:t>
+      <w:t xml:space="preserve">, </w:t>
     </w:r>
     <w:r>
       <w:rPr>
         <w:rFonts w:ascii="Arial" w:hAnsi="Arial" w:cs="Arial"/>
         <w:sz w:val="12"/>
       </w:rPr>
-      <w:t xml:space="preserve"> ‘25</w:t>
+      <w:t>Feb</w:t>
+    </w:r>
+    <w:r>
+      <w:rPr>
+        <w:rFonts w:ascii="Arial" w:hAnsi="Arial" w:cs="Arial"/>
+        <w:sz w:val="12"/>
+      </w:rPr>
+      <w:t xml:space="preserve"> ‘2</w:t>
+    </w:r>
+    <w:r>
+      <w:rPr>
+        <w:rFonts w:ascii="Arial" w:hAnsi="Arial" w:cs="Arial"/>
+        <w:sz w:val="12"/>
+      </w:rPr>
+      <w:t>6</w:t>
     </w:r>
     <w:r>
       <w:rPr>
@@ -7584,7 +7495,7 @@
         <w:rFonts w:ascii="Arial" w:hAnsi="Arial" w:cs="Arial"/>
         <w:sz w:val="12"/>
       </w:rPr>
-      <w:t>7</w:t>
+      <w:t>8</w:t>
     </w:r>
     <w:r>
       <w:rPr>
@@ -7598,14 +7509,28 @@
         <w:rFonts w:ascii="Arial" w:hAnsi="Arial" w:cs="Arial"/>
         <w:sz w:val="12"/>
       </w:rPr>
-      <w:t>, May</w:t>
+      <w:t xml:space="preserve">, </w:t>
     </w:r>
     <w:r>
       <w:rPr>
         <w:rFonts w:ascii="Arial" w:hAnsi="Arial" w:cs="Arial"/>
         <w:sz w:val="12"/>
       </w:rPr>
-      <w:t xml:space="preserve"> ‘25</w:t>
+      <w:t>Feb</w:t>
+    </w:r>
+    <w:r>
+      <w:rPr>
+        <w:rFonts w:ascii="Arial" w:hAnsi="Arial" w:cs="Arial"/>
+        <w:sz w:val="12"/>
+      </w:rPr>
+      <w:t xml:space="preserve"> ‘2</w:t>
+    </w:r>
+    <w:r>
+      <w:rPr>
+        <w:rFonts w:ascii="Arial" w:hAnsi="Arial" w:cs="Arial"/>
+        <w:sz w:val="12"/>
+      </w:rPr>
+      <w:t>6</w:t>
     </w:r>
     <w:r>
       <w:rPr>

--- a/assets/doc/abresume_func.docx
+++ b/assets/doc/abresume_func.docx
@@ -2,103 +2,270 @@
 <file path=word/document.xml><?xml version="1.0" encoding="utf-8"?>
 <w:document xmlns:wpc="http://schemas.microsoft.com/office/word/2010/wordprocessingCanvas" xmlns:cx="http://schemas.microsoft.com/office/drawing/2014/chartex" xmlns:cx1="http://schemas.microsoft.com/office/drawing/2015/9/8/chartex" xmlns:cx2="http://schemas.microsoft.com/office/drawing/2015/10/21/chartex" xmlns:cx3="http://schemas.microsoft.com/office/drawing/2016/5/9/chartex" xmlns:cx4="http://schemas.microsoft.com/office/drawing/2016/5/10/chartex" xmlns:cx5="http://schemas.microsoft.com/office/drawing/2016/5/11/chartex" xmlns:cx6="http://schemas.microsoft.com/office/drawing/2016/5/12/chartex" xmlns:cx7="http://schemas.microsoft.com/office/drawing/2016/5/13/chartex" xmlns:cx8="http://schemas.microsoft.com/office/drawing/2016/5/14/chartex" xmlns:mc="http://schemas.openxmlformats.org/markup-compatibility/2006" xmlns:aink="http://schemas.microsoft.com/office/drawing/2016/ink" xmlns:am3d="http://schemas.microsoft.com/office/drawing/2017/model3d" xmlns:o="urn:schemas-microsoft-com:office:office" xmlns:oel="http://schemas.microsoft.com/office/2019/extlst" xmlns:r="http://schemas.openxmlformats.org/officeDocument/2006/relationships" xmlns:m="http://schemas.openxmlformats.org/officeDocument/2006/math" xmlns:v="urn:schemas-microsoft-com:vml" xmlns:wp14="http://schemas.microsoft.com/office/word/2010/wordprocessingDrawing" xmlns:wp="http://schemas.openxmlformats.org/drawingml/2006/wordprocessingDrawing" xmlns:w10="urn:schemas-microsoft-com:office:word" xmlns:w="http://schemas.openxmlformats.org/wordprocessingml/2006/main" xmlns:w14="http://schemas.microsoft.com/office/word/2010/wordml" xmlns:w15="http://schemas.microsoft.com/office/word/2012/wordml" xmlns:w16cex="http://schemas.microsoft.com/office/word/2018/wordml/cex" xmlns:w16cid="http://schemas.microsoft.com/office/word/2016/wordml/cid" xmlns:w16="http://schemas.microsoft.com/office/word/2018/wordml" xmlns:w16du="http://schemas.microsoft.com/office/word/2023/wordml/word16du" xmlns:w16sdtdh="http://schemas.microsoft.com/office/word/2020/wordml/sdtdatahash" xmlns:w16sdtfl="http://schemas.microsoft.com/office/word/2024/wordml/sdtformatlock" xmlns:w16se="http://schemas.microsoft.com/office/word/2015/wordml/symex" xmlns:wpg="http://schemas.microsoft.com/office/word/2010/wordprocessingGroup" xmlns:wpi="http://schemas.microsoft.com/office/word/2010/wordprocessingInk" xmlns:wne="http://schemas.microsoft.com/office/word/2006/wordml" xmlns:wps="http://schemas.microsoft.com/office/word/2010/wordprocessingShape" mc:Ignorable="w14 w15 w16se w16cid w16 w16cex w16sdtdh w16sdtfl w16du wp14">
   <w:body>
-    <w:p>
-      <w:pPr>
-        <w:pStyle w:val="DefaultText"/>
-        <w:jc w:val="center"/>
-        <w:rPr>
-          <w:rFonts w:ascii="Arial" w:hAnsi="Arial" w:cs="Arial"/>
-          <w:b/>
-          <w:sz w:val="44"/>
-          <w:szCs w:val="31"/>
-        </w:rPr>
-      </w:pPr>
-      <w:r>
-        <w:rPr>
-          <w:rFonts w:ascii="Arial" w:hAnsi="Arial" w:cs="Arial"/>
-          <w:b/>
-          <w:sz w:val="44"/>
-          <w:szCs w:val="31"/>
-        </w:rPr>
-        <w:t>Axel Breens</w:t>
-      </w:r>
-    </w:p>
-    <w:p>
-      <w:pPr>
-        <w:pStyle w:val="DefaultText"/>
-        <w:jc w:val="center"/>
-        <w:rPr>
-          <w:rFonts w:ascii="Arial" w:hAnsi="Arial" w:cs="Arial"/>
-          <w:sz w:val="20"/>
-          <w:szCs w:val="19"/>
-        </w:rPr>
-      </w:pPr>
-      <w:r>
-        <w:rPr>
-          <w:rFonts w:ascii="Arial" w:hAnsi="Arial" w:cs="Arial"/>
-          <w:sz w:val="20"/>
-          <w:szCs w:val="19"/>
-        </w:rPr>
-        <w:t>Hey-Endlaan 2A, 2910 Essen, Belgium</w:t>
-      </w:r>
-    </w:p>
-    <w:p>
-      <w:pPr>
-        <w:pStyle w:val="DefaultText"/>
-        <w:jc w:val="center"/>
-        <w:rPr>
-          <w:rFonts w:ascii="Arial" w:hAnsi="Arial" w:cs="Arial"/>
-          <w:sz w:val="20"/>
-          <w:szCs w:val="19"/>
-        </w:rPr>
-      </w:pPr>
-      <w:r>
-        <w:rPr>
-          <w:rFonts w:ascii="Arial" w:hAnsi="Arial" w:cs="Arial"/>
-          <w:sz w:val="20"/>
-          <w:szCs w:val="19"/>
-        </w:rPr>
-        <w:t xml:space="preserve">+32 473 864 029 | </w:t>
-      </w:r>
-      <w:hyperlink r:id="rId8" w:history="1">
-        <w:r>
-          <w:rPr>
-            <w:rStyle w:val="Hyperlink"/>
-            <w:rFonts w:ascii="Arial" w:hAnsi="Arial" w:cs="Arial"/>
-            <w:sz w:val="20"/>
-            <w:szCs w:val="19"/>
-          </w:rPr>
-          <w:t>axel@abrconsultancy.be</w:t>
-        </w:r>
-      </w:hyperlink>
-      <w:r>
-        <w:rPr>
-          <w:rFonts w:ascii="Arial" w:hAnsi="Arial" w:cs="Arial"/>
-          <w:sz w:val="20"/>
-          <w:szCs w:val="19"/>
-        </w:rPr>
-        <w:t xml:space="preserve"> | </w:t>
-      </w:r>
-      <w:hyperlink r:id="rId9" w:history="1">
-        <w:r>
-          <w:rPr>
-            <w:rStyle w:val="Hyperlink"/>
-            <w:rFonts w:ascii="Arial" w:hAnsi="Arial" w:cs="Arial"/>
-            <w:sz w:val="20"/>
-            <w:szCs w:val="19"/>
-          </w:rPr>
-          <w:t>www.abrconsultancy.be</w:t>
-        </w:r>
-      </w:hyperlink>
-      <w:r>
-        <w:rPr>
-          <w:rFonts w:ascii="Arial" w:hAnsi="Arial" w:cs="Arial"/>
-          <w:sz w:val="20"/>
-          <w:szCs w:val="19"/>
-        </w:rPr>
-        <w:t xml:space="preserve"> </w:t>
-      </w:r>
-    </w:p>
+    <w:tbl>
+      <w:tblPr>
+        <w:tblStyle w:val="TableGrid"/>
+        <w:tblW w:w="0" w:type="auto"/>
+        <w:tblBorders>
+          <w:top w:val="none" w:sz="0" w:space="0" w:color="auto"/>
+          <w:left w:val="none" w:sz="0" w:space="0" w:color="auto"/>
+          <w:bottom w:val="none" w:sz="0" w:space="0" w:color="auto"/>
+          <w:right w:val="none" w:sz="0" w:space="0" w:color="auto"/>
+          <w:insideH w:val="none" w:sz="0" w:space="0" w:color="auto"/>
+          <w:insideV w:val="none" w:sz="0" w:space="0" w:color="auto"/>
+        </w:tblBorders>
+        <w:tblLook w:val="04A0" w:firstRow="1" w:lastRow="0" w:firstColumn="1" w:lastColumn="0" w:noHBand="0" w:noVBand="1"/>
+      </w:tblPr>
+      <w:tblGrid>
+        <w:gridCol w:w="3390"/>
+        <w:gridCol w:w="3391"/>
+        <w:gridCol w:w="3391"/>
+      </w:tblGrid>
+      <w:tr>
+        <w:tc>
+          <w:tcPr>
+            <w:tcW w:w="3390" w:type="dxa"/>
+            <w:vAlign w:val="center"/>
+          </w:tcPr>
+          <w:p>
+            <w:pPr>
+              <w:pStyle w:val="DefaultText"/>
+              <w:jc w:val="center"/>
+              <w:rPr>
+                <w:rFonts w:ascii="Arial" w:hAnsi="Arial" w:cs="Arial"/>
+                <w:b/>
+                <w:sz w:val="44"/>
+                <w:szCs w:val="31"/>
+              </w:rPr>
+            </w:pPr>
+            <w:r>
+              <w:rPr>
+                <w:rFonts w:ascii="Arial" w:hAnsi="Arial" w:cs="Arial"/>
+                <w:b/>
+                <w:sz w:val="52"/>
+                <w:szCs w:val="36"/>
+              </w:rPr>
+              <w:t>Axel Breens</w:t>
+            </w:r>
+          </w:p>
+        </w:tc>
+        <w:tc>
+          <w:tcPr>
+            <w:tcW w:w="3391" w:type="dxa"/>
+          </w:tcPr>
+          <w:p>
+            <w:pPr>
+              <w:pStyle w:val="DefaultText"/>
+              <w:jc w:val="center"/>
+              <w:rPr>
+                <w:rFonts w:ascii="Arial" w:hAnsi="Arial" w:cs="Arial"/>
+                <w:b/>
+                <w:sz w:val="44"/>
+                <w:szCs w:val="31"/>
+              </w:rPr>
+            </w:pPr>
+            <w:r>
+              <w:rPr>
+                <w:rFonts w:ascii="Arial" w:hAnsi="Arial" w:cs="Arial"/>
+                <w:b/>
+                <w:noProof/>
+                <w:sz w:val="44"/>
+                <w:szCs w:val="31"/>
+              </w:rPr>
+              <w:drawing>
+                <wp:inline distT="0" distB="0" distL="0" distR="0" wp14:anchorId="6FA32C66" wp14:editId="7F48E05E">
+                  <wp:extent cx="1677725" cy="1677725"/>
+                  <wp:effectExtent l="0" t="0" r="0" b="0"/>
+                  <wp:docPr id="1925994694" name="Picture 1"/>
+                  <wp:cNvGraphicFramePr>
+                    <a:graphicFrameLocks xmlns:a="http://schemas.openxmlformats.org/drawingml/2006/main" noChangeAspect="1"/>
+                  </wp:cNvGraphicFramePr>
+                  <a:graphic xmlns:a="http://schemas.openxmlformats.org/drawingml/2006/main">
+                    <a:graphicData uri="http://schemas.openxmlformats.org/drawingml/2006/picture">
+                      <pic:pic xmlns:pic="http://schemas.openxmlformats.org/drawingml/2006/picture">
+                        <pic:nvPicPr>
+                          <pic:cNvPr id="1925994694" name="Picture 1925994694"/>
+                          <pic:cNvPicPr/>
+                        </pic:nvPicPr>
+                        <pic:blipFill>
+                          <a:blip r:embed="rId8"/>
+                          <a:stretch>
+                            <a:fillRect/>
+                          </a:stretch>
+                        </pic:blipFill>
+                        <pic:spPr>
+                          <a:xfrm>
+                            <a:off x="0" y="0"/>
+                            <a:ext cx="1705021" cy="1705021"/>
+                          </a:xfrm>
+                          <a:prstGeom prst="rect">
+                            <a:avLst/>
+                          </a:prstGeom>
+                        </pic:spPr>
+                      </pic:pic>
+                    </a:graphicData>
+                  </a:graphic>
+                </wp:inline>
+              </w:drawing>
+            </w:r>
+          </w:p>
+        </w:tc>
+        <w:tc>
+          <w:tcPr>
+            <w:tcW w:w="3391" w:type="dxa"/>
+            <w:vAlign w:val="center"/>
+          </w:tcPr>
+          <w:p>
+            <w:pPr>
+              <w:pStyle w:val="DefaultText"/>
+              <w:jc w:val="right"/>
+              <w:rPr>
+                <w:rFonts w:ascii="Arial" w:hAnsi="Arial" w:cs="Arial"/>
+                <w:sz w:val="20"/>
+                <w:szCs w:val="20"/>
+              </w:rPr>
+            </w:pPr>
+            <w:r>
+              <w:rPr>
+                <w:rFonts w:ascii="Arial" w:hAnsi="Arial" w:cs="Arial"/>
+                <w:sz w:val="20"/>
+                <w:szCs w:val="20"/>
+              </w:rPr>
+              <w:t>Hey-Endlaan 2A</w:t>
+            </w:r>
+          </w:p>
+          <w:p>
+            <w:pPr>
+              <w:pStyle w:val="DefaultText"/>
+              <w:jc w:val="right"/>
+              <w:rPr>
+                <w:rFonts w:ascii="Arial" w:hAnsi="Arial" w:cs="Arial"/>
+                <w:sz w:val="20"/>
+                <w:szCs w:val="20"/>
+              </w:rPr>
+            </w:pPr>
+            <w:r>
+              <w:rPr>
+                <w:rFonts w:ascii="Arial" w:hAnsi="Arial" w:cs="Arial"/>
+                <w:sz w:val="20"/>
+                <w:szCs w:val="20"/>
+              </w:rPr>
+              <w:t>2910 Essen</w:t>
+            </w:r>
+            <w:r>
+              <w:rPr>
+                <w:rFonts w:ascii="Arial" w:hAnsi="Arial" w:cs="Arial"/>
+                <w:sz w:val="20"/>
+                <w:szCs w:val="20"/>
+              </w:rPr>
+              <w:t xml:space="preserve"> </w:t>
+            </w:r>
+            <w:r>
+              <w:rPr>
+                <w:rFonts w:ascii="Arial" w:hAnsi="Arial" w:cs="Arial"/>
+                <w:sz w:val="20"/>
+                <w:szCs w:val="20"/>
+              </w:rPr>
+              <w:t>–</w:t>
+            </w:r>
+            <w:r>
+              <w:rPr>
+                <w:rFonts w:ascii="Arial" w:hAnsi="Arial" w:cs="Arial"/>
+                <w:sz w:val="20"/>
+                <w:szCs w:val="20"/>
+              </w:rPr>
+              <w:t xml:space="preserve"> </w:t>
+            </w:r>
+            <w:r>
+              <w:rPr>
+                <w:rFonts w:ascii="Arial" w:hAnsi="Arial" w:cs="Arial"/>
+                <w:sz w:val="20"/>
+                <w:szCs w:val="20"/>
+              </w:rPr>
+              <w:t>Belgium</w:t>
+            </w:r>
+          </w:p>
+          <w:p>
+            <w:pPr>
+              <w:pStyle w:val="DefaultText"/>
+              <w:spacing w:before="120" w:after="120"/>
+              <w:jc w:val="right"/>
+              <w:rPr>
+                <w:rFonts w:ascii="Arial" w:hAnsi="Arial" w:cs="Arial"/>
+                <w:sz w:val="20"/>
+                <w:szCs w:val="20"/>
+              </w:rPr>
+            </w:pPr>
+            <w:r>
+              <w:rPr>
+                <w:rFonts w:ascii="Arial" w:hAnsi="Arial" w:cs="Arial"/>
+                <w:sz w:val="20"/>
+                <w:szCs w:val="20"/>
+              </w:rPr>
+              <w:t>+32 473 864 029</w:t>
+            </w:r>
+          </w:p>
+          <w:p>
+            <w:pPr>
+              <w:pStyle w:val="DefaultText"/>
+              <w:spacing w:before="60"/>
+              <w:jc w:val="right"/>
+              <w:rPr>
+                <w:rFonts w:ascii="Arial" w:hAnsi="Arial" w:cs="Arial"/>
+                <w:sz w:val="20"/>
+                <w:szCs w:val="20"/>
+              </w:rPr>
+            </w:pPr>
+            <w:r>
+              <w:rPr>
+                <w:rFonts w:ascii="Arial" w:hAnsi="Arial" w:cs="Arial"/>
+                <w:sz w:val="20"/>
+                <w:szCs w:val="20"/>
+              </w:rPr>
+              <w:t xml:space="preserve"> </w:t>
+            </w:r>
+            <w:hyperlink r:id="rId9" w:history="1">
+              <w:r>
+                <w:rPr>
+                  <w:rStyle w:val="Hyperlink"/>
+                  <w:rFonts w:ascii="Arial" w:hAnsi="Arial" w:cs="Arial"/>
+                  <w:sz w:val="20"/>
+                  <w:szCs w:val="20"/>
+                </w:rPr>
+                <w:t>axel@abrconsultancy.be</w:t>
+              </w:r>
+            </w:hyperlink>
+            <w:r>
+              <w:rPr>
+                <w:rFonts w:ascii="Arial" w:hAnsi="Arial" w:cs="Arial"/>
+                <w:sz w:val="20"/>
+                <w:szCs w:val="20"/>
+              </w:rPr>
+              <w:t xml:space="preserve"> </w:t>
+            </w:r>
+            <w:hyperlink r:id="rId10" w:history="1">
+              <w:r>
+                <w:rPr>
+                  <w:rStyle w:val="Hyperlink"/>
+                  <w:rFonts w:ascii="Arial" w:hAnsi="Arial" w:cs="Arial"/>
+                  <w:sz w:val="20"/>
+                  <w:szCs w:val="20"/>
+                </w:rPr>
+                <w:t>www.abrconsultancy.be</w:t>
+              </w:r>
+            </w:hyperlink>
+            <w:r>
+              <w:rPr>
+                <w:rFonts w:ascii="Arial" w:hAnsi="Arial" w:cs="Arial"/>
+                <w:sz w:val="20"/>
+                <w:szCs w:val="20"/>
+              </w:rPr>
+              <w:t xml:space="preserve"> </w:t>
+            </w:r>
+          </w:p>
+        </w:tc>
+      </w:tr>
+    </w:tbl>
     <w:p>
       <w:pPr>
         <w:pStyle w:val="Header"/>
@@ -117,7 +284,16 @@
         </w:rPr>
       </w:pPr>
     </w:p>
-    <w:p/>
+    <w:p>
+      <w:pPr>
+        <w:jc w:val="center"/>
+        <w:rPr>
+          <w:rFonts w:ascii="Arial" w:hAnsi="Arial" w:cs="Arial"/>
+          <w:b/>
+          <w:szCs w:val="24"/>
+        </w:rPr>
+      </w:pPr>
+    </w:p>
     <w:p>
       <w:pPr>
         <w:jc w:val="center"/>
@@ -253,91 +429,7 @@
           <w:rFonts w:ascii="Arial" w:hAnsi="Arial" w:cs="Arial"/>
           <w:sz w:val="20"/>
         </w:rPr>
-        <w:t xml:space="preserve">Versatile </w:t>
-      </w:r>
-      <w:r>
-        <w:rPr>
-          <w:rFonts w:ascii="Arial" w:hAnsi="Arial" w:cs="Arial"/>
-          <w:sz w:val="20"/>
-        </w:rPr>
-        <w:t>I</w:t>
-      </w:r>
-      <w:r>
-        <w:rPr>
-          <w:rFonts w:ascii="Arial" w:hAnsi="Arial" w:cs="Arial"/>
-          <w:sz w:val="20"/>
-        </w:rPr>
-        <w:t>C</w:t>
-      </w:r>
-      <w:r>
-        <w:rPr>
-          <w:rFonts w:ascii="Arial" w:hAnsi="Arial" w:cs="Arial"/>
-          <w:sz w:val="20"/>
-        </w:rPr>
-        <w:t xml:space="preserve">T professional </w:t>
-      </w:r>
-      <w:r>
-        <w:rPr>
-          <w:rFonts w:ascii="Arial" w:hAnsi="Arial" w:cs="Arial"/>
-          <w:sz w:val="20"/>
-        </w:rPr>
-        <w:t xml:space="preserve">with </w:t>
-      </w:r>
-      <w:r>
-        <w:rPr>
-          <w:rFonts w:ascii="Arial" w:hAnsi="Arial" w:cs="Arial"/>
-          <w:sz w:val="20"/>
-        </w:rPr>
-        <w:t>30</w:t>
-      </w:r>
-      <w:r>
-        <w:rPr>
-          <w:rFonts w:ascii="Arial" w:hAnsi="Arial" w:cs="Arial"/>
-          <w:sz w:val="20"/>
-        </w:rPr>
-        <w:t>+</w:t>
-      </w:r>
-      <w:r>
-        <w:rPr>
-          <w:rFonts w:ascii="Arial" w:hAnsi="Arial" w:cs="Arial"/>
-          <w:sz w:val="20"/>
-        </w:rPr>
-        <w:t xml:space="preserve"> years of experience driving engagement</w:t>
-      </w:r>
-      <w:r>
-        <w:rPr>
-          <w:rFonts w:ascii="Arial" w:hAnsi="Arial" w:cs="Arial"/>
-          <w:sz w:val="20"/>
-        </w:rPr>
-        <w:t>s</w:t>
-      </w:r>
-      <w:r>
-        <w:rPr>
-          <w:rFonts w:ascii="Arial" w:hAnsi="Arial" w:cs="Arial"/>
-          <w:sz w:val="20"/>
-        </w:rPr>
-        <w:t xml:space="preserve">, business analysis, and operations functions for diverse global organizations. </w:t>
-      </w:r>
-      <w:r>
-        <w:rPr>
-          <w:rFonts w:ascii="Arial" w:hAnsi="Arial" w:cs="Arial"/>
-          <w:sz w:val="20"/>
-        </w:rPr>
-        <w:t>Proven leader s</w:t>
-      </w:r>
-      <w:r>
-        <w:rPr>
-          <w:rFonts w:ascii="Arial" w:hAnsi="Arial" w:cs="Arial"/>
-          <w:sz w:val="20"/>
-        </w:rPr>
-        <w:t>kille</w:t>
-      </w:r>
-      <w:r>
-        <w:rPr>
-          <w:rFonts w:ascii="Arial" w:hAnsi="Arial" w:cs="Arial"/>
-          <w:sz w:val="20"/>
-        </w:rPr>
-        <w:t>d at Linking IT</w:t>
+        <w:t>Versatile ICT professional with over 30 years of experience leading engagements, business analysis, and</w:t>
       </w:r>
       <w:r>
         <w:rPr>
@@ -351,7 +443,7 @@
           <w:rFonts w:ascii="Arial" w:hAnsi="Arial" w:cs="Arial"/>
           <w:sz w:val="20"/>
         </w:rPr>
-        <w:t>and</w:t>
+        <w:t>operational functions within diverse international organizations. Proven leader with a strong ability to align IT and</w:t>
       </w:r>
       <w:r>
         <w:rPr>
@@ -365,63 +457,7 @@
           <w:rFonts w:ascii="Arial" w:hAnsi="Arial" w:cs="Arial"/>
           <w:sz w:val="20"/>
         </w:rPr>
-        <w:t xml:space="preserve">Technology with </w:t>
-      </w:r>
-      <w:r>
-        <w:rPr>
-          <w:rFonts w:ascii="Arial" w:hAnsi="Arial" w:cs="Arial"/>
-          <w:sz w:val="20"/>
-        </w:rPr>
-        <w:t>commercial o</w:t>
-      </w:r>
-      <w:r>
-        <w:rPr>
-          <w:rFonts w:ascii="Arial" w:hAnsi="Arial" w:cs="Arial"/>
-          <w:sz w:val="20"/>
-        </w:rPr>
-        <w:t>bjectives</w:t>
-      </w:r>
-      <w:r>
-        <w:rPr>
-          <w:rFonts w:ascii="Arial" w:hAnsi="Arial" w:cs="Arial"/>
-          <w:sz w:val="20"/>
-        </w:rPr>
-        <w:t xml:space="preserve">. </w:t>
-      </w:r>
-      <w:r>
-        <w:rPr>
-          <w:rFonts w:ascii="Arial" w:hAnsi="Arial" w:cs="Arial"/>
-          <w:sz w:val="20"/>
-        </w:rPr>
-        <w:t xml:space="preserve">Expertise in </w:t>
-      </w:r>
-      <w:r>
-        <w:rPr>
-          <w:rFonts w:ascii="Arial" w:hAnsi="Arial" w:cs="Arial"/>
-          <w:sz w:val="20"/>
-        </w:rPr>
-        <w:t>PMO, program</w:t>
-      </w:r>
-      <w:r>
-        <w:rPr>
-          <w:rFonts w:ascii="Arial" w:hAnsi="Arial" w:cs="Arial"/>
-          <w:sz w:val="20"/>
-        </w:rPr>
-        <w:t>me</w:t>
-      </w:r>
-      <w:r>
-        <w:rPr>
-          <w:rFonts w:ascii="Arial" w:hAnsi="Arial" w:cs="Arial"/>
-          <w:sz w:val="20"/>
-        </w:rPr>
-        <w:t xml:space="preserve"> and </w:t>
-      </w:r>
-      <w:r>
-        <w:rPr>
-          <w:rFonts w:ascii="Arial" w:hAnsi="Arial" w:cs="Arial"/>
-          <w:sz w:val="20"/>
-        </w:rPr>
-        <w:t>project management</w:t>
+        <w:t>technology initiatives with commercial objectives. Extensive expertise in PMO, programme and project</w:t>
       </w:r>
       <w:r>
         <w:rPr>
@@ -435,84 +471,77 @@
           <w:rFonts w:ascii="Arial" w:hAnsi="Arial" w:cs="Arial"/>
           <w:sz w:val="20"/>
         </w:rPr>
-        <w:t xml:space="preserve">using </w:t>
-      </w:r>
-      <w:r>
-        <w:rPr>
-          <w:rFonts w:ascii="Arial" w:hAnsi="Arial" w:cs="Arial"/>
-          <w:sz w:val="20"/>
-        </w:rPr>
-        <w:t>waterfall</w:t>
-      </w:r>
-      <w:r>
-        <w:rPr>
-          <w:rFonts w:ascii="Arial" w:hAnsi="Arial" w:cs="Arial"/>
-          <w:sz w:val="20"/>
-        </w:rPr>
-        <w:t xml:space="preserve"> and agile </w:t>
-      </w:r>
-      <w:r>
-        <w:rPr>
-          <w:rFonts w:ascii="Arial" w:hAnsi="Arial" w:cs="Arial"/>
-          <w:sz w:val="20"/>
-        </w:rPr>
-        <w:t xml:space="preserve">project </w:t>
-      </w:r>
-      <w:r>
-        <w:rPr>
-          <w:rFonts w:ascii="Arial" w:hAnsi="Arial" w:cs="Arial"/>
-          <w:sz w:val="20"/>
-        </w:rPr>
-        <w:t>methodologies</w:t>
-      </w:r>
-      <w:r>
-        <w:rPr>
-          <w:rFonts w:ascii="Arial" w:hAnsi="Arial" w:cs="Arial"/>
-          <w:sz w:val="20"/>
-        </w:rPr>
-        <w:t>, as well as technology integration</w:t>
-      </w:r>
-      <w:r>
-        <w:rPr>
-          <w:rFonts w:ascii="Arial" w:hAnsi="Arial" w:cs="Arial"/>
-          <w:sz w:val="20"/>
-        </w:rPr>
-        <w:t xml:space="preserve"> and people management</w:t>
-      </w:r>
-      <w:r>
-        <w:rPr>
-          <w:rFonts w:ascii="Arial" w:hAnsi="Arial" w:cs="Arial"/>
-          <w:sz w:val="20"/>
-        </w:rPr>
-        <w:t xml:space="preserve">. Demonstrated history of collaborating with cross-functional and multinational teams comprised of personnel at all levels and from various skill sets. Proven ability to ensure that operations meet the needs of enterprise clients. </w:t>
-      </w:r>
-      <w:r>
-        <w:rPr>
-          <w:rFonts w:ascii="Arial" w:hAnsi="Arial" w:cs="Arial"/>
-          <w:sz w:val="20"/>
-        </w:rPr>
-        <w:t>Enthusiastic, motivated</w:t>
-      </w:r>
-      <w:r>
-        <w:rPr>
-          <w:rFonts w:ascii="Arial" w:hAnsi="Arial" w:cs="Arial"/>
-          <w:sz w:val="20"/>
-        </w:rPr>
-        <w:t xml:space="preserve"> and </w:t>
-      </w:r>
-      <w:r>
-        <w:rPr>
-          <w:rFonts w:ascii="Arial" w:hAnsi="Arial" w:cs="Arial"/>
-          <w:sz w:val="20"/>
-        </w:rPr>
-        <w:t>t</w:t>
-      </w:r>
-      <w:r>
-        <w:rPr>
-          <w:rFonts w:ascii="Arial" w:hAnsi="Arial" w:cs="Arial"/>
-          <w:sz w:val="20"/>
-        </w:rPr>
-        <w:t xml:space="preserve">eam player. </w:t>
+        <w:t>management across both waterfall and agile methodologies, complemented by deep experience in technology</w:t>
+      </w:r>
+      <w:r>
+        <w:rPr>
+          <w:rFonts w:ascii="Arial" w:hAnsi="Arial" w:cs="Arial"/>
+          <w:sz w:val="20"/>
+        </w:rPr>
+        <w:t xml:space="preserve"> </w:t>
+      </w:r>
+      <w:r>
+        <w:rPr>
+          <w:rFonts w:ascii="Arial" w:hAnsi="Arial" w:cs="Arial"/>
+          <w:sz w:val="20"/>
+        </w:rPr>
+        <w:t>integration and people management. Recognized for effective collaboration with cross</w:t>
+      </w:r>
+      <w:r>
+        <w:rPr>
+          <w:rFonts w:ascii="Cambria Math" w:hAnsi="Cambria Math" w:cs="Cambria Math"/>
+          <w:sz w:val="20"/>
+        </w:rPr>
+        <w:t>‑</w:t>
+      </w:r>
+      <w:r>
+        <w:rPr>
+          <w:rFonts w:ascii="Arial" w:hAnsi="Arial" w:cs="Arial"/>
+          <w:sz w:val="20"/>
+        </w:rPr>
+        <w:t>functional and multinational</w:t>
+      </w:r>
+      <w:r>
+        <w:rPr>
+          <w:rFonts w:ascii="Arial" w:hAnsi="Arial" w:cs="Arial"/>
+          <w:sz w:val="20"/>
+        </w:rPr>
+        <w:t xml:space="preserve"> </w:t>
+      </w:r>
+      <w:r>
+        <w:rPr>
+          <w:rFonts w:ascii="Arial" w:hAnsi="Arial" w:cs="Arial"/>
+          <w:sz w:val="20"/>
+        </w:rPr>
+        <w:t>teams at all organizational levels, ensuring that operations consistently meet enterprise client requirements. Known</w:t>
+      </w:r>
+      <w:r>
+        <w:rPr>
+          <w:rFonts w:ascii="Arial" w:hAnsi="Arial" w:cs="Arial"/>
+          <w:sz w:val="20"/>
+        </w:rPr>
+        <w:t xml:space="preserve"> </w:t>
+      </w:r>
+      <w:r>
+        <w:rPr>
+          <w:rFonts w:ascii="Arial" w:hAnsi="Arial" w:cs="Arial"/>
+          <w:sz w:val="20"/>
+        </w:rPr>
+        <w:t>for a proactive, motivated, and team</w:t>
+      </w:r>
+      <w:r>
+        <w:rPr>
+          <w:rFonts w:ascii="Cambria Math" w:hAnsi="Cambria Math" w:cs="Cambria Math"/>
+          <w:sz w:val="20"/>
+        </w:rPr>
+        <w:t>‑</w:t>
+      </w:r>
+      <w:r>
+        <w:rPr>
+          <w:rFonts w:ascii="Arial" w:hAnsi="Arial" w:cs="Arial"/>
+          <w:sz w:val="20"/>
+        </w:rPr>
+        <w:t>oriented approach that drives sustainable results.</w:t>
       </w:r>
     </w:p>
     <w:p/>
@@ -607,7 +636,7 @@
                           <pic:cNvPicPr/>
                         </pic:nvPicPr>
                         <pic:blipFill>
-                          <a:blip r:embed="rId10"/>
+                          <a:blip r:embed="rId11"/>
                           <a:stretch>
                             <a:fillRect/>
                           </a:stretch>
@@ -796,210 +825,6 @@
                       <pic:pic xmlns:pic="http://schemas.openxmlformats.org/drawingml/2006/picture">
                         <pic:nvPicPr>
                           <pic:cNvPr id="2" name="econcomLogo.png"/>
-                          <pic:cNvPicPr/>
-                        </pic:nvPicPr>
-                        <pic:blipFill>
-                          <a:blip r:embed="rId11"/>
-                          <a:stretch>
-                            <a:fillRect/>
-                          </a:stretch>
-                        </pic:blipFill>
-                        <pic:spPr>
-                          <a:xfrm>
-                            <a:off x="0" y="0"/>
-                            <a:ext cx="378000" cy="378000"/>
-                          </a:xfrm>
-                          <a:prstGeom prst="rect">
-                            <a:avLst/>
-                          </a:prstGeom>
-                        </pic:spPr>
-                      </pic:pic>
-                    </a:graphicData>
-                  </a:graphic>
-                </wp:inline>
-              </w:drawing>
-            </w:r>
-          </w:p>
-        </w:tc>
-        <w:tc>
-          <w:tcPr>
-            <w:tcW w:w="1548" w:type="dxa"/>
-          </w:tcPr>
-          <w:p>
-            <w:pPr>
-              <w:pStyle w:val="DefaultText"/>
-              <w:spacing w:after="120"/>
-              <w:rPr>
-                <w:rFonts w:ascii="Arial" w:hAnsi="Arial" w:cs="Arial"/>
-                <w:sz w:val="20"/>
-                <w:szCs w:val="19"/>
-              </w:rPr>
-            </w:pPr>
-            <w:r>
-              <w:rPr>
-                <w:rFonts w:ascii="Arial" w:hAnsi="Arial" w:cs="Arial"/>
-                <w:sz w:val="20"/>
-                <w:szCs w:val="19"/>
-              </w:rPr>
-              <w:t>ECONOCOM</w:t>
-            </w:r>
-          </w:p>
-          <w:p>
-            <w:pPr>
-              <w:spacing w:after="120"/>
-            </w:pPr>
-          </w:p>
-        </w:tc>
-        <w:tc>
-          <w:tcPr>
-            <w:tcW w:w="4674" w:type="dxa"/>
-          </w:tcPr>
-          <w:p>
-            <w:pPr>
-              <w:pStyle w:val="DefaultText"/>
-              <w:spacing w:after="120"/>
-              <w:rPr>
-                <w:rFonts w:ascii="Arial" w:hAnsi="Arial" w:cs="Arial"/>
-                <w:sz w:val="20"/>
-                <w:szCs w:val="19"/>
-              </w:rPr>
-            </w:pPr>
-            <w:r>
-              <w:rPr>
-                <w:rFonts w:ascii="Arial" w:hAnsi="Arial" w:cs="Arial"/>
-                <w:sz w:val="20"/>
-                <w:szCs w:val="19"/>
-              </w:rPr>
-              <w:t>Manager Operations Centre Infrastructure</w:t>
-            </w:r>
-          </w:p>
-          <w:p>
-            <w:pPr>
-              <w:pStyle w:val="DefaultText"/>
-              <w:spacing w:after="120"/>
-              <w:jc w:val="both"/>
-              <w:rPr>
-                <w:rFonts w:ascii="Arial" w:hAnsi="Arial" w:cs="Arial"/>
-                <w:sz w:val="20"/>
-                <w:szCs w:val="19"/>
-              </w:rPr>
-            </w:pPr>
-            <w:r>
-              <w:rPr>
-                <w:rFonts w:ascii="Arial" w:hAnsi="Arial" w:cs="Arial"/>
-                <w:sz w:val="20"/>
-                <w:szCs w:val="19"/>
-              </w:rPr>
-              <w:t>Program Manager / PMO</w:t>
-            </w:r>
-          </w:p>
-        </w:tc>
-        <w:tc>
-          <w:tcPr>
-            <w:tcW w:w="3117" w:type="dxa"/>
-          </w:tcPr>
-          <w:p>
-            <w:pPr>
-              <w:pStyle w:val="DefaultText"/>
-              <w:spacing w:after="120"/>
-              <w:jc w:val="both"/>
-              <w:rPr>
-                <w:rFonts w:ascii="Arial" w:hAnsi="Arial" w:cs="Arial"/>
-                <w:sz w:val="20"/>
-                <w:szCs w:val="19"/>
-              </w:rPr>
-            </w:pPr>
-            <w:r>
-              <w:rPr>
-                <w:rFonts w:ascii="Arial" w:hAnsi="Arial" w:cs="Arial"/>
-                <w:sz w:val="20"/>
-                <w:szCs w:val="19"/>
-              </w:rPr>
-              <w:t>10/2016</w:t>
-            </w:r>
-            <w:r>
-              <w:rPr>
-                <w:rFonts w:ascii="Arial" w:hAnsi="Arial" w:cs="Arial"/>
-                <w:sz w:val="20"/>
-                <w:szCs w:val="19"/>
-              </w:rPr>
-              <w:t xml:space="preserve"> - </w:t>
-            </w:r>
-            <w:r>
-              <w:rPr>
-                <w:rFonts w:ascii="Arial" w:hAnsi="Arial" w:cs="Arial"/>
-                <w:sz w:val="20"/>
-                <w:szCs w:val="19"/>
-              </w:rPr>
-              <w:t>6/2017 (9 mos)</w:t>
-            </w:r>
-          </w:p>
-          <w:p>
-            <w:pPr>
-              <w:pStyle w:val="DefaultText"/>
-              <w:spacing w:after="120"/>
-              <w:jc w:val="both"/>
-              <w:rPr>
-                <w:rFonts w:ascii="Arial" w:hAnsi="Arial" w:cs="Arial"/>
-                <w:sz w:val="20"/>
-                <w:szCs w:val="19"/>
-              </w:rPr>
-            </w:pPr>
-            <w:r>
-              <w:rPr>
-                <w:rFonts w:ascii="Arial" w:hAnsi="Arial" w:cs="Arial"/>
-                <w:sz w:val="20"/>
-                <w:szCs w:val="19"/>
-              </w:rPr>
-              <w:t>1/2016 - 10/2016 (10 mos)</w:t>
-            </w:r>
-          </w:p>
-          <w:p>
-            <w:pPr>
-              <w:pStyle w:val="DefaultText"/>
-              <w:spacing w:after="120"/>
-              <w:jc w:val="both"/>
-              <w:rPr>
-                <w:rFonts w:ascii="Arial" w:hAnsi="Arial" w:cs="Arial"/>
-                <w:sz w:val="20"/>
-                <w:szCs w:val="19"/>
-              </w:rPr>
-            </w:pPr>
-          </w:p>
-        </w:tc>
-      </w:tr>
-      <w:tr>
-        <w:trPr>
-          <w:trHeight w:val="567"/>
-        </w:trPr>
-        <w:tc>
-          <w:tcPr>
-            <w:tcW w:w="1146" w:type="dxa"/>
-          </w:tcPr>
-          <w:p>
-            <w:pPr>
-              <w:jc w:val="center"/>
-              <w:rPr>
-                <w:noProof/>
-              </w:rPr>
-            </w:pPr>
-            <w:r>
-              <w:rPr>
-                <w:noProof/>
-              </w:rPr>
-              <w:drawing>
-                <wp:inline distT="0" distB="0" distL="0" distR="0" wp14:anchorId="3C898598" wp14:editId="38C57B54">
-                  <wp:extent cx="378000" cy="378000"/>
-                  <wp:effectExtent l="0" t="0" r="3175" b="3175"/>
-                  <wp:docPr id="4" name="Afbeelding 4"/>
-                  <wp:cNvGraphicFramePr>
-                    <a:graphicFrameLocks xmlns:a="http://schemas.openxmlformats.org/drawingml/2006/main" noChangeAspect="1"/>
-                  </wp:cNvGraphicFramePr>
-                  <a:graphic xmlns:a="http://schemas.openxmlformats.org/drawingml/2006/main">
-                    <a:graphicData uri="http://schemas.openxmlformats.org/drawingml/2006/picture">
-                      <pic:pic xmlns:pic="http://schemas.openxmlformats.org/drawingml/2006/picture">
-                        <pic:nvPicPr>
-                          <pic:cNvPr id="4" name="NetAppLogo.png"/>
                           <pic:cNvPicPr/>
                         </pic:nvPicPr>
                         <pic:blipFill>
@@ -1045,7 +870,7 @@
                 <w:sz w:val="20"/>
                 <w:szCs w:val="19"/>
               </w:rPr>
-              <w:t>NETAPP</w:t>
+              <w:t>ECONOCOM</w:t>
             </w:r>
           </w:p>
           <w:p>
@@ -1066,7 +891,6 @@
                 <w:rFonts w:ascii="Arial" w:hAnsi="Arial" w:cs="Arial"/>
                 <w:sz w:val="20"/>
                 <w:szCs w:val="19"/>
-                <w:lang w:val="fr-FR"/>
               </w:rPr>
             </w:pPr>
             <w:r>
@@ -1074,9 +898,8 @@
                 <w:rFonts w:ascii="Arial" w:hAnsi="Arial" w:cs="Arial"/>
                 <w:sz w:val="20"/>
                 <w:szCs w:val="19"/>
-                <w:lang w:val="fr-FR"/>
-              </w:rPr>
-              <w:t>Professional Services Mgr Benelux and Nordics</w:t>
+              </w:rPr>
+              <w:t>Manager Operations Centre Infrastructure</w:t>
             </w:r>
           </w:p>
           <w:p>
@@ -1088,7 +911,6 @@
                 <w:rFonts w:ascii="Arial" w:hAnsi="Arial" w:cs="Arial"/>
                 <w:sz w:val="20"/>
                 <w:szCs w:val="19"/>
-                <w:lang w:val="fr-FR"/>
               </w:rPr>
             </w:pPr>
             <w:r>
@@ -1096,29 +918,24 @@
                 <w:rFonts w:ascii="Arial" w:hAnsi="Arial" w:cs="Arial"/>
                 <w:sz w:val="20"/>
                 <w:szCs w:val="19"/>
-                <w:lang w:val="fr-FR"/>
-              </w:rPr>
-              <w:t>Engagement Manager</w:t>
-            </w:r>
-          </w:p>
-          <w:p>
-            <w:pPr>
-              <w:pStyle w:val="DefaultText"/>
-              <w:spacing w:after="120"/>
-              <w:jc w:val="both"/>
-              <w:rPr>
-                <w:rFonts w:ascii="Arial" w:hAnsi="Arial" w:cs="Arial"/>
-                <w:sz w:val="20"/>
-                <w:szCs w:val="19"/>
-              </w:rPr>
-            </w:pPr>
-            <w:r>
-              <w:rPr>
-                <w:rFonts w:ascii="Arial" w:hAnsi="Arial" w:cs="Arial"/>
-                <w:sz w:val="20"/>
-                <w:szCs w:val="19"/>
-              </w:rPr>
-              <w:t>Escalations Manager</w:t>
+              </w:rPr>
+              <w:t>Program</w:t>
+            </w:r>
+            <w:r>
+              <w:rPr>
+                <w:rFonts w:ascii="Arial" w:hAnsi="Arial" w:cs="Arial"/>
+                <w:sz w:val="20"/>
+                <w:szCs w:val="19"/>
+              </w:rPr>
+              <w:t>me</w:t>
+            </w:r>
+            <w:r>
+              <w:rPr>
+                <w:rFonts w:ascii="Arial" w:hAnsi="Arial" w:cs="Arial"/>
+                <w:sz w:val="20"/>
+                <w:szCs w:val="19"/>
+              </w:rPr>
+              <w:t xml:space="preserve"> Manager / PMO</w:t>
             </w:r>
           </w:p>
         </w:tc>
@@ -1143,7 +960,23 @@
                 <w:sz w:val="20"/>
                 <w:szCs w:val="19"/>
               </w:rPr>
-              <w:t>7/2011 – 5/2015 (3 yrs 11 mos)</w:t>
+              <w:t>10/2016</w:t>
+            </w:r>
+            <w:r>
+              <w:rPr>
+                <w:rFonts w:ascii="Arial" w:hAnsi="Arial" w:cs="Arial"/>
+                <w:sz w:val="20"/>
+                <w:szCs w:val="19"/>
+              </w:rPr>
+              <w:t xml:space="preserve"> - </w:t>
+            </w:r>
+            <w:r>
+              <w:rPr>
+                <w:rFonts w:ascii="Arial" w:hAnsi="Arial" w:cs="Arial"/>
+                <w:sz w:val="20"/>
+                <w:szCs w:val="19"/>
+              </w:rPr>
+              <w:t>6/2017 (9 mos)</w:t>
             </w:r>
           </w:p>
           <w:p>
@@ -1163,27 +996,7 @@
                 <w:sz w:val="20"/>
                 <w:szCs w:val="19"/>
               </w:rPr>
-              <w:t>5/2007 – 7/2011 (4 yrs 3 mos)</w:t>
-            </w:r>
-          </w:p>
-          <w:p>
-            <w:pPr>
-              <w:pStyle w:val="DefaultText"/>
-              <w:spacing w:after="120"/>
-              <w:jc w:val="both"/>
-              <w:rPr>
-                <w:rFonts w:ascii="Arial" w:hAnsi="Arial" w:cs="Arial"/>
-                <w:sz w:val="20"/>
-                <w:szCs w:val="19"/>
-              </w:rPr>
-            </w:pPr>
-            <w:r>
-              <w:rPr>
-                <w:rFonts w:ascii="Arial" w:hAnsi="Arial" w:cs="Arial"/>
-                <w:sz w:val="20"/>
-                <w:szCs w:val="19"/>
-              </w:rPr>
-              <w:t>5/2006 – 5/2007 (1 yr 1 mo)</w:t>
+              <w:t>1/2016 - 10/2016 (10 mos)</w:t>
             </w:r>
           </w:p>
           <w:p>
@@ -1220,10 +1033,10 @@
                 <w:noProof/>
               </w:rPr>
               <w:drawing>
-                <wp:inline distT="0" distB="0" distL="0" distR="0" wp14:anchorId="0BF6F0C7" wp14:editId="1B7FC4E9">
+                <wp:inline distT="0" distB="0" distL="0" distR="0" wp14:anchorId="3C898598" wp14:editId="38C57B54">
                   <wp:extent cx="378000" cy="378000"/>
                   <wp:effectExtent l="0" t="0" r="3175" b="3175"/>
-                  <wp:docPr id="7" name="Afbeelding 7"/>
+                  <wp:docPr id="4" name="Afbeelding 4"/>
                   <wp:cNvGraphicFramePr>
                     <a:graphicFrameLocks xmlns:a="http://schemas.openxmlformats.org/drawingml/2006/main" noChangeAspect="1"/>
                   </wp:cNvGraphicFramePr>
@@ -1231,7 +1044,7 @@
                     <a:graphicData uri="http://schemas.openxmlformats.org/drawingml/2006/picture">
                       <pic:pic xmlns:pic="http://schemas.openxmlformats.org/drawingml/2006/picture">
                         <pic:nvPicPr>
-                          <pic:cNvPr id="7" name="EMCLogo.png"/>
+                          <pic:cNvPr id="4" name="NetAppLogo.png"/>
                           <pic:cNvPicPr/>
                         </pic:nvPicPr>
                         <pic:blipFill>
@@ -1277,7 +1090,7 @@
                 <w:sz w:val="20"/>
                 <w:szCs w:val="19"/>
               </w:rPr>
-              <w:t>EMC BDG</w:t>
+              <w:t>NETAPP</w:t>
             </w:r>
           </w:p>
           <w:p>
@@ -1298,6 +1111,7 @@
                 <w:rFonts w:ascii="Arial" w:hAnsi="Arial" w:cs="Arial"/>
                 <w:sz w:val="20"/>
                 <w:szCs w:val="19"/>
+                <w:lang w:val="fr-FR"/>
               </w:rPr>
             </w:pPr>
             <w:r>
@@ -1305,8 +1119,255 @@
                 <w:rFonts w:ascii="Arial" w:hAnsi="Arial" w:cs="Arial"/>
                 <w:sz w:val="20"/>
                 <w:szCs w:val="19"/>
-              </w:rPr>
-              <w:t>Program Manager</w:t>
+                <w:lang w:val="fr-FR"/>
+              </w:rPr>
+              <w:t>Professional Services Mgr Benelux and Nordics</w:t>
+            </w:r>
+          </w:p>
+          <w:p>
+            <w:pPr>
+              <w:pStyle w:val="DefaultText"/>
+              <w:spacing w:after="120"/>
+              <w:jc w:val="both"/>
+              <w:rPr>
+                <w:rFonts w:ascii="Arial" w:hAnsi="Arial" w:cs="Arial"/>
+                <w:sz w:val="20"/>
+                <w:szCs w:val="19"/>
+                <w:lang w:val="fr-FR"/>
+              </w:rPr>
+            </w:pPr>
+            <w:r>
+              <w:rPr>
+                <w:rFonts w:ascii="Arial" w:hAnsi="Arial" w:cs="Arial"/>
+                <w:sz w:val="20"/>
+                <w:szCs w:val="19"/>
+                <w:lang w:val="fr-FR"/>
+              </w:rPr>
+              <w:t>Engagement Manager</w:t>
+            </w:r>
+          </w:p>
+          <w:p>
+            <w:pPr>
+              <w:pStyle w:val="DefaultText"/>
+              <w:spacing w:after="120"/>
+              <w:jc w:val="both"/>
+              <w:rPr>
+                <w:rFonts w:ascii="Arial" w:hAnsi="Arial" w:cs="Arial"/>
+                <w:sz w:val="20"/>
+                <w:szCs w:val="19"/>
+              </w:rPr>
+            </w:pPr>
+            <w:r>
+              <w:rPr>
+                <w:rFonts w:ascii="Arial" w:hAnsi="Arial" w:cs="Arial"/>
+                <w:sz w:val="20"/>
+                <w:szCs w:val="19"/>
+              </w:rPr>
+              <w:t>Escalations Manager</w:t>
+            </w:r>
+          </w:p>
+        </w:tc>
+        <w:tc>
+          <w:tcPr>
+            <w:tcW w:w="3117" w:type="dxa"/>
+          </w:tcPr>
+          <w:p>
+            <w:pPr>
+              <w:pStyle w:val="DefaultText"/>
+              <w:spacing w:after="120"/>
+              <w:jc w:val="both"/>
+              <w:rPr>
+                <w:rFonts w:ascii="Arial" w:hAnsi="Arial" w:cs="Arial"/>
+                <w:sz w:val="20"/>
+                <w:szCs w:val="19"/>
+              </w:rPr>
+            </w:pPr>
+            <w:r>
+              <w:rPr>
+                <w:rFonts w:ascii="Arial" w:hAnsi="Arial" w:cs="Arial"/>
+                <w:sz w:val="20"/>
+                <w:szCs w:val="19"/>
+              </w:rPr>
+              <w:t>7/2011 – 5/2015 (3 yrs 11 mos)</w:t>
+            </w:r>
+          </w:p>
+          <w:p>
+            <w:pPr>
+              <w:pStyle w:val="DefaultText"/>
+              <w:spacing w:after="120"/>
+              <w:jc w:val="both"/>
+              <w:rPr>
+                <w:rFonts w:ascii="Arial" w:hAnsi="Arial" w:cs="Arial"/>
+                <w:sz w:val="20"/>
+                <w:szCs w:val="19"/>
+              </w:rPr>
+            </w:pPr>
+            <w:r>
+              <w:rPr>
+                <w:rFonts w:ascii="Arial" w:hAnsi="Arial" w:cs="Arial"/>
+                <w:sz w:val="20"/>
+                <w:szCs w:val="19"/>
+              </w:rPr>
+              <w:t>5/2007 – 7/2011 (4 yrs 3 mos)</w:t>
+            </w:r>
+          </w:p>
+          <w:p>
+            <w:pPr>
+              <w:pStyle w:val="DefaultText"/>
+              <w:spacing w:after="120"/>
+              <w:jc w:val="both"/>
+              <w:rPr>
+                <w:rFonts w:ascii="Arial" w:hAnsi="Arial" w:cs="Arial"/>
+                <w:sz w:val="20"/>
+                <w:szCs w:val="19"/>
+              </w:rPr>
+            </w:pPr>
+            <w:r>
+              <w:rPr>
+                <w:rFonts w:ascii="Arial" w:hAnsi="Arial" w:cs="Arial"/>
+                <w:sz w:val="20"/>
+                <w:szCs w:val="19"/>
+              </w:rPr>
+              <w:t>5/2006 – 5/2007 (1 yr 1 mo)</w:t>
+            </w:r>
+          </w:p>
+          <w:p>
+            <w:pPr>
+              <w:pStyle w:val="DefaultText"/>
+              <w:spacing w:after="120"/>
+              <w:jc w:val="both"/>
+              <w:rPr>
+                <w:rFonts w:ascii="Arial" w:hAnsi="Arial" w:cs="Arial"/>
+                <w:sz w:val="20"/>
+                <w:szCs w:val="19"/>
+              </w:rPr>
+            </w:pPr>
+          </w:p>
+        </w:tc>
+      </w:tr>
+      <w:tr>
+        <w:trPr>
+          <w:trHeight w:val="567"/>
+        </w:trPr>
+        <w:tc>
+          <w:tcPr>
+            <w:tcW w:w="1146" w:type="dxa"/>
+          </w:tcPr>
+          <w:p>
+            <w:pPr>
+              <w:jc w:val="center"/>
+              <w:rPr>
+                <w:noProof/>
+              </w:rPr>
+            </w:pPr>
+            <w:r>
+              <w:rPr>
+                <w:noProof/>
+              </w:rPr>
+              <w:drawing>
+                <wp:inline distT="0" distB="0" distL="0" distR="0" wp14:anchorId="0BF6F0C7" wp14:editId="1B7FC4E9">
+                  <wp:extent cx="378000" cy="378000"/>
+                  <wp:effectExtent l="0" t="0" r="3175" b="3175"/>
+                  <wp:docPr id="7" name="Afbeelding 7"/>
+                  <wp:cNvGraphicFramePr>
+                    <a:graphicFrameLocks xmlns:a="http://schemas.openxmlformats.org/drawingml/2006/main" noChangeAspect="1"/>
+                  </wp:cNvGraphicFramePr>
+                  <a:graphic xmlns:a="http://schemas.openxmlformats.org/drawingml/2006/main">
+                    <a:graphicData uri="http://schemas.openxmlformats.org/drawingml/2006/picture">
+                      <pic:pic xmlns:pic="http://schemas.openxmlformats.org/drawingml/2006/picture">
+                        <pic:nvPicPr>
+                          <pic:cNvPr id="7" name="EMCLogo.png"/>
+                          <pic:cNvPicPr/>
+                        </pic:nvPicPr>
+                        <pic:blipFill>
+                          <a:blip r:embed="rId14"/>
+                          <a:stretch>
+                            <a:fillRect/>
+                          </a:stretch>
+                        </pic:blipFill>
+                        <pic:spPr>
+                          <a:xfrm>
+                            <a:off x="0" y="0"/>
+                            <a:ext cx="378000" cy="378000"/>
+                          </a:xfrm>
+                          <a:prstGeom prst="rect">
+                            <a:avLst/>
+                          </a:prstGeom>
+                        </pic:spPr>
+                      </pic:pic>
+                    </a:graphicData>
+                  </a:graphic>
+                </wp:inline>
+              </w:drawing>
+            </w:r>
+          </w:p>
+        </w:tc>
+        <w:tc>
+          <w:tcPr>
+            <w:tcW w:w="1548" w:type="dxa"/>
+          </w:tcPr>
+          <w:p>
+            <w:pPr>
+              <w:pStyle w:val="DefaultText"/>
+              <w:spacing w:after="120"/>
+              <w:rPr>
+                <w:rFonts w:ascii="Arial" w:hAnsi="Arial" w:cs="Arial"/>
+                <w:sz w:val="20"/>
+                <w:szCs w:val="19"/>
+              </w:rPr>
+            </w:pPr>
+            <w:r>
+              <w:rPr>
+                <w:rFonts w:ascii="Arial" w:hAnsi="Arial" w:cs="Arial"/>
+                <w:sz w:val="20"/>
+                <w:szCs w:val="19"/>
+              </w:rPr>
+              <w:t>EMC BDG</w:t>
+            </w:r>
+          </w:p>
+          <w:p>
+            <w:pPr>
+              <w:spacing w:after="120"/>
+            </w:pPr>
+          </w:p>
+        </w:tc>
+        <w:tc>
+          <w:tcPr>
+            <w:tcW w:w="4674" w:type="dxa"/>
+          </w:tcPr>
+          <w:p>
+            <w:pPr>
+              <w:pStyle w:val="DefaultText"/>
+              <w:spacing w:after="120"/>
+              <w:rPr>
+                <w:rFonts w:ascii="Arial" w:hAnsi="Arial" w:cs="Arial"/>
+                <w:sz w:val="20"/>
+                <w:szCs w:val="19"/>
+              </w:rPr>
+            </w:pPr>
+            <w:r>
+              <w:rPr>
+                <w:rFonts w:ascii="Arial" w:hAnsi="Arial" w:cs="Arial"/>
+                <w:sz w:val="20"/>
+                <w:szCs w:val="19"/>
+              </w:rPr>
+              <w:t>Program</w:t>
+            </w:r>
+            <w:r>
+              <w:rPr>
+                <w:rFonts w:ascii="Arial" w:hAnsi="Arial" w:cs="Arial"/>
+                <w:sz w:val="20"/>
+                <w:szCs w:val="19"/>
+              </w:rPr>
+              <w:t>me</w:t>
+            </w:r>
+            <w:r>
+              <w:rPr>
+                <w:rFonts w:ascii="Arial" w:hAnsi="Arial" w:cs="Arial"/>
+                <w:sz w:val="20"/>
+                <w:szCs w:val="19"/>
+              </w:rPr>
+              <w:t xml:space="preserve"> Manager</w:t>
             </w:r>
           </w:p>
         </w:tc>
@@ -1397,7 +1458,7 @@
                           </pic:cNvPicPr>
                         </pic:nvPicPr>
                         <pic:blipFill>
-                          <a:blip r:embed="rId14"/>
+                          <a:blip r:embed="rId15"/>
                           <a:stretch>
                             <a:fillRect/>
                           </a:stretch>
@@ -1557,7 +1618,7 @@
                           <pic:cNvPicPr/>
                         </pic:nvPicPr>
                         <pic:blipFill>
-                          <a:blip r:embed="rId15"/>
+                          <a:blip r:embed="rId16"/>
                           <a:stretch>
                             <a:fillRect/>
                           </a:stretch>
@@ -1717,7 +1778,7 @@
                           <pic:cNvPicPr/>
                         </pic:nvPicPr>
                         <pic:blipFill>
-                          <a:blip r:embed="rId16"/>
+                          <a:blip r:embed="rId17"/>
                           <a:stretch>
                             <a:fillRect/>
                           </a:stretch>
@@ -1877,7 +1938,7 @@
                           <pic:cNvPicPr/>
                         </pic:nvPicPr>
                         <pic:blipFill>
-                          <a:blip r:embed="rId17"/>
+                          <a:blip r:embed="rId18"/>
                           <a:stretch>
                             <a:fillRect/>
                           </a:stretch>
@@ -1998,251 +2059,6 @@
           </w:p>
         </w:tc>
       </w:tr>
-      <w:tr>
-        <w:trPr>
-          <w:trHeight w:val="567"/>
-        </w:trPr>
-        <w:tc>
-          <w:tcPr>
-            <w:tcW w:w="1146" w:type="dxa"/>
-          </w:tcPr>
-          <w:p>
-            <w:pPr>
-              <w:jc w:val="center"/>
-              <w:rPr>
-                <w:noProof/>
-              </w:rPr>
-            </w:pPr>
-            <w:r>
-              <w:rPr>
-                <w:noProof/>
-              </w:rPr>
-              <w:drawing>
-                <wp:inline distT="0" distB="0" distL="0" distR="0" wp14:anchorId="5608E5FB" wp14:editId="2E6BA7B9">
-                  <wp:extent cx="367200" cy="367200"/>
-                  <wp:effectExtent l="0" t="0" r="0" b="0"/>
-                  <wp:docPr id="3" name="Afbeelding 3"/>
-                  <wp:cNvGraphicFramePr>
-                    <a:graphicFrameLocks xmlns:a="http://schemas.openxmlformats.org/drawingml/2006/main" noChangeAspect="1"/>
-                  </wp:cNvGraphicFramePr>
-                  <a:graphic xmlns:a="http://schemas.openxmlformats.org/drawingml/2006/main">
-                    <a:graphicData uri="http://schemas.openxmlformats.org/drawingml/2006/picture">
-                      <pic:pic xmlns:pic="http://schemas.openxmlformats.org/drawingml/2006/picture">
-                        <pic:nvPicPr>
-                          <pic:cNvPr id="3" name="logo_abl_v2.jpg"/>
-                          <pic:cNvPicPr/>
-                        </pic:nvPicPr>
-                        <pic:blipFill>
-                          <a:blip r:embed="rId18"/>
-                          <a:stretch>
-                            <a:fillRect/>
-                          </a:stretch>
-                        </pic:blipFill>
-                        <pic:spPr>
-                          <a:xfrm>
-                            <a:off x="0" y="0"/>
-                            <a:ext cx="367200" cy="367200"/>
-                          </a:xfrm>
-                          <a:prstGeom prst="rect">
-                            <a:avLst/>
-                          </a:prstGeom>
-                        </pic:spPr>
-                      </pic:pic>
-                    </a:graphicData>
-                  </a:graphic>
-                </wp:inline>
-              </w:drawing>
-            </w:r>
-          </w:p>
-        </w:tc>
-        <w:tc>
-          <w:tcPr>
-            <w:tcW w:w="1548" w:type="dxa"/>
-          </w:tcPr>
-          <w:p>
-            <w:pPr>
-              <w:pStyle w:val="DefaultText"/>
-              <w:spacing w:before="120"/>
-              <w:rPr>
-                <w:rFonts w:ascii="Arial" w:hAnsi="Arial" w:cs="Arial"/>
-                <w:sz w:val="20"/>
-                <w:szCs w:val="19"/>
-              </w:rPr>
-            </w:pPr>
-            <w:r>
-              <w:rPr>
-                <w:rFonts w:ascii="Arial" w:hAnsi="Arial" w:cs="Arial"/>
-                <w:sz w:val="20"/>
-                <w:szCs w:val="19"/>
-              </w:rPr>
-              <w:t>ABL</w:t>
-            </w:r>
-          </w:p>
-          <w:p/>
-        </w:tc>
-        <w:tc>
-          <w:tcPr>
-            <w:tcW w:w="4674" w:type="dxa"/>
-          </w:tcPr>
-          <w:p>
-            <w:pPr>
-              <w:pStyle w:val="DefaultText"/>
-              <w:spacing w:before="120"/>
-              <w:rPr>
-                <w:rFonts w:ascii="Arial" w:hAnsi="Arial" w:cs="Arial"/>
-                <w:sz w:val="20"/>
-                <w:szCs w:val="19"/>
-                <w:lang w:val="nl-BE"/>
-              </w:rPr>
-            </w:pPr>
-            <w:r>
-              <w:rPr>
-                <w:rFonts w:ascii="Arial" w:hAnsi="Arial" w:cs="Arial"/>
-                <w:sz w:val="20"/>
-                <w:szCs w:val="19"/>
-                <w:lang w:val="nl-BE"/>
-              </w:rPr>
-              <w:t>Platoon Commander, 6e Linie Bn, Hoogboom</w:t>
-            </w:r>
-          </w:p>
-          <w:p>
-            <w:pPr>
-              <w:rPr>
-                <w:lang w:val="nl-BE" w:eastAsia="en-GB"/>
-              </w:rPr>
-            </w:pPr>
-          </w:p>
-          <w:p>
-            <w:pPr>
-              <w:rPr>
-                <w:lang w:val="nl-BE" w:eastAsia="en-GB"/>
-              </w:rPr>
-            </w:pPr>
-          </w:p>
-          <w:p>
-            <w:pPr>
-              <w:rPr>
-                <w:lang w:val="nl-BE" w:eastAsia="en-GB"/>
-              </w:rPr>
-            </w:pPr>
-          </w:p>
-          <w:p>
-            <w:pPr>
-              <w:rPr>
-                <w:lang w:val="nl-BE" w:eastAsia="en-GB"/>
-              </w:rPr>
-            </w:pPr>
-          </w:p>
-          <w:p>
-            <w:pPr>
-              <w:rPr>
-                <w:lang w:val="nl-BE" w:eastAsia="en-GB"/>
-              </w:rPr>
-            </w:pPr>
-          </w:p>
-          <w:p>
-            <w:pPr>
-              <w:tabs>
-                <w:tab w:val="left" w:pos="2739"/>
-              </w:tabs>
-              <w:rPr>
-                <w:lang w:val="nl-BE" w:eastAsia="en-GB"/>
-              </w:rPr>
-            </w:pPr>
-            <w:r>
-              <w:rPr>
-                <w:lang w:val="nl-BE" w:eastAsia="en-GB"/>
-              </w:rPr>
-              <w:tab/>
-            </w:r>
-          </w:p>
-        </w:tc>
-        <w:tc>
-          <w:tcPr>
-            <w:tcW w:w="3117" w:type="dxa"/>
-          </w:tcPr>
-          <w:p>
-            <w:pPr>
-              <w:pStyle w:val="DefaultText"/>
-              <w:spacing w:before="120" w:after="120"/>
-              <w:jc w:val="both"/>
-              <w:rPr>
-                <w:rFonts w:ascii="Arial" w:hAnsi="Arial" w:cs="Arial"/>
-                <w:sz w:val="20"/>
-                <w:szCs w:val="19"/>
-              </w:rPr>
-            </w:pPr>
-            <w:r>
-              <w:rPr>
-                <w:rFonts w:ascii="Arial" w:hAnsi="Arial" w:cs="Arial"/>
-                <w:sz w:val="20"/>
-                <w:szCs w:val="19"/>
-              </w:rPr>
-              <w:t>3/1991 – 3/1992 (1 yrs 1 mo)</w:t>
-            </w:r>
-          </w:p>
-          <w:p>
-            <w:pPr>
-              <w:pStyle w:val="DefaultText"/>
-              <w:spacing w:before="120" w:after="120"/>
-              <w:jc w:val="both"/>
-              <w:rPr>
-                <w:rFonts w:ascii="Arial" w:hAnsi="Arial" w:cs="Arial"/>
-                <w:sz w:val="20"/>
-                <w:szCs w:val="19"/>
-              </w:rPr>
-            </w:pPr>
-          </w:p>
-          <w:p>
-            <w:pPr>
-              <w:pStyle w:val="DefaultText"/>
-              <w:spacing w:before="120" w:after="120"/>
-              <w:jc w:val="both"/>
-              <w:rPr>
-                <w:rFonts w:ascii="Arial" w:hAnsi="Arial" w:cs="Arial"/>
-                <w:sz w:val="20"/>
-                <w:szCs w:val="19"/>
-              </w:rPr>
-            </w:pPr>
-          </w:p>
-          <w:p>
-            <w:pPr>
-              <w:pStyle w:val="DefaultText"/>
-              <w:spacing w:before="120" w:after="120"/>
-              <w:jc w:val="both"/>
-              <w:rPr>
-                <w:rFonts w:ascii="Arial" w:hAnsi="Arial" w:cs="Arial"/>
-                <w:sz w:val="20"/>
-                <w:szCs w:val="19"/>
-              </w:rPr>
-            </w:pPr>
-          </w:p>
-          <w:p>
-            <w:pPr>
-              <w:pStyle w:val="DefaultText"/>
-              <w:spacing w:before="120" w:after="120"/>
-              <w:jc w:val="both"/>
-              <w:rPr>
-                <w:rFonts w:ascii="Arial" w:hAnsi="Arial" w:cs="Arial"/>
-                <w:sz w:val="20"/>
-                <w:szCs w:val="19"/>
-              </w:rPr>
-            </w:pPr>
-          </w:p>
-          <w:p>
-            <w:pPr>
-              <w:pStyle w:val="DefaultText"/>
-              <w:spacing w:before="120" w:after="120"/>
-              <w:jc w:val="both"/>
-              <w:rPr>
-                <w:rFonts w:ascii="Arial" w:hAnsi="Arial" w:cs="Arial"/>
-                <w:sz w:val="20"/>
-                <w:szCs w:val="19"/>
-              </w:rPr>
-            </w:pPr>
-          </w:p>
-        </w:tc>
-      </w:tr>
     </w:tbl>
     <w:p>
       <w:pPr>
@@ -2278,6 +2094,7 @@
           <w:b/>
           <w:sz w:val="24"/>
         </w:rPr>
+        <w:lastRenderedPageBreak/>
         <w:t>CORE COMPETENCIES</w:t>
       </w:r>
     </w:p>
@@ -2313,106 +2130,6 @@
           <w:szCs w:val="19"/>
         </w:rPr>
         <w:t>PROJECT MANAGER</w:t>
-      </w:r>
-      <w:r>
-        <w:rPr>
-          <w:rFonts w:ascii="Arial" w:hAnsi="Arial" w:cs="Arial"/>
-          <w:b/>
-          <w:i/>
-          <w:sz w:val="20"/>
-          <w:szCs w:val="19"/>
-        </w:rPr>
-        <w:t xml:space="preserve"> / </w:t>
-      </w:r>
-      <w:r>
-        <w:rPr>
-          <w:rFonts w:ascii="Arial" w:hAnsi="Arial" w:cs="Arial"/>
-          <w:b/>
-          <w:i/>
-          <w:sz w:val="20"/>
-          <w:szCs w:val="19"/>
-        </w:rPr>
-        <w:t xml:space="preserve">SCRUM MASTER </w:t>
-      </w:r>
-      <w:r>
-        <w:rPr>
-          <w:rFonts w:ascii="Arial" w:hAnsi="Arial" w:cs="Arial"/>
-          <w:b/>
-          <w:i/>
-          <w:sz w:val="20"/>
-          <w:szCs w:val="19"/>
-        </w:rPr>
-        <w:t>/ P</w:t>
-      </w:r>
-      <w:r>
-        <w:rPr>
-          <w:rFonts w:ascii="Arial" w:hAnsi="Arial" w:cs="Arial"/>
-          <w:b/>
-          <w:i/>
-          <w:sz w:val="20"/>
-          <w:szCs w:val="19"/>
-        </w:rPr>
-        <w:t>RODUCT OWNER</w:t>
-      </w:r>
-      <w:r>
-        <w:rPr>
-          <w:rFonts w:ascii="Arial" w:hAnsi="Arial" w:cs="Arial"/>
-          <w:b/>
-          <w:i/>
-          <w:sz w:val="20"/>
-          <w:szCs w:val="19"/>
-        </w:rPr>
-        <w:t xml:space="preserve"> </w:t>
-      </w:r>
-      <w:r>
-        <w:rPr>
-          <w:rFonts w:ascii="Arial" w:hAnsi="Arial" w:cs="Arial"/>
-          <w:b/>
-          <w:i/>
-          <w:sz w:val="20"/>
-          <w:szCs w:val="19"/>
-        </w:rPr>
-        <w:t xml:space="preserve">/ </w:t>
-      </w:r>
-      <w:r>
-        <w:rPr>
-          <w:rFonts w:ascii="Arial" w:hAnsi="Arial" w:cs="Arial"/>
-          <w:b/>
-          <w:i/>
-          <w:sz w:val="20"/>
-          <w:szCs w:val="19"/>
-        </w:rPr>
-        <w:t>S</w:t>
-      </w:r>
-      <w:r>
-        <w:rPr>
-          <w:rFonts w:ascii="Arial" w:hAnsi="Arial" w:cs="Arial"/>
-          <w:b/>
-          <w:i/>
-          <w:sz w:val="20"/>
-          <w:szCs w:val="19"/>
-        </w:rPr>
-        <w:t xml:space="preserve">AFe </w:t>
-      </w:r>
-      <w:r>
-        <w:rPr>
-          <w:rFonts w:ascii="Arial" w:hAnsi="Arial" w:cs="Arial"/>
-          <w:b/>
-          <w:i/>
-          <w:sz w:val="20"/>
-          <w:szCs w:val="19"/>
-        </w:rPr>
-        <w:t>A</w:t>
-      </w:r>
-      <w:r>
-        <w:rPr>
-          <w:rFonts w:ascii="Arial" w:hAnsi="Arial" w:cs="Arial"/>
-          <w:b/>
-          <w:i/>
-          <w:sz w:val="20"/>
-          <w:szCs w:val="19"/>
-        </w:rPr>
-        <w:t>gilist</w:t>
       </w:r>
     </w:p>
     <w:p>
@@ -2436,77 +2153,7 @@
           <w:rFonts w:ascii="Arial" w:hAnsi="Arial" w:cs="Arial"/>
           <w:sz w:val="20"/>
         </w:rPr>
-        <w:t xml:space="preserve">Managed </w:t>
-      </w:r>
-      <w:r>
-        <w:rPr>
-          <w:rFonts w:ascii="Arial" w:hAnsi="Arial" w:cs="Arial"/>
-          <w:sz w:val="20"/>
-        </w:rPr>
-        <w:t xml:space="preserve">full lifecycle </w:t>
-      </w:r>
-      <w:r>
-        <w:rPr>
-          <w:rFonts w:ascii="Arial" w:hAnsi="Arial" w:cs="Arial"/>
-          <w:sz w:val="20"/>
-        </w:rPr>
-        <w:t xml:space="preserve">of </w:t>
-      </w:r>
-      <w:r>
-        <w:rPr>
-          <w:rFonts w:ascii="Arial" w:hAnsi="Arial" w:cs="Arial"/>
-          <w:sz w:val="20"/>
-        </w:rPr>
-        <w:t>large ne</w:t>
-      </w:r>
-      <w:r>
-        <w:rPr>
-          <w:rFonts w:ascii="Arial" w:hAnsi="Arial" w:cs="Arial"/>
-          <w:sz w:val="20"/>
-        </w:rPr>
-        <w:t>w and ongoing I</w:t>
-      </w:r>
-      <w:r>
-        <w:rPr>
-          <w:rFonts w:ascii="Arial" w:hAnsi="Arial" w:cs="Arial"/>
-          <w:sz w:val="20"/>
-        </w:rPr>
-        <w:t>C</w:t>
-      </w:r>
-      <w:r>
-        <w:rPr>
-          <w:rFonts w:ascii="Arial" w:hAnsi="Arial" w:cs="Arial"/>
-          <w:sz w:val="20"/>
-        </w:rPr>
-        <w:t xml:space="preserve">T </w:t>
-      </w:r>
-      <w:r>
-        <w:rPr>
-          <w:rFonts w:ascii="Arial" w:hAnsi="Arial" w:cs="Arial"/>
-          <w:sz w:val="20"/>
-        </w:rPr>
-        <w:t xml:space="preserve">and </w:t>
-      </w:r>
-      <w:r>
-        <w:rPr>
-          <w:rFonts w:ascii="Arial" w:hAnsi="Arial" w:cs="Arial"/>
-          <w:sz w:val="20"/>
-        </w:rPr>
-        <w:t>b</w:t>
-      </w:r>
-      <w:r>
-        <w:rPr>
-          <w:rFonts w:ascii="Arial" w:hAnsi="Arial" w:cs="Arial"/>
-          <w:sz w:val="20"/>
-        </w:rPr>
-        <w:t xml:space="preserve">usiness </w:t>
-      </w:r>
-      <w:r>
-        <w:rPr>
-          <w:rFonts w:ascii="Arial" w:hAnsi="Arial" w:cs="Arial"/>
-          <w:sz w:val="20"/>
-        </w:rPr>
-        <w:t>projects for national and international customers</w:t>
+        <w:t>Managed the full lifecycle of large ICT and business programmes (CAPEX €100K</w:t>
       </w:r>
       <w:r>
         <w:rPr>
@@ -2520,82 +2167,12 @@
           <w:rFonts w:ascii="Arial" w:hAnsi="Arial" w:cs="Arial"/>
           <w:sz w:val="20"/>
         </w:rPr>
-        <w:t xml:space="preserve">across </w:t>
-      </w:r>
-      <w:r>
-        <w:rPr>
-          <w:rFonts w:ascii="Arial" w:hAnsi="Arial" w:cs="Arial"/>
-          <w:sz w:val="20"/>
-        </w:rPr>
-        <w:t xml:space="preserve">several </w:t>
-      </w:r>
-      <w:r>
-        <w:rPr>
-          <w:rFonts w:ascii="Arial" w:hAnsi="Arial" w:cs="Arial"/>
-          <w:sz w:val="20"/>
-        </w:rPr>
-        <w:t xml:space="preserve">industries </w:t>
-      </w:r>
-      <w:r>
-        <w:rPr>
-          <w:rFonts w:ascii="Arial" w:hAnsi="Arial" w:cs="Arial"/>
-          <w:sz w:val="20"/>
-          <w:szCs w:val="19"/>
-          <w:lang w:eastAsia="en-GB"/>
-        </w:rPr>
-        <w:t xml:space="preserve">in the range of 100.000 – </w:t>
-      </w:r>
-      <w:r>
-        <w:rPr>
-          <w:rFonts w:ascii="Arial" w:hAnsi="Arial" w:cs="Arial"/>
-          <w:sz w:val="20"/>
-          <w:szCs w:val="19"/>
-          <w:lang w:eastAsia="en-GB"/>
-        </w:rPr>
-        <w:t>2</w:t>
-      </w:r>
-      <w:r>
-        <w:rPr>
-          <w:rFonts w:ascii="Arial" w:hAnsi="Arial" w:cs="Arial"/>
-          <w:sz w:val="20"/>
-          <w:szCs w:val="19"/>
-          <w:lang w:eastAsia="en-GB"/>
-        </w:rPr>
-        <w:t>.000.000 €</w:t>
-      </w:r>
-      <w:r>
-        <w:rPr>
-          <w:rFonts w:ascii="Arial" w:hAnsi="Arial" w:cs="Arial"/>
-          <w:sz w:val="20"/>
-          <w:szCs w:val="19"/>
-          <w:lang w:eastAsia="en-GB"/>
-        </w:rPr>
-        <w:t xml:space="preserve"> in </w:t>
-      </w:r>
-      <w:r>
-        <w:rPr>
-          <w:rFonts w:ascii="Arial" w:hAnsi="Arial" w:cs="Arial"/>
-          <w:sz w:val="20"/>
-          <w:szCs w:val="19"/>
-          <w:lang w:eastAsia="en-GB"/>
-        </w:rPr>
-        <w:t>CAPEX</w:t>
-      </w:r>
-      <w:r>
-        <w:rPr>
-          <w:rFonts w:ascii="Arial" w:hAnsi="Arial" w:cs="Arial"/>
-          <w:sz w:val="20"/>
-          <w:szCs w:val="19"/>
-          <w:lang w:eastAsia="en-GB"/>
-        </w:rPr>
-        <w:t xml:space="preserve"> using waterfall and</w:t>
-      </w:r>
-      <w:r>
-        <w:rPr>
-          <w:rFonts w:ascii="Arial" w:hAnsi="Arial" w:cs="Arial"/>
-          <w:sz w:val="20"/>
-          <w:szCs w:val="19"/>
-          <w:lang w:eastAsia="en-GB"/>
+        <w:t>–</w:t>
+      </w:r>
+      <w:r>
+        <w:rPr>
+          <w:rFonts w:ascii="Arial" w:hAnsi="Arial" w:cs="Arial"/>
+          <w:sz w:val="20"/>
         </w:rPr>
         <w:t xml:space="preserve"> </w:t>
       </w:r>
@@ -2603,33 +2180,8 @@
         <w:rPr>
           <w:rFonts w:ascii="Arial" w:hAnsi="Arial" w:cs="Arial"/>
           <w:sz w:val="20"/>
-          <w:szCs w:val="19"/>
-          <w:lang w:eastAsia="en-GB"/>
-        </w:rPr>
-        <w:t>agile methodologies</w:t>
-      </w:r>
-      <w:r>
-        <w:rPr>
-          <w:rFonts w:ascii="Arial" w:hAnsi="Arial" w:cs="Arial"/>
-          <w:sz w:val="20"/>
-          <w:szCs w:val="19"/>
-          <w:lang w:eastAsia="en-GB"/>
-        </w:rPr>
-        <w:t xml:space="preserve"> focusing on </w:t>
-      </w:r>
-      <w:r>
-        <w:rPr>
-          <w:rFonts w:ascii="Arial" w:hAnsi="Arial" w:cs="Arial"/>
-          <w:sz w:val="20"/>
-        </w:rPr>
-        <w:t>program</w:t>
-      </w:r>
-      <w:r>
-        <w:rPr>
-          <w:rFonts w:ascii="Arial" w:hAnsi="Arial" w:cs="Arial"/>
-          <w:sz w:val="20"/>
-        </w:rPr>
-        <w:t>me</w:t>
+        </w:rPr>
+        <w:t>€2M) for national and</w:t>
       </w:r>
       <w:r>
         <w:rPr>
@@ -2643,81 +2195,7 @@
           <w:rFonts w:ascii="Arial" w:hAnsi="Arial" w:cs="Arial"/>
           <w:sz w:val="20"/>
         </w:rPr>
-        <w:t>governance</w:t>
-      </w:r>
-      <w:r>
-        <w:rPr>
-          <w:rFonts w:ascii="Arial" w:hAnsi="Arial" w:cs="Arial"/>
-          <w:sz w:val="20"/>
-        </w:rPr>
-        <w:t>, strategy, policy, framework, reporting procedures and decision process</w:t>
-      </w:r>
-      <w:r>
-        <w:rPr>
-          <w:rFonts w:ascii="Arial" w:hAnsi="Arial" w:cs="Arial"/>
-          <w:sz w:val="20"/>
-        </w:rPr>
-        <w:t>es</w:t>
-      </w:r>
-      <w:r>
-        <w:rPr>
-          <w:rFonts w:ascii="Arial" w:hAnsi="Arial" w:cs="Arial"/>
-          <w:sz w:val="20"/>
-        </w:rPr>
-        <w:t xml:space="preserve">. </w:t>
-      </w:r>
-      <w:r>
-        <w:rPr>
-          <w:rFonts w:ascii="Arial" w:hAnsi="Arial" w:cs="Arial"/>
-          <w:sz w:val="20"/>
-        </w:rPr>
-        <w:t xml:space="preserve">Reporting to different </w:t>
-      </w:r>
-      <w:r>
-        <w:rPr>
-          <w:rFonts w:ascii="Arial" w:hAnsi="Arial" w:cs="Arial"/>
-          <w:color w:val="000000"/>
-          <w:sz w:val="20"/>
-          <w:lang w:val="en"/>
-        </w:rPr>
-        <w:t>stakeholders on different levels (CxO, technical…)</w:t>
-      </w:r>
-      <w:r>
-        <w:rPr>
-          <w:rFonts w:ascii="Arial" w:hAnsi="Arial" w:cs="Arial"/>
-          <w:color w:val="000000"/>
-          <w:sz w:val="20"/>
-          <w:lang w:val="en"/>
-        </w:rPr>
-        <w:t xml:space="preserve">. </w:t>
-      </w:r>
-      <w:r>
-        <w:rPr>
-          <w:rFonts w:ascii="Arial" w:hAnsi="Arial" w:cs="Arial"/>
-          <w:sz w:val="20"/>
-        </w:rPr>
-        <w:t>Perform</w:t>
-      </w:r>
-      <w:r>
-        <w:rPr>
-          <w:rFonts w:ascii="Arial" w:hAnsi="Arial" w:cs="Arial"/>
-          <w:sz w:val="20"/>
-        </w:rPr>
-        <w:t>ed</w:t>
-      </w:r>
-      <w:r>
-        <w:rPr>
-          <w:rFonts w:ascii="Arial" w:hAnsi="Arial" w:cs="Arial"/>
-          <w:sz w:val="20"/>
-        </w:rPr>
-        <w:t xml:space="preserve"> risk management to minimize project risks</w:t>
-      </w:r>
-      <w:r>
-        <w:rPr>
-          <w:rFonts w:ascii="Arial" w:hAnsi="Arial" w:cs="Arial"/>
-          <w:sz w:val="20"/>
-        </w:rPr>
-        <w:t>.</w:t>
+        <w:t>international clients, applying both waterfall and agile methodologies. Ensured strong programme</w:t>
       </w:r>
       <w:r>
         <w:rPr>
@@ -2725,6 +2203,77 @@
           <w:sz w:val="20"/>
         </w:rPr>
         <w:t xml:space="preserve"> </w:t>
+      </w:r>
+      <w:r>
+        <w:rPr>
+          <w:rFonts w:ascii="Arial" w:hAnsi="Arial" w:cs="Arial"/>
+          <w:sz w:val="20"/>
+        </w:rPr>
+        <w:t>governance through strategic alignment, policy and framework development, structured reporting,</w:t>
+      </w:r>
+      <w:r>
+        <w:rPr>
+          <w:rFonts w:ascii="Arial" w:hAnsi="Arial" w:cs="Arial"/>
+          <w:sz w:val="20"/>
+        </w:rPr>
+        <w:t xml:space="preserve"> </w:t>
+      </w:r>
+      <w:r>
+        <w:rPr>
+          <w:rFonts w:ascii="Arial" w:hAnsi="Arial" w:cs="Arial"/>
+          <w:sz w:val="20"/>
+        </w:rPr>
+        <w:t>decision</w:t>
+      </w:r>
+      <w:r>
+        <w:rPr>
+          <w:rFonts w:ascii="Arial" w:hAnsi="Arial" w:cs="Arial"/>
+          <w:sz w:val="20"/>
+        </w:rPr>
+        <w:noBreakHyphen/>
+        <w:t>making processes and risk management. Acted as the primary liaison between Legal, Business,</w:t>
+      </w:r>
+      <w:r>
+        <w:rPr>
+          <w:rFonts w:ascii="Arial" w:hAnsi="Arial" w:cs="Arial"/>
+          <w:sz w:val="20"/>
+        </w:rPr>
+        <w:t xml:space="preserve"> </w:t>
+      </w:r>
+      <w:r>
+        <w:rPr>
+          <w:rFonts w:ascii="Arial" w:hAnsi="Arial" w:cs="Arial"/>
+          <w:sz w:val="20"/>
+        </w:rPr>
+        <w:t>Architecture, Development, Testing, Release Management, Operational Readiness, TBO, Sales,</w:t>
+      </w:r>
+      <w:r>
+        <w:rPr>
+          <w:rFonts w:ascii="Arial" w:hAnsi="Arial" w:cs="Arial"/>
+          <w:sz w:val="20"/>
+        </w:rPr>
+        <w:t xml:space="preserve"> </w:t>
+      </w:r>
+      <w:r>
+        <w:rPr>
+          <w:rFonts w:ascii="Arial" w:hAnsi="Arial" w:cs="Arial"/>
+          <w:sz w:val="20"/>
+        </w:rPr>
+        <w:t>Infrastructure and Operations teams, coordinating stakeholders across Belgium, India, the US and multiple</w:t>
+      </w:r>
+      <w:r>
+        <w:rPr>
+          <w:rFonts w:ascii="Arial" w:hAnsi="Arial" w:cs="Arial"/>
+          <w:sz w:val="20"/>
+        </w:rPr>
+        <w:t xml:space="preserve"> </w:t>
+      </w:r>
+      <w:r>
+        <w:rPr>
+          <w:rFonts w:ascii="Arial" w:hAnsi="Arial" w:cs="Arial"/>
+          <w:sz w:val="20"/>
+        </w:rPr>
+        <w:t>European countries to secure alignment, clarity and timely delivery.</w:t>
       </w:r>
     </w:p>
     <w:p>
@@ -2748,21 +2297,65 @@
           <w:rFonts w:ascii="Arial" w:hAnsi="Arial" w:cs="Arial"/>
           <w:sz w:val="20"/>
         </w:rPr>
-        <w:t xml:space="preserve">Act as liaison </w:t>
-      </w:r>
-      <w:r>
-        <w:rPr>
-          <w:rFonts w:ascii="Arial" w:hAnsi="Arial" w:cs="Arial"/>
-          <w:sz w:val="20"/>
-        </w:rPr>
-        <w:t>between Legal</w:t>
-      </w:r>
-      <w:r>
-        <w:rPr>
-          <w:rFonts w:ascii="Arial" w:hAnsi="Arial" w:cs="Arial"/>
-          <w:sz w:val="20"/>
-        </w:rPr>
-        <w:t xml:space="preserve"> and Business departments</w:t>
+        <w:t>Key</w:t>
+      </w:r>
+      <w:r>
+        <w:rPr>
+          <w:rFonts w:ascii="Arial" w:hAnsi="Arial" w:cs="Arial"/>
+          <w:sz w:val="20"/>
+        </w:rPr>
+        <w:t xml:space="preserve"> </w:t>
+      </w:r>
+      <w:r>
+        <w:rPr>
+          <w:rFonts w:ascii="Arial" w:hAnsi="Arial" w:cs="Arial"/>
+          <w:sz w:val="20"/>
+        </w:rPr>
+        <w:t>Projects managed</w:t>
+      </w:r>
+      <w:r>
+        <w:rPr>
+          <w:rFonts w:ascii="Arial" w:hAnsi="Arial" w:cs="Arial"/>
+          <w:sz w:val="20"/>
+        </w:rPr>
+        <w:t xml:space="preserve"> include: </w:t>
+      </w:r>
+    </w:p>
+    <w:p>
+      <w:pPr>
+        <w:pStyle w:val="ListParagraph"/>
+        <w:numPr>
+          <w:ilvl w:val="1"/>
+          <w:numId w:val="5"/>
+        </w:numPr>
+        <w:spacing w:after="60" w:line="312" w:lineRule="auto"/>
+        <w:contextualSpacing w:val="0"/>
+        <w:jc w:val="both"/>
+        <w:rPr>
+          <w:rFonts w:ascii="Arial" w:hAnsi="Arial" w:cs="Arial"/>
+          <w:sz w:val="20"/>
+        </w:rPr>
+      </w:pPr>
+      <w:r>
+        <w:rPr>
+          <w:rFonts w:ascii="Arial" w:hAnsi="Arial" w:cs="Arial"/>
+          <w:sz w:val="20"/>
+        </w:rPr>
+        <w:t xml:space="preserve">Change Capability Cockpit </w:t>
+      </w:r>
+      <w:r>
+        <w:rPr>
+          <w:rFonts w:ascii="Arial" w:hAnsi="Arial" w:cs="Arial"/>
+          <w:sz w:val="20"/>
+        </w:rPr>
+        <w:t xml:space="preserve">- </w:t>
+      </w:r>
+      <w:r>
+        <w:rPr>
+          <w:rFonts w:ascii="Arial" w:hAnsi="Arial" w:cs="Arial"/>
+          <w:sz w:val="20"/>
+        </w:rPr>
+        <w:t>ADKAR</w:t>
       </w:r>
       <w:r>
         <w:rPr>
@@ -2776,70 +2369,121 @@
           <w:rFonts w:ascii="Arial" w:hAnsi="Arial" w:cs="Arial"/>
           <w:sz w:val="20"/>
         </w:rPr>
-        <w:t xml:space="preserve">Architecture, Development, </w:t>
-      </w:r>
-      <w:r>
-        <w:rPr>
-          <w:rFonts w:ascii="Arial" w:hAnsi="Arial" w:cs="Arial"/>
-          <w:sz w:val="20"/>
-        </w:rPr>
-        <w:t>Testing</w:t>
-      </w:r>
-      <w:r>
-        <w:rPr>
-          <w:rFonts w:ascii="Arial" w:hAnsi="Arial" w:cs="Arial"/>
-          <w:sz w:val="20"/>
-        </w:rPr>
-        <w:t>, Release management, Operational Readiness</w:t>
-      </w:r>
-      <w:r>
-        <w:rPr>
-          <w:rFonts w:ascii="Arial" w:hAnsi="Arial" w:cs="Arial"/>
-          <w:sz w:val="20"/>
-        </w:rPr>
-        <w:t>, Infrastructure</w:t>
-      </w:r>
-      <w:r>
-        <w:rPr>
-          <w:rFonts w:ascii="Arial" w:hAnsi="Arial" w:cs="Arial"/>
-          <w:sz w:val="20"/>
-        </w:rPr>
-        <w:t xml:space="preserve"> and </w:t>
-      </w:r>
-      <w:r>
-        <w:rPr>
-          <w:rFonts w:ascii="Arial" w:hAnsi="Arial" w:cs="Arial"/>
-          <w:sz w:val="20"/>
-        </w:rPr>
-        <w:t>Operations teams</w:t>
-      </w:r>
-      <w:r>
-        <w:rPr>
-          <w:rFonts w:ascii="Arial" w:hAnsi="Arial" w:cs="Arial"/>
-          <w:sz w:val="20"/>
-        </w:rPr>
-        <w:t xml:space="preserve"> across multiple locations</w:t>
-      </w:r>
-      <w:r>
-        <w:rPr>
-          <w:rFonts w:ascii="Arial" w:hAnsi="Arial" w:cs="Arial"/>
-          <w:sz w:val="20"/>
-        </w:rPr>
-        <w:t xml:space="preserve">, including Belgium, India, </w:t>
-      </w:r>
-      <w:r>
-        <w:rPr>
-          <w:rFonts w:ascii="Arial" w:hAnsi="Arial" w:cs="Arial"/>
-          <w:sz w:val="20"/>
-        </w:rPr>
-        <w:t>the US</w:t>
-      </w:r>
-      <w:r>
-        <w:rPr>
-          <w:rFonts w:ascii="Arial" w:hAnsi="Arial" w:cs="Arial"/>
-          <w:sz w:val="20"/>
-        </w:rPr>
-        <w:t xml:space="preserve"> and other stakeholders in Europe</w:t>
+        <w:t xml:space="preserve">synchronize activities of Capability </w:t>
+      </w:r>
+      <w:r>
+        <w:rPr>
+          <w:rFonts w:ascii="Arial" w:hAnsi="Arial" w:cs="Arial"/>
+          <w:sz w:val="20"/>
+        </w:rPr>
+        <w:t>O</w:t>
+      </w:r>
+      <w:r>
+        <w:rPr>
+          <w:rFonts w:ascii="Arial" w:hAnsi="Arial" w:cs="Arial"/>
+          <w:sz w:val="20"/>
+        </w:rPr>
+        <w:t>wners and Change Agents</w:t>
+      </w:r>
+    </w:p>
+    <w:p>
+      <w:pPr>
+        <w:pStyle w:val="ListParagraph"/>
+        <w:numPr>
+          <w:ilvl w:val="1"/>
+          <w:numId w:val="5"/>
+        </w:numPr>
+        <w:spacing w:after="60" w:line="312" w:lineRule="auto"/>
+        <w:contextualSpacing w:val="0"/>
+        <w:jc w:val="both"/>
+        <w:rPr>
+          <w:rFonts w:ascii="Arial" w:hAnsi="Arial" w:cs="Arial"/>
+          <w:sz w:val="20"/>
+        </w:rPr>
+      </w:pPr>
+      <w:r>
+        <w:rPr>
+          <w:rFonts w:ascii="Arial" w:hAnsi="Arial" w:cs="Arial"/>
+          <w:sz w:val="20"/>
+        </w:rPr>
+        <w:t xml:space="preserve">Nexus transition programme – replace incumbent partners </w:t>
+      </w:r>
+      <w:r>
+        <w:rPr>
+          <w:rFonts w:ascii="Arial" w:hAnsi="Arial" w:cs="Arial"/>
+          <w:sz w:val="20"/>
+        </w:rPr>
+        <w:t>Cognizant and Hays companies</w:t>
+      </w:r>
+      <w:r>
+        <w:rPr>
+          <w:rFonts w:ascii="Arial" w:hAnsi="Arial" w:cs="Arial"/>
+          <w:sz w:val="20"/>
+        </w:rPr>
+        <w:t xml:space="preserve"> </w:t>
+      </w:r>
+      <w:r>
+        <w:rPr>
+          <w:rFonts w:ascii="Arial" w:hAnsi="Arial" w:cs="Arial"/>
+          <w:sz w:val="20"/>
+        </w:rPr>
+        <w:t>by Info</w:t>
+      </w:r>
+      <w:r>
+        <w:rPr>
+          <w:rFonts w:ascii="Arial" w:hAnsi="Arial" w:cs="Arial"/>
+          <w:sz w:val="20"/>
+        </w:rPr>
+        <w:t>s</w:t>
+      </w:r>
+      <w:r>
+        <w:rPr>
+          <w:rFonts w:ascii="Arial" w:hAnsi="Arial" w:cs="Arial"/>
+          <w:sz w:val="20"/>
+        </w:rPr>
+        <w:t xml:space="preserve">ys </w:t>
+      </w:r>
+      <w:r>
+        <w:rPr>
+          <w:rFonts w:ascii="Arial" w:hAnsi="Arial" w:cs="Arial"/>
+          <w:sz w:val="20"/>
+        </w:rPr>
+        <w:t xml:space="preserve">and </w:t>
+      </w:r>
+      <w:r>
+        <w:rPr>
+          <w:rFonts w:ascii="Arial" w:hAnsi="Arial" w:cs="Arial"/>
+          <w:sz w:val="20"/>
+        </w:rPr>
+        <w:t>Netcracker</w:t>
+      </w:r>
+      <w:r>
+        <w:rPr>
+          <w:rFonts w:ascii="Arial" w:hAnsi="Arial" w:cs="Arial"/>
+          <w:sz w:val="20"/>
+        </w:rPr>
+        <w:t xml:space="preserve"> </w:t>
+      </w:r>
+      <w:r>
+        <w:rPr>
+          <w:rFonts w:ascii="Arial" w:hAnsi="Arial" w:cs="Arial"/>
+          <w:sz w:val="20"/>
+        </w:rPr>
+        <w:t xml:space="preserve">(KT, reverse KT, </w:t>
+      </w:r>
+      <w:r>
+        <w:rPr>
+          <w:rFonts w:ascii="Arial" w:hAnsi="Arial" w:cs="Arial"/>
+          <w:sz w:val="20"/>
+        </w:rPr>
+        <w:t>s</w:t>
+      </w:r>
+      <w:r>
+        <w:rPr>
+          <w:rFonts w:ascii="Arial" w:hAnsi="Arial" w:cs="Arial"/>
+          <w:sz w:val="20"/>
+        </w:rPr>
+        <w:t>hadowing, reverse shadowing)</w:t>
       </w:r>
       <w:r>
         <w:rPr>
@@ -2847,6 +2491,1427 @@
           <w:sz w:val="20"/>
         </w:rPr>
         <w:t>.</w:t>
+      </w:r>
+    </w:p>
+    <w:p>
+      <w:pPr>
+        <w:pStyle w:val="ListParagraph"/>
+        <w:numPr>
+          <w:ilvl w:val="1"/>
+          <w:numId w:val="5"/>
+        </w:numPr>
+        <w:spacing w:after="60" w:line="312" w:lineRule="auto"/>
+        <w:contextualSpacing w:val="0"/>
+        <w:jc w:val="both"/>
+        <w:rPr>
+          <w:rFonts w:ascii="Arial" w:hAnsi="Arial" w:cs="Arial"/>
+          <w:sz w:val="20"/>
+        </w:rPr>
+      </w:pPr>
+      <w:r>
+        <w:rPr>
+          <w:rFonts w:ascii="Arial" w:hAnsi="Arial" w:cs="Arial"/>
+          <w:sz w:val="20"/>
+        </w:rPr>
+        <w:t xml:space="preserve">Network Service Assurance initiative – </w:t>
+      </w:r>
+      <w:r>
+        <w:rPr>
+          <w:rFonts w:ascii="Arial" w:hAnsi="Arial" w:cs="Arial"/>
+          <w:sz w:val="20"/>
+        </w:rPr>
+        <w:t>Improve the customer experience and financials</w:t>
+      </w:r>
+      <w:r>
+        <w:rPr>
+          <w:rFonts w:ascii="Arial" w:hAnsi="Arial" w:cs="Arial"/>
+          <w:sz w:val="20"/>
+        </w:rPr>
+        <w:t xml:space="preserve"> of the maintenance</w:t>
+      </w:r>
+      <w:r>
+        <w:rPr>
+          <w:rFonts w:ascii="Arial" w:hAnsi="Arial" w:cs="Arial"/>
+          <w:sz w:val="20"/>
+        </w:rPr>
+        <w:t xml:space="preserve"> </w:t>
+      </w:r>
+      <w:r>
+        <w:rPr>
+          <w:rFonts w:ascii="Arial" w:hAnsi="Arial" w:cs="Arial"/>
+          <w:sz w:val="20"/>
+        </w:rPr>
+        <w:t xml:space="preserve">of </w:t>
+      </w:r>
+      <w:r>
+        <w:rPr>
+          <w:rFonts w:ascii="Arial" w:hAnsi="Arial" w:cs="Arial"/>
+          <w:sz w:val="20"/>
+        </w:rPr>
+        <w:t xml:space="preserve">Telenet’s Hybrid Fibre Coax </w:t>
+      </w:r>
+      <w:r>
+        <w:rPr>
+          <w:rFonts w:ascii="Arial" w:hAnsi="Arial" w:cs="Arial"/>
+          <w:sz w:val="20"/>
+        </w:rPr>
+        <w:t xml:space="preserve">and Fibre network </w:t>
+      </w:r>
+      <w:r>
+        <w:rPr>
+          <w:rFonts w:ascii="Arial" w:hAnsi="Arial" w:cs="Arial"/>
+          <w:sz w:val="20"/>
+        </w:rPr>
+        <w:t xml:space="preserve">by introducing new </w:t>
+      </w:r>
+      <w:r>
+        <w:rPr>
+          <w:rFonts w:ascii="Arial" w:hAnsi="Arial" w:cs="Arial"/>
+          <w:sz w:val="20"/>
+        </w:rPr>
+        <w:t>tools based on available operational data</w:t>
+      </w:r>
+      <w:r>
+        <w:rPr>
+          <w:rFonts w:ascii="Arial" w:hAnsi="Arial" w:cs="Arial"/>
+          <w:sz w:val="20"/>
+        </w:rPr>
+        <w:t xml:space="preserve"> (predictive maintenance)</w:t>
+      </w:r>
+      <w:r>
+        <w:rPr>
+          <w:rFonts w:ascii="Arial" w:hAnsi="Arial" w:cs="Arial"/>
+          <w:sz w:val="20"/>
+        </w:rPr>
+        <w:t>.</w:t>
+      </w:r>
+    </w:p>
+    <w:p>
+      <w:pPr>
+        <w:pStyle w:val="ListParagraph"/>
+        <w:numPr>
+          <w:ilvl w:val="1"/>
+          <w:numId w:val="5"/>
+        </w:numPr>
+        <w:spacing w:after="60" w:line="312" w:lineRule="auto"/>
+        <w:contextualSpacing w:val="0"/>
+        <w:jc w:val="both"/>
+        <w:rPr>
+          <w:rFonts w:ascii="Arial" w:hAnsi="Arial" w:cs="Arial"/>
+          <w:sz w:val="20"/>
+        </w:rPr>
+      </w:pPr>
+      <w:r>
+        <w:rPr>
+          <w:rFonts w:ascii="Arial" w:hAnsi="Arial" w:cs="Arial"/>
+          <w:sz w:val="20"/>
+        </w:rPr>
+        <w:t xml:space="preserve">Appointment Orchestration – </w:t>
+      </w:r>
+      <w:r>
+        <w:rPr>
+          <w:rFonts w:ascii="Arial" w:hAnsi="Arial" w:cs="Arial"/>
+          <w:sz w:val="20"/>
+        </w:rPr>
+        <w:t>s</w:t>
+      </w:r>
+      <w:r>
+        <w:rPr>
+          <w:rFonts w:ascii="Arial" w:hAnsi="Arial" w:cs="Arial"/>
+          <w:sz w:val="20"/>
+        </w:rPr>
+        <w:t xml:space="preserve">treamline </w:t>
+      </w:r>
+      <w:r>
+        <w:rPr>
+          <w:rFonts w:ascii="Arial" w:hAnsi="Arial" w:cs="Arial"/>
+          <w:sz w:val="20"/>
+        </w:rPr>
+        <w:t>all</w:t>
+      </w:r>
+      <w:r>
+        <w:rPr>
+          <w:rFonts w:ascii="Arial" w:hAnsi="Arial" w:cs="Arial"/>
+          <w:sz w:val="20"/>
+        </w:rPr>
+        <w:t xml:space="preserve"> </w:t>
+      </w:r>
+      <w:r>
+        <w:rPr>
+          <w:rFonts w:ascii="Arial" w:hAnsi="Arial" w:cs="Arial"/>
+          <w:sz w:val="20"/>
+        </w:rPr>
+        <w:t>appointments for onsite interventions of external partners (Unit-T, Wyre</w:t>
+      </w:r>
+      <w:r>
+        <w:rPr>
+          <w:rFonts w:ascii="Arial" w:hAnsi="Arial" w:cs="Arial"/>
+          <w:sz w:val="20"/>
+        </w:rPr>
+        <w:t>…</w:t>
+      </w:r>
+      <w:r>
+        <w:rPr>
+          <w:rFonts w:ascii="Arial" w:hAnsi="Arial" w:cs="Arial"/>
+          <w:sz w:val="20"/>
+        </w:rPr>
+        <w:t>)</w:t>
+      </w:r>
+      <w:r>
+        <w:rPr>
+          <w:rFonts w:ascii="Arial" w:hAnsi="Arial" w:cs="Arial"/>
+          <w:sz w:val="20"/>
+        </w:rPr>
+        <w:t xml:space="preserve">, Telenet and the </w:t>
+      </w:r>
+      <w:r>
+        <w:rPr>
+          <w:rFonts w:ascii="Arial" w:hAnsi="Arial" w:cs="Arial"/>
+          <w:sz w:val="20"/>
+        </w:rPr>
+        <w:t>C</w:t>
+      </w:r>
+      <w:r>
+        <w:rPr>
+          <w:rFonts w:ascii="Arial" w:hAnsi="Arial" w:cs="Arial"/>
+          <w:sz w:val="20"/>
+        </w:rPr>
+        <w:t>ustomer.</w:t>
+      </w:r>
+      <w:r>
+        <w:rPr>
+          <w:rFonts w:ascii="Arial" w:hAnsi="Arial" w:cs="Arial"/>
+          <w:sz w:val="20"/>
+        </w:rPr>
+        <w:t xml:space="preserve"> </w:t>
+      </w:r>
+    </w:p>
+    <w:p>
+      <w:pPr>
+        <w:pStyle w:val="ListParagraph"/>
+        <w:numPr>
+          <w:ilvl w:val="1"/>
+          <w:numId w:val="5"/>
+        </w:numPr>
+        <w:spacing w:after="60" w:line="312" w:lineRule="auto"/>
+        <w:contextualSpacing w:val="0"/>
+        <w:jc w:val="both"/>
+        <w:rPr>
+          <w:rFonts w:ascii="Arial" w:hAnsi="Arial" w:cs="Arial"/>
+          <w:sz w:val="20"/>
+        </w:rPr>
+      </w:pPr>
+      <w:r>
+        <w:rPr>
+          <w:rFonts w:ascii="Arial" w:hAnsi="Arial" w:cs="Arial"/>
+          <w:sz w:val="20"/>
+        </w:rPr>
+        <w:t xml:space="preserve">Introduction </w:t>
+      </w:r>
+      <w:r>
+        <w:rPr>
+          <w:rFonts w:ascii="Arial" w:hAnsi="Arial" w:cs="Arial"/>
+          <w:sz w:val="20"/>
+        </w:rPr>
+        <w:t>of new Telenet product</w:t>
+      </w:r>
+      <w:r>
+        <w:rPr>
+          <w:rFonts w:ascii="Arial" w:hAnsi="Arial" w:cs="Arial"/>
+          <w:sz w:val="20"/>
+        </w:rPr>
+        <w:t xml:space="preserve"> offerings</w:t>
+      </w:r>
+      <w:r>
+        <w:rPr>
+          <w:rFonts w:ascii="Arial" w:hAnsi="Arial" w:cs="Arial"/>
+          <w:sz w:val="20"/>
+        </w:rPr>
+        <w:t xml:space="preserve"> to the market</w:t>
+      </w:r>
+    </w:p>
+    <w:p>
+      <w:pPr>
+        <w:pStyle w:val="ListParagraph"/>
+        <w:numPr>
+          <w:ilvl w:val="2"/>
+          <w:numId w:val="5"/>
+        </w:numPr>
+        <w:spacing w:after="60" w:line="312" w:lineRule="auto"/>
+        <w:contextualSpacing w:val="0"/>
+        <w:jc w:val="both"/>
+        <w:rPr>
+          <w:rFonts w:ascii="Arial" w:hAnsi="Arial" w:cs="Arial"/>
+          <w:sz w:val="20"/>
+        </w:rPr>
+      </w:pPr>
+      <w:r>
+        <w:rPr>
+          <w:rFonts w:ascii="Arial" w:hAnsi="Arial" w:cs="Arial"/>
+          <w:sz w:val="20"/>
+        </w:rPr>
+        <w:t xml:space="preserve">Voice Pro </w:t>
+      </w:r>
+      <w:r>
+        <w:rPr>
+          <w:rFonts w:ascii="Arial" w:hAnsi="Arial" w:cs="Arial"/>
+          <w:sz w:val="20"/>
+        </w:rPr>
+        <w:t>– PABX functionality in the cloud for SOHO customers</w:t>
+      </w:r>
+    </w:p>
+    <w:p>
+      <w:pPr>
+        <w:pStyle w:val="ListParagraph"/>
+        <w:numPr>
+          <w:ilvl w:val="2"/>
+          <w:numId w:val="5"/>
+        </w:numPr>
+        <w:spacing w:after="60" w:line="312" w:lineRule="auto"/>
+        <w:contextualSpacing w:val="0"/>
+        <w:jc w:val="both"/>
+        <w:rPr>
+          <w:rFonts w:ascii="Arial" w:hAnsi="Arial" w:cs="Arial"/>
+          <w:sz w:val="20"/>
+        </w:rPr>
+      </w:pPr>
+      <w:r>
+        <w:rPr>
+          <w:rFonts w:ascii="Arial" w:hAnsi="Arial" w:cs="Arial"/>
+          <w:sz w:val="20"/>
+        </w:rPr>
+        <w:t>In Home Connectivity 2.0</w:t>
+      </w:r>
+      <w:r>
+        <w:rPr>
+          <w:rFonts w:ascii="Arial" w:hAnsi="Arial" w:cs="Arial"/>
+          <w:sz w:val="20"/>
+        </w:rPr>
+        <w:t xml:space="preserve"> </w:t>
+      </w:r>
+      <w:r>
+        <w:rPr>
+          <w:rFonts w:ascii="Arial" w:hAnsi="Arial" w:cs="Arial"/>
+          <w:sz w:val="20"/>
+        </w:rPr>
+        <w:t xml:space="preserve">- </w:t>
+      </w:r>
+      <w:r>
+        <w:rPr>
+          <w:rFonts w:ascii="Arial" w:hAnsi="Arial" w:cs="Arial"/>
+          <w:sz w:val="20"/>
+        </w:rPr>
+        <w:t>use of Plume pods iso Power Boosters</w:t>
+      </w:r>
+    </w:p>
+    <w:p>
+      <w:pPr>
+        <w:pStyle w:val="ListParagraph"/>
+        <w:numPr>
+          <w:ilvl w:val="2"/>
+          <w:numId w:val="5"/>
+        </w:numPr>
+        <w:spacing w:after="60" w:line="312" w:lineRule="auto"/>
+        <w:contextualSpacing w:val="0"/>
+        <w:jc w:val="both"/>
+        <w:rPr>
+          <w:rFonts w:ascii="Arial" w:hAnsi="Arial" w:cs="Arial"/>
+          <w:sz w:val="20"/>
+        </w:rPr>
+      </w:pPr>
+      <w:r>
+        <w:rPr>
+          <w:rFonts w:ascii="Arial" w:hAnsi="Arial" w:cs="Arial"/>
+          <w:sz w:val="20"/>
+        </w:rPr>
+        <w:t>I</w:t>
+      </w:r>
+      <w:r>
+        <w:rPr>
+          <w:rFonts w:ascii="Arial" w:hAnsi="Arial" w:cs="Arial"/>
+          <w:sz w:val="20"/>
+        </w:rPr>
+        <w:t xml:space="preserve">ntroduction of </w:t>
+      </w:r>
+      <w:r>
+        <w:rPr>
+          <w:rFonts w:ascii="Arial" w:hAnsi="Arial" w:cs="Arial"/>
+          <w:sz w:val="20"/>
+        </w:rPr>
+        <w:t xml:space="preserve">a </w:t>
+      </w:r>
+      <w:r>
+        <w:rPr>
+          <w:rFonts w:ascii="Arial" w:hAnsi="Arial" w:cs="Arial"/>
+          <w:sz w:val="20"/>
+        </w:rPr>
+        <w:t xml:space="preserve">new All Internet + DTV </w:t>
+      </w:r>
+      <w:r>
+        <w:rPr>
+          <w:rFonts w:ascii="Arial" w:hAnsi="Arial" w:cs="Arial"/>
+          <w:sz w:val="20"/>
+        </w:rPr>
+        <w:t xml:space="preserve">(2P) </w:t>
+      </w:r>
+      <w:r>
+        <w:rPr>
+          <w:rFonts w:ascii="Arial" w:hAnsi="Arial" w:cs="Arial"/>
+          <w:sz w:val="20"/>
+        </w:rPr>
+        <w:t>prod</w:t>
+      </w:r>
+      <w:r>
+        <w:rPr>
+          <w:rFonts w:ascii="Arial" w:hAnsi="Arial" w:cs="Arial"/>
+          <w:sz w:val="20"/>
+        </w:rPr>
+        <w:t>uct</w:t>
+      </w:r>
+    </w:p>
+    <w:p>
+      <w:pPr>
+        <w:pStyle w:val="ListParagraph"/>
+        <w:numPr>
+          <w:ilvl w:val="2"/>
+          <w:numId w:val="5"/>
+        </w:numPr>
+        <w:spacing w:after="60" w:line="312" w:lineRule="auto"/>
+        <w:contextualSpacing w:val="0"/>
+        <w:jc w:val="both"/>
+        <w:rPr>
+          <w:rFonts w:ascii="Arial" w:hAnsi="Arial" w:cs="Arial"/>
+          <w:sz w:val="20"/>
+        </w:rPr>
+      </w:pPr>
+      <w:r>
+        <w:rPr>
+          <w:rFonts w:ascii="Arial" w:hAnsi="Arial" w:cs="Arial"/>
+          <w:sz w:val="20"/>
+        </w:rPr>
+        <w:t>Fibre-to-the-Home programme (FTTH)</w:t>
+      </w:r>
+    </w:p>
+    <w:p>
+      <w:pPr>
+        <w:pStyle w:val="ListParagraph"/>
+        <w:numPr>
+          <w:ilvl w:val="1"/>
+          <w:numId w:val="5"/>
+        </w:numPr>
+        <w:spacing w:after="60" w:line="312" w:lineRule="auto"/>
+        <w:contextualSpacing w:val="0"/>
+        <w:jc w:val="both"/>
+        <w:rPr>
+          <w:rFonts w:ascii="Arial" w:hAnsi="Arial" w:cs="Arial"/>
+          <w:sz w:val="20"/>
+        </w:rPr>
+      </w:pPr>
+      <w:r>
+        <w:rPr>
+          <w:rFonts w:ascii="Arial" w:hAnsi="Arial" w:cs="Arial"/>
+          <w:sz w:val="20"/>
+        </w:rPr>
+        <w:t xml:space="preserve">Regulatory </w:t>
+      </w:r>
+      <w:r>
+        <w:rPr>
+          <w:rFonts w:ascii="Arial" w:hAnsi="Arial" w:cs="Arial"/>
+          <w:sz w:val="20"/>
+        </w:rPr>
+        <w:t>projects</w:t>
+      </w:r>
+    </w:p>
+    <w:p>
+      <w:pPr>
+        <w:pStyle w:val="ListParagraph"/>
+        <w:numPr>
+          <w:ilvl w:val="2"/>
+          <w:numId w:val="5"/>
+        </w:numPr>
+        <w:spacing w:after="60" w:line="312" w:lineRule="auto"/>
+        <w:contextualSpacing w:val="0"/>
+        <w:jc w:val="both"/>
+        <w:rPr>
+          <w:rFonts w:ascii="Arial" w:hAnsi="Arial" w:cs="Arial"/>
+          <w:sz w:val="20"/>
+        </w:rPr>
+      </w:pPr>
+      <w:r>
+        <w:rPr>
+          <w:rFonts w:ascii="Arial" w:hAnsi="Arial" w:cs="Arial"/>
+          <w:sz w:val="20"/>
+        </w:rPr>
+        <w:t xml:space="preserve">Prepare the </w:t>
+      </w:r>
+      <w:r>
+        <w:rPr>
+          <w:rFonts w:ascii="Arial" w:hAnsi="Arial" w:cs="Arial"/>
+          <w:sz w:val="20"/>
+        </w:rPr>
+        <w:t xml:space="preserve">request </w:t>
+      </w:r>
+      <w:r>
+        <w:rPr>
+          <w:rFonts w:ascii="Arial" w:hAnsi="Arial" w:cs="Arial"/>
+          <w:sz w:val="20"/>
+        </w:rPr>
+        <w:t>to regulate Telenet’s 5G solution for BIPT</w:t>
+      </w:r>
+    </w:p>
+    <w:p>
+      <w:pPr>
+        <w:pStyle w:val="ListParagraph"/>
+        <w:numPr>
+          <w:ilvl w:val="2"/>
+          <w:numId w:val="5"/>
+        </w:numPr>
+        <w:spacing w:after="60" w:line="312" w:lineRule="auto"/>
+        <w:contextualSpacing w:val="0"/>
+        <w:jc w:val="both"/>
+        <w:rPr>
+          <w:rFonts w:ascii="Arial" w:hAnsi="Arial" w:cs="Arial"/>
+          <w:sz w:val="20"/>
+        </w:rPr>
+      </w:pPr>
+      <w:r>
+        <w:rPr>
+          <w:rFonts w:ascii="Arial" w:hAnsi="Arial" w:cs="Arial"/>
+          <w:sz w:val="20"/>
+        </w:rPr>
+        <w:t>Introduction of the Data Act European Legislation</w:t>
+      </w:r>
+    </w:p>
+    <w:p>
+      <w:pPr>
+        <w:pStyle w:val="ListParagraph"/>
+        <w:numPr>
+          <w:ilvl w:val="2"/>
+          <w:numId w:val="5"/>
+        </w:numPr>
+        <w:spacing w:after="60" w:line="312" w:lineRule="auto"/>
+        <w:contextualSpacing w:val="0"/>
+        <w:jc w:val="both"/>
+        <w:rPr>
+          <w:rFonts w:ascii="Arial" w:hAnsi="Arial" w:cs="Arial"/>
+          <w:sz w:val="20"/>
+        </w:rPr>
+      </w:pPr>
+      <w:r>
+        <w:rPr>
+          <w:rFonts w:ascii="Arial" w:hAnsi="Arial" w:cs="Arial"/>
+          <w:sz w:val="20"/>
+        </w:rPr>
+        <w:t xml:space="preserve">Manage all Lawful Intercept related projects </w:t>
+      </w:r>
+    </w:p>
+    <w:p>
+      <w:pPr>
+        <w:pStyle w:val="ListParagraph"/>
+        <w:numPr>
+          <w:ilvl w:val="2"/>
+          <w:numId w:val="5"/>
+        </w:numPr>
+        <w:spacing w:after="60" w:line="312" w:lineRule="auto"/>
+        <w:contextualSpacing w:val="0"/>
+        <w:jc w:val="both"/>
+        <w:rPr>
+          <w:rFonts w:ascii="Arial" w:hAnsi="Arial" w:cs="Arial"/>
+          <w:sz w:val="20"/>
+        </w:rPr>
+      </w:pPr>
+      <w:r>
+        <w:rPr>
+          <w:rFonts w:ascii="Arial" w:hAnsi="Arial" w:cs="Arial"/>
+          <w:sz w:val="20"/>
+        </w:rPr>
+        <w:t xml:space="preserve">Netcracker 2021 contract – </w:t>
+      </w:r>
+      <w:r>
+        <w:rPr>
+          <w:rFonts w:ascii="Arial" w:hAnsi="Arial" w:cs="Arial"/>
+          <w:sz w:val="20"/>
+        </w:rPr>
+        <w:t>r</w:t>
+      </w:r>
+      <w:r>
+        <w:rPr>
+          <w:rFonts w:ascii="Arial" w:hAnsi="Arial" w:cs="Arial"/>
+          <w:sz w:val="20"/>
+        </w:rPr>
+        <w:t>ework the current Netcracker contracts into a new Agile contract moving away from Waterfall Way of Working.</w:t>
+      </w:r>
+    </w:p>
+    <w:p>
+      <w:pPr>
+        <w:pStyle w:val="ListParagraph"/>
+        <w:numPr>
+          <w:ilvl w:val="2"/>
+          <w:numId w:val="5"/>
+        </w:numPr>
+        <w:spacing w:after="60" w:line="312" w:lineRule="auto"/>
+        <w:contextualSpacing w:val="0"/>
+        <w:jc w:val="both"/>
+        <w:rPr>
+          <w:rFonts w:ascii="Arial" w:hAnsi="Arial" w:cs="Arial"/>
+          <w:sz w:val="20"/>
+        </w:rPr>
+      </w:pPr>
+      <w:r>
+        <w:rPr>
+          <w:rFonts w:ascii="Arial" w:hAnsi="Arial" w:cs="Arial"/>
+          <w:sz w:val="20"/>
+        </w:rPr>
+        <w:t>Introduction of new EECC regulatory requirements for Card Stop and Number Portability</w:t>
+      </w:r>
+    </w:p>
+    <w:p>
+      <w:pPr>
+        <w:pStyle w:val="ListParagraph"/>
+        <w:numPr>
+          <w:ilvl w:val="1"/>
+          <w:numId w:val="5"/>
+        </w:numPr>
+        <w:spacing w:after="60" w:line="312" w:lineRule="auto"/>
+        <w:contextualSpacing w:val="0"/>
+        <w:jc w:val="both"/>
+        <w:rPr>
+          <w:rFonts w:ascii="Arial" w:hAnsi="Arial" w:cs="Arial"/>
+          <w:sz w:val="20"/>
+        </w:rPr>
+      </w:pPr>
+      <w:r>
+        <w:rPr>
+          <w:rFonts w:ascii="Arial" w:hAnsi="Arial" w:cs="Arial"/>
+          <w:sz w:val="20"/>
+        </w:rPr>
+        <w:t xml:space="preserve">Replacement of </w:t>
+      </w:r>
+      <w:r>
+        <w:rPr>
+          <w:rFonts w:ascii="Arial" w:hAnsi="Arial" w:cs="Arial"/>
+          <w:sz w:val="20"/>
+        </w:rPr>
+        <w:t xml:space="preserve">End Of Life / Out Of Support </w:t>
+      </w:r>
+      <w:r>
+        <w:rPr>
+          <w:rFonts w:ascii="Arial" w:hAnsi="Arial" w:cs="Arial"/>
+          <w:sz w:val="20"/>
+        </w:rPr>
+        <w:t xml:space="preserve">servers and operating systems thus reducing </w:t>
+      </w:r>
+      <w:r>
+        <w:rPr>
+          <w:rFonts w:ascii="Arial" w:hAnsi="Arial" w:cs="Arial"/>
+          <w:sz w:val="20"/>
+        </w:rPr>
+        <w:t>Telenet</w:t>
+      </w:r>
+      <w:r>
+        <w:rPr>
+          <w:rFonts w:ascii="Arial" w:hAnsi="Arial" w:cs="Arial"/>
+          <w:sz w:val="20"/>
+        </w:rPr>
+        <w:t>’s overall exposure to risk</w:t>
+      </w:r>
+      <w:r>
+        <w:rPr>
+          <w:rFonts w:ascii="Arial" w:hAnsi="Arial" w:cs="Arial"/>
+          <w:sz w:val="20"/>
+        </w:rPr>
+        <w:t xml:space="preserve"> and fraud.</w:t>
+      </w:r>
+    </w:p>
+    <w:p>
+      <w:pPr>
+        <w:pStyle w:val="ListParagraph"/>
+        <w:numPr>
+          <w:ilvl w:val="1"/>
+          <w:numId w:val="5"/>
+        </w:numPr>
+        <w:spacing w:after="60" w:line="312" w:lineRule="auto"/>
+        <w:contextualSpacing w:val="0"/>
+        <w:jc w:val="both"/>
+        <w:rPr>
+          <w:rFonts w:ascii="Arial" w:hAnsi="Arial" w:cs="Arial"/>
+          <w:sz w:val="20"/>
+        </w:rPr>
+      </w:pPr>
+      <w:r>
+        <w:rPr>
+          <w:rFonts w:ascii="Arial" w:hAnsi="Arial" w:cs="Arial"/>
+          <w:sz w:val="20"/>
+        </w:rPr>
+        <w:t>IC2N programme – make our strategic partners</w:t>
+      </w:r>
+      <w:r>
+        <w:rPr>
+          <w:rFonts w:ascii="Arial" w:hAnsi="Arial" w:cs="Arial"/>
+          <w:sz w:val="20"/>
+        </w:rPr>
+        <w:t xml:space="preserve"> </w:t>
+      </w:r>
+      <w:r>
+        <w:rPr>
+          <w:rFonts w:ascii="Arial" w:hAnsi="Arial" w:cs="Arial"/>
+          <w:sz w:val="20"/>
+        </w:rPr>
+        <w:t>Infosys and</w:t>
+      </w:r>
+      <w:r>
+        <w:rPr>
+          <w:rFonts w:ascii="Arial" w:hAnsi="Arial" w:cs="Arial"/>
+          <w:sz w:val="20"/>
+        </w:rPr>
+        <w:t xml:space="preserve"> </w:t>
+      </w:r>
+      <w:r>
+        <w:rPr>
+          <w:rFonts w:ascii="Arial" w:hAnsi="Arial" w:cs="Arial"/>
+          <w:sz w:val="20"/>
+        </w:rPr>
+        <w:t xml:space="preserve">Cognizant land in the new Telenet Agile Way of Working </w:t>
+      </w:r>
+      <w:r>
+        <w:rPr>
+          <w:rFonts w:ascii="Arial" w:hAnsi="Arial" w:cs="Arial"/>
+          <w:sz w:val="20"/>
+        </w:rPr>
+        <w:t xml:space="preserve">(‘TAWOW’) </w:t>
+      </w:r>
+      <w:r>
+        <w:rPr>
+          <w:rFonts w:ascii="Arial" w:hAnsi="Arial" w:cs="Arial"/>
+          <w:sz w:val="20"/>
+        </w:rPr>
+        <w:t>moving away</w:t>
+      </w:r>
+      <w:r>
+        <w:rPr>
+          <w:rFonts w:ascii="Arial" w:hAnsi="Arial" w:cs="Arial"/>
+          <w:sz w:val="20"/>
+        </w:rPr>
+        <w:t xml:space="preserve"> </w:t>
+      </w:r>
+      <w:r>
+        <w:rPr>
+          <w:rFonts w:ascii="Arial" w:hAnsi="Arial" w:cs="Arial"/>
+          <w:sz w:val="20"/>
+        </w:rPr>
+        <w:t xml:space="preserve">from </w:t>
+      </w:r>
+      <w:r>
+        <w:rPr>
+          <w:rFonts w:ascii="Arial" w:hAnsi="Arial" w:cs="Arial"/>
+          <w:sz w:val="20"/>
+        </w:rPr>
+        <w:t>w</w:t>
+      </w:r>
+      <w:r>
+        <w:rPr>
+          <w:rFonts w:ascii="Arial" w:hAnsi="Arial" w:cs="Arial"/>
+          <w:sz w:val="20"/>
+        </w:rPr>
+        <w:t>aterfall</w:t>
+      </w:r>
+      <w:r>
+        <w:rPr>
+          <w:rFonts w:ascii="Arial" w:hAnsi="Arial" w:cs="Arial"/>
+          <w:sz w:val="20"/>
+        </w:rPr>
+        <w:t xml:space="preserve"> </w:t>
+      </w:r>
+      <w:r>
+        <w:rPr>
+          <w:rFonts w:ascii="Arial" w:hAnsi="Arial" w:cs="Arial"/>
+          <w:sz w:val="20"/>
+        </w:rPr>
+        <w:t>WoW.</w:t>
+      </w:r>
+    </w:p>
+    <w:p>
+      <w:pPr>
+        <w:pStyle w:val="ListParagraph"/>
+        <w:numPr>
+          <w:ilvl w:val="1"/>
+          <w:numId w:val="5"/>
+        </w:numPr>
+        <w:spacing w:after="60" w:line="312" w:lineRule="auto"/>
+        <w:contextualSpacing w:val="0"/>
+        <w:jc w:val="both"/>
+        <w:rPr>
+          <w:rFonts w:ascii="Arial" w:hAnsi="Arial" w:cs="Arial"/>
+          <w:sz w:val="20"/>
+        </w:rPr>
+      </w:pPr>
+      <w:r>
+        <w:rPr>
+          <w:rFonts w:ascii="Arial" w:hAnsi="Arial" w:cs="Arial"/>
+          <w:sz w:val="20"/>
+        </w:rPr>
+        <w:t xml:space="preserve">Popeye </w:t>
+      </w:r>
+      <w:r>
+        <w:rPr>
+          <w:rFonts w:ascii="Arial" w:hAnsi="Arial" w:cs="Arial"/>
+          <w:sz w:val="20"/>
+        </w:rPr>
+        <w:t xml:space="preserve">transition </w:t>
+      </w:r>
+      <w:r>
+        <w:rPr>
+          <w:rFonts w:ascii="Arial" w:hAnsi="Arial" w:cs="Arial"/>
+          <w:sz w:val="20"/>
+        </w:rPr>
+        <w:t>program</w:t>
+      </w:r>
+      <w:r>
+        <w:rPr>
+          <w:rFonts w:ascii="Arial" w:hAnsi="Arial" w:cs="Arial"/>
+          <w:sz w:val="20"/>
+        </w:rPr>
+        <w:t>me</w:t>
+      </w:r>
+      <w:r>
+        <w:rPr>
+          <w:rFonts w:ascii="Arial" w:hAnsi="Arial" w:cs="Arial"/>
+          <w:sz w:val="20"/>
+        </w:rPr>
+        <w:t xml:space="preserve"> – Managed the transition of 85+ Digital and Data resources and </w:t>
+      </w:r>
+      <w:r>
+        <w:rPr>
+          <w:rFonts w:ascii="Arial" w:hAnsi="Arial" w:cs="Arial"/>
+          <w:sz w:val="20"/>
+        </w:rPr>
+        <w:br/>
+        <w:t>3</w:t>
+      </w:r>
+      <w:r>
+        <w:rPr>
+          <w:rFonts w:ascii="Arial" w:hAnsi="Arial" w:cs="Arial"/>
+          <w:sz w:val="20"/>
+        </w:rPr>
+        <w:t>5+ legacy BSS / OSS applications of several incumbent partners to two main future partners Infosys</w:t>
+      </w:r>
+      <w:r>
+        <w:rPr>
+          <w:rFonts w:ascii="Arial" w:hAnsi="Arial" w:cs="Arial"/>
+          <w:sz w:val="20"/>
+        </w:rPr>
+        <w:t xml:space="preserve"> </w:t>
+      </w:r>
+      <w:r>
+        <w:rPr>
+          <w:rFonts w:ascii="Arial" w:hAnsi="Arial" w:cs="Arial"/>
+          <w:sz w:val="20"/>
+        </w:rPr>
+        <w:t>and Cognizant</w:t>
+      </w:r>
+      <w:r>
+        <w:rPr>
+          <w:rFonts w:ascii="Arial" w:hAnsi="Arial" w:cs="Arial"/>
+          <w:sz w:val="20"/>
+        </w:rPr>
+        <w:t>.</w:t>
+      </w:r>
+      <w:r>
+        <w:rPr>
+          <w:rFonts w:ascii="Arial" w:hAnsi="Arial" w:cs="Arial"/>
+          <w:sz w:val="20"/>
+        </w:rPr>
+        <w:t xml:space="preserve"> This program</w:t>
+      </w:r>
+      <w:r>
+        <w:rPr>
+          <w:rFonts w:ascii="Arial" w:hAnsi="Arial" w:cs="Arial"/>
+          <w:sz w:val="20"/>
+        </w:rPr>
+        <w:t>me</w:t>
+      </w:r>
+      <w:r>
+        <w:rPr>
+          <w:rFonts w:ascii="Arial" w:hAnsi="Arial" w:cs="Arial"/>
+          <w:sz w:val="20"/>
+        </w:rPr>
+        <w:t xml:space="preserve"> aim</w:t>
+      </w:r>
+      <w:r>
+        <w:rPr>
+          <w:rFonts w:ascii="Arial" w:hAnsi="Arial" w:cs="Arial"/>
+          <w:sz w:val="20"/>
+        </w:rPr>
+        <w:t>ed</w:t>
+      </w:r>
+      <w:r>
+        <w:rPr>
+          <w:rFonts w:ascii="Arial" w:hAnsi="Arial" w:cs="Arial"/>
+          <w:sz w:val="20"/>
+        </w:rPr>
+        <w:t xml:space="preserve"> to save 3</w:t>
+      </w:r>
+      <w:r>
+        <w:rPr>
+          <w:rFonts w:ascii="Arial" w:hAnsi="Arial" w:cs="Arial"/>
+          <w:sz w:val="20"/>
+        </w:rPr>
+        <w:t>3</w:t>
+      </w:r>
+      <w:r>
+        <w:rPr>
+          <w:rFonts w:ascii="Arial" w:hAnsi="Arial" w:cs="Arial"/>
+          <w:sz w:val="20"/>
+        </w:rPr>
+        <w:t>+</w:t>
+      </w:r>
+      <w:r>
+        <w:rPr>
+          <w:rFonts w:ascii="Arial" w:hAnsi="Arial" w:cs="Arial"/>
+          <w:sz w:val="20"/>
+        </w:rPr>
+        <w:t xml:space="preserve"> mio€ CAPEX over 5 years.</w:t>
+      </w:r>
+    </w:p>
+    <w:p>
+      <w:pPr>
+        <w:pStyle w:val="ListParagraph"/>
+        <w:widowControl w:val="0"/>
+        <w:numPr>
+          <w:ilvl w:val="1"/>
+          <w:numId w:val="5"/>
+        </w:numPr>
+        <w:spacing w:after="60" w:line="312" w:lineRule="auto"/>
+        <w:ind w:hanging="357"/>
+        <w:contextualSpacing w:val="0"/>
+        <w:jc w:val="both"/>
+        <w:rPr>
+          <w:rFonts w:ascii="Arial" w:hAnsi="Arial" w:cs="Arial"/>
+          <w:sz w:val="20"/>
+        </w:rPr>
+      </w:pPr>
+      <w:r>
+        <w:rPr>
+          <w:rFonts w:ascii="Arial" w:hAnsi="Arial" w:cs="Arial"/>
+          <w:sz w:val="20"/>
+        </w:rPr>
+        <w:t xml:space="preserve">Dependencies on Commercial WholeSale </w:t>
+      </w:r>
+      <w:r>
+        <w:rPr>
+          <w:rFonts w:ascii="Arial" w:hAnsi="Arial" w:cs="Arial"/>
+          <w:sz w:val="20"/>
+        </w:rPr>
+        <w:t>(‘DoC WHS’)</w:t>
+      </w:r>
+      <w:r>
+        <w:rPr>
+          <w:rFonts w:ascii="Arial" w:hAnsi="Arial" w:cs="Arial"/>
+          <w:sz w:val="20"/>
+        </w:rPr>
+        <w:t xml:space="preserve"> </w:t>
+      </w:r>
+      <w:r>
+        <w:rPr>
+          <w:rFonts w:ascii="Arial" w:hAnsi="Arial" w:cs="Arial"/>
+          <w:sz w:val="20"/>
+        </w:rPr>
+        <w:t>programme</w:t>
+      </w:r>
+    </w:p>
+    <w:p>
+      <w:pPr>
+        <w:pStyle w:val="ListParagraph"/>
+        <w:widowControl w:val="0"/>
+        <w:numPr>
+          <w:ilvl w:val="2"/>
+          <w:numId w:val="5"/>
+        </w:numPr>
+        <w:spacing w:after="60" w:line="312" w:lineRule="auto"/>
+        <w:ind w:hanging="357"/>
+        <w:contextualSpacing w:val="0"/>
+        <w:jc w:val="both"/>
+        <w:rPr>
+          <w:rFonts w:ascii="Arial" w:hAnsi="Arial" w:cs="Arial"/>
+          <w:sz w:val="20"/>
+        </w:rPr>
+      </w:pPr>
+      <w:r>
+        <w:rPr>
+          <w:rFonts w:ascii="Arial" w:hAnsi="Arial" w:cs="Arial"/>
+          <w:sz w:val="20"/>
+        </w:rPr>
+        <w:t>B</w:t>
+      </w:r>
+      <w:r>
+        <w:rPr>
+          <w:rFonts w:ascii="Arial" w:hAnsi="Arial" w:cs="Arial"/>
+          <w:sz w:val="20"/>
+        </w:rPr>
+        <w:t>uild</w:t>
+      </w:r>
+      <w:r>
+        <w:rPr>
+          <w:rFonts w:ascii="Arial" w:hAnsi="Arial" w:cs="Arial"/>
+          <w:sz w:val="20"/>
+        </w:rPr>
+        <w:t xml:space="preserve"> part</w:t>
+      </w:r>
+      <w:r>
+        <w:rPr>
+          <w:rFonts w:ascii="Arial" w:hAnsi="Arial" w:cs="Arial"/>
+          <w:sz w:val="20"/>
+        </w:rPr>
+        <w:t xml:space="preserve"> - </w:t>
+      </w:r>
+      <w:r>
+        <w:rPr>
+          <w:rFonts w:ascii="Arial" w:hAnsi="Arial" w:cs="Arial"/>
+          <w:sz w:val="20"/>
+        </w:rPr>
+        <w:t>m</w:t>
+      </w:r>
+      <w:r>
+        <w:rPr>
+          <w:rFonts w:ascii="Arial" w:hAnsi="Arial" w:cs="Arial"/>
+          <w:sz w:val="20"/>
+        </w:rPr>
+        <w:t>ake sure that the dependencies of the BASE legacy</w:t>
+      </w:r>
+      <w:r>
+        <w:rPr>
+          <w:rFonts w:ascii="Arial" w:hAnsi="Arial" w:cs="Arial"/>
+          <w:sz w:val="20"/>
+        </w:rPr>
+        <w:t xml:space="preserve"> </w:t>
+      </w:r>
+      <w:r>
+        <w:rPr>
+          <w:rFonts w:ascii="Arial" w:hAnsi="Arial" w:cs="Arial"/>
+          <w:sz w:val="20"/>
+        </w:rPr>
+        <w:t xml:space="preserve">environment (Ericsson components BSCS / BCS / CVAS, Epiphany...) on the </w:t>
+      </w:r>
+      <w:r>
+        <w:rPr>
+          <w:rFonts w:ascii="Arial" w:hAnsi="Arial" w:cs="Arial"/>
+          <w:sz w:val="20"/>
+        </w:rPr>
+        <w:t xml:space="preserve">remaining </w:t>
+      </w:r>
+      <w:r>
+        <w:rPr>
+          <w:rFonts w:ascii="Arial" w:hAnsi="Arial" w:cs="Arial"/>
+          <w:sz w:val="20"/>
+        </w:rPr>
+        <w:t>BASE</w:t>
+      </w:r>
+      <w:r>
+        <w:rPr>
+          <w:rFonts w:ascii="Arial" w:hAnsi="Arial" w:cs="Arial"/>
+          <w:sz w:val="20"/>
+        </w:rPr>
+        <w:t xml:space="preserve"> </w:t>
+      </w:r>
+      <w:r>
+        <w:rPr>
+          <w:rFonts w:ascii="Arial" w:hAnsi="Arial" w:cs="Arial"/>
+          <w:sz w:val="20"/>
+        </w:rPr>
+        <w:t>Retail environment are cleared and that a 'Chinese Wall' on the new inventories</w:t>
+      </w:r>
+      <w:r>
+        <w:rPr>
+          <w:rFonts w:ascii="Arial" w:hAnsi="Arial" w:cs="Arial"/>
+          <w:sz w:val="20"/>
+        </w:rPr>
+        <w:t xml:space="preserve"> </w:t>
+      </w:r>
+      <w:r>
+        <w:rPr>
+          <w:rFonts w:ascii="Arial" w:hAnsi="Arial" w:cs="Arial"/>
+          <w:sz w:val="20"/>
+        </w:rPr>
+        <w:t>(Ninas / Dinoman) was implemented. Automation of the SIM Ordering process</w:t>
+      </w:r>
+      <w:r>
+        <w:rPr>
+          <w:rFonts w:ascii="Arial" w:hAnsi="Arial" w:cs="Arial"/>
+          <w:sz w:val="20"/>
+        </w:rPr>
+        <w:t xml:space="preserve"> </w:t>
+      </w:r>
+      <w:r>
+        <w:rPr>
+          <w:rFonts w:ascii="Arial" w:hAnsi="Arial" w:cs="Arial"/>
+          <w:sz w:val="20"/>
+        </w:rPr>
+        <w:t>(towards and from Gemalto / Idemia). Migration of about 7 million IMSI's and</w:t>
+      </w:r>
+      <w:r>
+        <w:rPr>
+          <w:rFonts w:ascii="Arial" w:hAnsi="Arial" w:cs="Arial"/>
+          <w:sz w:val="20"/>
+        </w:rPr>
+        <w:t xml:space="preserve"> </w:t>
+      </w:r>
+      <w:r>
+        <w:rPr>
+          <w:rFonts w:ascii="Arial" w:hAnsi="Arial" w:cs="Arial"/>
+          <w:sz w:val="20"/>
+        </w:rPr>
+        <w:t>MSISDN's to the new</w:t>
+      </w:r>
+      <w:r>
+        <w:rPr>
+          <w:rFonts w:ascii="Arial" w:hAnsi="Arial" w:cs="Arial"/>
+          <w:sz w:val="20"/>
+        </w:rPr>
+        <w:t xml:space="preserve"> </w:t>
+      </w:r>
+      <w:r>
+        <w:rPr>
+          <w:rFonts w:ascii="Arial" w:hAnsi="Arial" w:cs="Arial"/>
+          <w:sz w:val="20"/>
+        </w:rPr>
+        <w:t>inventories.</w:t>
+      </w:r>
+    </w:p>
+    <w:p>
+      <w:pPr>
+        <w:pStyle w:val="ListParagraph"/>
+        <w:keepNext/>
+        <w:keepLines/>
+        <w:widowControl w:val="0"/>
+        <w:numPr>
+          <w:ilvl w:val="2"/>
+          <w:numId w:val="5"/>
+        </w:numPr>
+        <w:spacing w:after="60" w:line="312" w:lineRule="auto"/>
+        <w:ind w:hanging="357"/>
+        <w:contextualSpacing w:val="0"/>
+        <w:jc w:val="both"/>
+        <w:rPr>
+          <w:rFonts w:ascii="Arial" w:hAnsi="Arial" w:cs="Arial"/>
+          <w:sz w:val="20"/>
+        </w:rPr>
+      </w:pPr>
+      <w:r>
+        <w:rPr>
+          <w:rFonts w:ascii="Arial" w:hAnsi="Arial" w:cs="Arial"/>
+          <w:sz w:val="20"/>
+        </w:rPr>
+        <w:lastRenderedPageBreak/>
+        <w:t>D</w:t>
+      </w:r>
+      <w:r>
+        <w:rPr>
+          <w:rFonts w:ascii="Arial" w:hAnsi="Arial" w:cs="Arial"/>
+          <w:sz w:val="20"/>
+        </w:rPr>
+        <w:t>ecommissioning</w:t>
+      </w:r>
+      <w:r>
+        <w:rPr>
+          <w:rFonts w:ascii="Arial" w:hAnsi="Arial" w:cs="Arial"/>
+          <w:sz w:val="20"/>
+        </w:rPr>
+        <w:t xml:space="preserve"> part</w:t>
+      </w:r>
+      <w:r>
+        <w:rPr>
+          <w:rFonts w:ascii="Arial" w:hAnsi="Arial" w:cs="Arial"/>
+          <w:sz w:val="20"/>
+        </w:rPr>
+        <w:t xml:space="preserve"> - </w:t>
+      </w:r>
+      <w:r>
+        <w:rPr>
+          <w:rFonts w:ascii="Arial" w:hAnsi="Arial" w:cs="Arial"/>
+          <w:sz w:val="20"/>
+        </w:rPr>
+        <w:t>r</w:t>
+      </w:r>
+      <w:r>
+        <w:rPr>
+          <w:rFonts w:ascii="Arial" w:hAnsi="Arial" w:cs="Arial"/>
+          <w:sz w:val="20"/>
+        </w:rPr>
+        <w:t xml:space="preserve">ealizing synergies for about </w:t>
+      </w:r>
+      <w:r>
+        <w:rPr>
+          <w:rFonts w:ascii="Arial" w:hAnsi="Arial" w:cs="Arial"/>
+          <w:sz w:val="20"/>
+        </w:rPr>
+        <w:t>7</w:t>
+      </w:r>
+      <w:r>
+        <w:rPr>
+          <w:rFonts w:ascii="Arial" w:hAnsi="Arial" w:cs="Arial"/>
+          <w:sz w:val="20"/>
+        </w:rPr>
+        <w:t>0 (mostly) BASE legacy</w:t>
+      </w:r>
+      <w:r>
+        <w:rPr>
+          <w:rFonts w:ascii="Arial" w:hAnsi="Arial" w:cs="Arial"/>
+          <w:sz w:val="20"/>
+        </w:rPr>
+        <w:t xml:space="preserve"> </w:t>
+      </w:r>
+      <w:r>
+        <w:rPr>
+          <w:rFonts w:ascii="Arial" w:hAnsi="Arial" w:cs="Arial"/>
+          <w:sz w:val="20"/>
+        </w:rPr>
+        <w:t>applications that are not needed anymore during and after the</w:t>
+      </w:r>
+      <w:r>
+        <w:rPr>
+          <w:rFonts w:ascii="Arial" w:hAnsi="Arial" w:cs="Arial"/>
+          <w:sz w:val="20"/>
+        </w:rPr>
+        <w:t xml:space="preserve"> </w:t>
+      </w:r>
+      <w:r>
+        <w:rPr>
+          <w:rFonts w:ascii="Arial" w:hAnsi="Arial" w:cs="Arial"/>
+          <w:sz w:val="20"/>
+        </w:rPr>
+        <w:t>migration of Base Pre Paid, Post Paid and B2B customers to the new integrated</w:t>
+      </w:r>
+      <w:r>
+        <w:rPr>
+          <w:rFonts w:ascii="Arial" w:hAnsi="Arial" w:cs="Arial"/>
+          <w:sz w:val="20"/>
+        </w:rPr>
+        <w:t xml:space="preserve"> </w:t>
+      </w:r>
+      <w:r>
+        <w:rPr>
+          <w:rFonts w:ascii="Arial" w:hAnsi="Arial" w:cs="Arial"/>
+          <w:sz w:val="20"/>
+        </w:rPr>
+        <w:t xml:space="preserve">Telenet / BASE IT stack (‘Origin’). This programme </w:t>
+      </w:r>
+      <w:r>
+        <w:rPr>
+          <w:rFonts w:ascii="Arial" w:hAnsi="Arial" w:cs="Arial"/>
+          <w:sz w:val="20"/>
+        </w:rPr>
+        <w:t xml:space="preserve">realized </w:t>
+      </w:r>
+      <w:r>
+        <w:rPr>
+          <w:rFonts w:ascii="Arial" w:hAnsi="Arial" w:cs="Arial"/>
+          <w:sz w:val="20"/>
+        </w:rPr>
+        <w:t>1</w:t>
+      </w:r>
+      <w:r>
+        <w:rPr>
+          <w:rFonts w:ascii="Arial" w:hAnsi="Arial" w:cs="Arial"/>
+          <w:sz w:val="20"/>
+        </w:rPr>
+        <w:t>2</w:t>
+      </w:r>
+      <w:r>
+        <w:rPr>
+          <w:rFonts w:ascii="Arial" w:hAnsi="Arial" w:cs="Arial"/>
+          <w:sz w:val="20"/>
+        </w:rPr>
+        <w:t xml:space="preserve"> mio€ </w:t>
+      </w:r>
+      <w:r>
+        <w:rPr>
+          <w:rFonts w:ascii="Arial" w:hAnsi="Arial" w:cs="Arial"/>
+          <w:sz w:val="20"/>
+        </w:rPr>
+        <w:t>savin</w:t>
+      </w:r>
+      <w:r>
+        <w:rPr>
+          <w:rFonts w:ascii="Arial" w:hAnsi="Arial" w:cs="Arial"/>
+          <w:sz w:val="20"/>
+        </w:rPr>
+        <w:t xml:space="preserve">gs </w:t>
+      </w:r>
+      <w:r>
+        <w:rPr>
+          <w:rFonts w:ascii="Arial" w:hAnsi="Arial" w:cs="Arial"/>
+          <w:sz w:val="20"/>
+        </w:rPr>
+        <w:t>in TCO</w:t>
+      </w:r>
+      <w:r>
+        <w:rPr>
+          <w:rFonts w:ascii="Arial" w:hAnsi="Arial" w:cs="Arial"/>
+          <w:sz w:val="20"/>
+        </w:rPr>
+        <w:t xml:space="preserve"> </w:t>
+      </w:r>
+      <w:r>
+        <w:rPr>
+          <w:rFonts w:ascii="Arial" w:hAnsi="Arial" w:cs="Arial"/>
+          <w:sz w:val="20"/>
+        </w:rPr>
+        <w:t>for the IT Transformation &amp; Integration BU. Total CAPEX investment of 1.85 mio€.</w:t>
+      </w:r>
+    </w:p>
+    <w:p>
+      <w:pPr>
+        <w:pStyle w:val="ListParagraph"/>
+        <w:numPr>
+          <w:ilvl w:val="0"/>
+          <w:numId w:val="5"/>
+        </w:numPr>
+        <w:spacing w:after="60" w:line="312" w:lineRule="auto"/>
+        <w:contextualSpacing w:val="0"/>
+        <w:jc w:val="both"/>
+      </w:pPr>
+      <w:r>
+        <w:rPr>
+          <w:rFonts w:ascii="Arial" w:hAnsi="Arial" w:cs="Arial"/>
+          <w:sz w:val="20"/>
+        </w:rPr>
+        <w:t xml:space="preserve">A high level overview of other </w:t>
+      </w:r>
+      <w:r>
+        <w:rPr>
+          <w:rFonts w:ascii="Arial" w:hAnsi="Arial" w:cs="Arial"/>
+          <w:sz w:val="20"/>
+        </w:rPr>
+        <w:t>c</w:t>
+      </w:r>
+      <w:r>
+        <w:rPr>
+          <w:rFonts w:ascii="Arial" w:hAnsi="Arial" w:cs="Arial"/>
+          <w:sz w:val="20"/>
+        </w:rPr>
+        <w:t>ross company</w:t>
+      </w:r>
+      <w:r>
+        <w:rPr>
+          <w:rFonts w:ascii="Arial" w:hAnsi="Arial" w:cs="Arial"/>
+          <w:sz w:val="20"/>
+        </w:rPr>
+        <w:t xml:space="preserve">, </w:t>
+      </w:r>
+      <w:r>
+        <w:rPr>
+          <w:rFonts w:ascii="Arial" w:hAnsi="Arial" w:cs="Arial"/>
+          <w:sz w:val="20"/>
+        </w:rPr>
+        <w:t>c</w:t>
+      </w:r>
+      <w:r>
+        <w:rPr>
+          <w:rFonts w:ascii="Arial" w:hAnsi="Arial" w:cs="Arial"/>
+          <w:sz w:val="20"/>
+        </w:rPr>
+        <w:t>ross technolog</w:t>
+      </w:r>
+      <w:r>
+        <w:rPr>
+          <w:rFonts w:ascii="Arial" w:hAnsi="Arial" w:cs="Arial"/>
+          <w:sz w:val="20"/>
+        </w:rPr>
+        <w:t xml:space="preserve">y </w:t>
+      </w:r>
+      <w:r>
+        <w:rPr>
+          <w:rFonts w:ascii="Arial" w:hAnsi="Arial" w:cs="Arial"/>
+          <w:sz w:val="20"/>
+        </w:rPr>
+        <w:t>projects that I manage</w:t>
+      </w:r>
+      <w:r>
+        <w:rPr>
+          <w:rFonts w:ascii="Arial" w:hAnsi="Arial" w:cs="Arial"/>
+          <w:sz w:val="20"/>
+        </w:rPr>
+        <w:t>d</w:t>
+      </w:r>
+      <w:r>
+        <w:rPr>
+          <w:rFonts w:ascii="Arial" w:hAnsi="Arial" w:cs="Arial"/>
+          <w:sz w:val="20"/>
+        </w:rPr>
+        <w:t xml:space="preserve"> can be found here </w:t>
+      </w:r>
+      <w:r>
+        <w:rPr>
+          <w:rFonts w:ascii="Arial" w:hAnsi="Arial" w:cs="Arial"/>
+          <w:sz w:val="20"/>
+        </w:rPr>
+        <w:sym w:font="Wingdings" w:char="F0E0"/>
+      </w:r>
+      <w:r>
+        <w:rPr>
+          <w:rFonts w:ascii="Arial" w:hAnsi="Arial" w:cs="Arial"/>
+          <w:sz w:val="20"/>
+        </w:rPr>
+        <w:t xml:space="preserve"> </w:t>
+      </w:r>
+      <w:hyperlink r:id="rId19" w:history="1">
+        <w:r>
+          <w:rPr>
+            <w:rStyle w:val="Hyperlink"/>
+            <w:rFonts w:ascii="Arial" w:hAnsi="Arial" w:cs="Arial"/>
+            <w:sz w:val="20"/>
+          </w:rPr>
+          <w:t>https://</w:t>
+        </w:r>
+        <w:r>
+          <w:rPr>
+            <w:rStyle w:val="Hyperlink"/>
+            <w:rFonts w:ascii="Arial" w:hAnsi="Arial" w:cs="Arial"/>
+            <w:sz w:val="20"/>
+          </w:rPr>
+          <w:t>www.abrconsultancy.be/assets/doc/abresume_projects.pdf</w:t>
+        </w:r>
+      </w:hyperlink>
+    </w:p>
+    <w:p>
+      <w:pPr>
+        <w:pStyle w:val="ListParagraph"/>
+        <w:spacing w:after="60" w:line="312" w:lineRule="auto"/>
+        <w:contextualSpacing w:val="0"/>
+        <w:jc w:val="both"/>
+      </w:pPr>
+    </w:p>
+    <w:p>
+      <w:pPr>
+        <w:pStyle w:val="DefaultText"/>
+        <w:spacing w:after="60"/>
+        <w:rPr>
+          <w:rFonts w:ascii="Arial" w:hAnsi="Arial" w:cs="Arial"/>
+          <w:b/>
+          <w:i/>
+          <w:sz w:val="20"/>
+          <w:szCs w:val="19"/>
+        </w:rPr>
+      </w:pPr>
+      <w:r>
+        <w:rPr>
+          <w:rFonts w:ascii="Arial" w:hAnsi="Arial" w:cs="Arial"/>
+          <w:b/>
+          <w:i/>
+          <w:sz w:val="20"/>
+          <w:szCs w:val="19"/>
+        </w:rPr>
+        <w:t xml:space="preserve">PEOPLE MANAGER / </w:t>
+      </w:r>
+      <w:r>
+        <w:rPr>
+          <w:rFonts w:ascii="Arial" w:hAnsi="Arial" w:cs="Arial"/>
+          <w:b/>
+          <w:i/>
+          <w:sz w:val="20"/>
+          <w:szCs w:val="19"/>
+        </w:rPr>
+        <w:t>PROFESSIONAL SERVICES MANAGER</w:t>
       </w:r>
     </w:p>
     <w:p>
@@ -2870,249 +3935,14 @@
           <w:rFonts w:ascii="Arial" w:hAnsi="Arial" w:cs="Arial"/>
           <w:sz w:val="20"/>
         </w:rPr>
-        <w:t>Key</w:t>
-      </w:r>
-      <w:r>
-        <w:rPr>
-          <w:rFonts w:ascii="Arial" w:hAnsi="Arial" w:cs="Arial"/>
-          <w:sz w:val="20"/>
-        </w:rPr>
-        <w:t xml:space="preserve"> </w:t>
-      </w:r>
-      <w:r>
-        <w:rPr>
-          <w:rFonts w:ascii="Arial" w:hAnsi="Arial" w:cs="Arial"/>
-          <w:sz w:val="20"/>
-        </w:rPr>
-        <w:t>Projects managed</w:t>
-      </w:r>
-      <w:r>
-        <w:rPr>
-          <w:rFonts w:ascii="Arial" w:hAnsi="Arial" w:cs="Arial"/>
-          <w:sz w:val="20"/>
-        </w:rPr>
-        <w:t xml:space="preserve"> include: </w:t>
-      </w:r>
-    </w:p>
-    <w:p>
-      <w:pPr>
-        <w:pStyle w:val="ListParagraph"/>
-        <w:numPr>
-          <w:ilvl w:val="1"/>
-          <w:numId w:val="5"/>
-        </w:numPr>
-        <w:spacing w:after="60" w:line="312" w:lineRule="auto"/>
-        <w:contextualSpacing w:val="0"/>
-        <w:jc w:val="both"/>
-        <w:rPr>
-          <w:rFonts w:ascii="Arial" w:hAnsi="Arial" w:cs="Arial"/>
-          <w:sz w:val="20"/>
-        </w:rPr>
-      </w:pPr>
-      <w:r>
-        <w:rPr>
-          <w:rFonts w:ascii="Arial" w:hAnsi="Arial" w:cs="Arial"/>
-          <w:sz w:val="20"/>
-        </w:rPr>
-        <w:t xml:space="preserve">Manage the Change Capability Cockpit </w:t>
-      </w:r>
-      <w:r>
-        <w:rPr>
-          <w:rFonts w:ascii="Arial" w:hAnsi="Arial" w:cs="Arial"/>
-          <w:sz w:val="20"/>
-        </w:rPr>
-        <w:t xml:space="preserve">- </w:t>
-      </w:r>
-      <w:r>
-        <w:rPr>
-          <w:rFonts w:ascii="Arial" w:hAnsi="Arial" w:cs="Arial"/>
-          <w:sz w:val="20"/>
-        </w:rPr>
-        <w:t>ADKAR methodology</w:t>
-      </w:r>
-      <w:r>
-        <w:rPr>
-          <w:rFonts w:ascii="Arial" w:hAnsi="Arial" w:cs="Arial"/>
-          <w:sz w:val="20"/>
-        </w:rPr>
-        <w:t xml:space="preserve">, </w:t>
-      </w:r>
-      <w:r>
-        <w:rPr>
-          <w:rFonts w:ascii="Arial" w:hAnsi="Arial" w:cs="Arial"/>
-          <w:sz w:val="20"/>
-        </w:rPr>
-        <w:t xml:space="preserve">synchronize activities of Capability </w:t>
-      </w:r>
-      <w:r>
-        <w:rPr>
-          <w:rFonts w:ascii="Arial" w:hAnsi="Arial" w:cs="Arial"/>
-          <w:sz w:val="20"/>
-        </w:rPr>
-        <w:t>O</w:t>
-      </w:r>
-      <w:r>
-        <w:rPr>
-          <w:rFonts w:ascii="Arial" w:hAnsi="Arial" w:cs="Arial"/>
-          <w:sz w:val="20"/>
-        </w:rPr>
-        <w:t>wners and Change Agents</w:t>
-      </w:r>
-    </w:p>
-    <w:p>
-      <w:pPr>
-        <w:pStyle w:val="ListParagraph"/>
-        <w:numPr>
-          <w:ilvl w:val="1"/>
-          <w:numId w:val="5"/>
-        </w:numPr>
-        <w:spacing w:after="60" w:line="312" w:lineRule="auto"/>
-        <w:contextualSpacing w:val="0"/>
-        <w:jc w:val="both"/>
-        <w:rPr>
-          <w:rFonts w:ascii="Arial" w:hAnsi="Arial" w:cs="Arial"/>
-          <w:sz w:val="20"/>
-        </w:rPr>
-      </w:pPr>
-      <w:r>
-        <w:rPr>
-          <w:rFonts w:ascii="Arial" w:hAnsi="Arial" w:cs="Arial"/>
-          <w:sz w:val="20"/>
-        </w:rPr>
-        <w:t xml:space="preserve">Nexus transition programme – replace incumbent partners </w:t>
-      </w:r>
-      <w:r>
-        <w:rPr>
-          <w:rFonts w:ascii="Arial" w:hAnsi="Arial" w:cs="Arial"/>
-          <w:sz w:val="20"/>
-        </w:rPr>
-        <w:t>Cognizant and Hays companies</w:t>
-      </w:r>
-      <w:r>
-        <w:rPr>
-          <w:rFonts w:ascii="Arial" w:hAnsi="Arial" w:cs="Arial"/>
-          <w:sz w:val="20"/>
-        </w:rPr>
-        <w:t xml:space="preserve"> </w:t>
-      </w:r>
-      <w:r>
-        <w:rPr>
-          <w:rFonts w:ascii="Arial" w:hAnsi="Arial" w:cs="Arial"/>
-          <w:sz w:val="20"/>
-        </w:rPr>
-        <w:t>by Info</w:t>
-      </w:r>
-      <w:r>
-        <w:rPr>
-          <w:rFonts w:ascii="Arial" w:hAnsi="Arial" w:cs="Arial"/>
-          <w:sz w:val="20"/>
-        </w:rPr>
-        <w:t>s</w:t>
-      </w:r>
-      <w:r>
-        <w:rPr>
-          <w:rFonts w:ascii="Arial" w:hAnsi="Arial" w:cs="Arial"/>
-          <w:sz w:val="20"/>
-        </w:rPr>
-        <w:t xml:space="preserve">ys for Build </w:t>
-      </w:r>
-      <w:r>
-        <w:rPr>
-          <w:rFonts w:ascii="Arial" w:hAnsi="Arial" w:cs="Arial"/>
-          <w:sz w:val="20"/>
-        </w:rPr>
-        <w:t xml:space="preserve">and </w:t>
-      </w:r>
-      <w:r>
-        <w:rPr>
-          <w:rFonts w:ascii="Arial" w:hAnsi="Arial" w:cs="Arial"/>
-          <w:sz w:val="20"/>
-        </w:rPr>
-        <w:t>Ins</w:t>
-      </w:r>
-      <w:r>
-        <w:rPr>
-          <w:rFonts w:ascii="Arial" w:hAnsi="Arial" w:cs="Arial"/>
-          <w:sz w:val="20"/>
-        </w:rPr>
-        <w:t>p</w:t>
-      </w:r>
-      <w:r>
-        <w:rPr>
-          <w:rFonts w:ascii="Arial" w:hAnsi="Arial" w:cs="Arial"/>
-          <w:sz w:val="20"/>
-        </w:rPr>
-        <w:t xml:space="preserve">rint </w:t>
-      </w:r>
-      <w:r>
-        <w:rPr>
-          <w:rFonts w:ascii="Arial" w:hAnsi="Arial" w:cs="Arial"/>
-          <w:sz w:val="20"/>
-        </w:rPr>
-        <w:t>t</w:t>
-      </w:r>
-      <w:r>
-        <w:rPr>
-          <w:rFonts w:ascii="Arial" w:hAnsi="Arial" w:cs="Arial"/>
-          <w:sz w:val="20"/>
-        </w:rPr>
-        <w:t xml:space="preserve">esting, E2E testing, Software factory and </w:t>
-      </w:r>
-      <w:r>
-        <w:rPr>
-          <w:rFonts w:ascii="Arial" w:hAnsi="Arial" w:cs="Arial"/>
-          <w:sz w:val="20"/>
-        </w:rPr>
-        <w:t>Release Management</w:t>
-      </w:r>
-      <w:r>
-        <w:rPr>
-          <w:rFonts w:ascii="Arial" w:hAnsi="Arial" w:cs="Arial"/>
-          <w:sz w:val="20"/>
-        </w:rPr>
-        <w:t xml:space="preserve"> </w:t>
-      </w:r>
-      <w:r>
-        <w:rPr>
-          <w:rFonts w:ascii="Arial" w:hAnsi="Arial" w:cs="Arial"/>
-          <w:sz w:val="20"/>
-        </w:rPr>
-        <w:t xml:space="preserve">and </w:t>
-      </w:r>
-      <w:r>
-        <w:rPr>
-          <w:rFonts w:ascii="Arial" w:hAnsi="Arial" w:cs="Arial"/>
-          <w:sz w:val="20"/>
-        </w:rPr>
-        <w:t>Netcracker</w:t>
-      </w:r>
-      <w:r>
-        <w:rPr>
-          <w:rFonts w:ascii="Arial" w:hAnsi="Arial" w:cs="Arial"/>
-          <w:sz w:val="20"/>
-        </w:rPr>
-        <w:t xml:space="preserve"> for Insprint testing</w:t>
-      </w:r>
-      <w:r>
-        <w:rPr>
-          <w:rFonts w:ascii="Arial" w:hAnsi="Arial" w:cs="Arial"/>
-          <w:sz w:val="20"/>
-        </w:rPr>
-        <w:t xml:space="preserve"> (KT, reverse KT, </w:t>
-      </w:r>
-      <w:r>
-        <w:rPr>
-          <w:rFonts w:ascii="Arial" w:hAnsi="Arial" w:cs="Arial"/>
-          <w:sz w:val="20"/>
-        </w:rPr>
-        <w:t>s</w:t>
-      </w:r>
-      <w:r>
-        <w:rPr>
-          <w:rFonts w:ascii="Arial" w:hAnsi="Arial" w:cs="Arial"/>
-          <w:sz w:val="20"/>
-        </w:rPr>
-        <w:t>hadowing, reverse shadowing)</w:t>
+        <w:t>Directed teams of approximately 10 - 15 (internal and external) Architects, TAM’s, Consultants, SW and HW Engineers</w:t>
+      </w:r>
+      <w:r>
+        <w:rPr>
+          <w:rFonts w:ascii="Arial" w:hAnsi="Arial" w:cs="Arial"/>
+          <w:sz w:val="20"/>
+        </w:rPr>
+        <w:t xml:space="preserve"> who were active in the Build and Run phase of major projects of national and international customers across various industries</w:t>
       </w:r>
       <w:r>
         <w:rPr>
@@ -3120,1708 +3950,6 @@
           <w:sz w:val="20"/>
         </w:rPr>
         <w:t>.</w:t>
-      </w:r>
-    </w:p>
-    <w:p>
-      <w:pPr>
-        <w:pStyle w:val="ListParagraph"/>
-        <w:numPr>
-          <w:ilvl w:val="1"/>
-          <w:numId w:val="5"/>
-        </w:numPr>
-        <w:spacing w:after="60" w:line="312" w:lineRule="auto"/>
-        <w:contextualSpacing w:val="0"/>
-        <w:jc w:val="both"/>
-        <w:rPr>
-          <w:rFonts w:ascii="Arial" w:hAnsi="Arial" w:cs="Arial"/>
-          <w:sz w:val="20"/>
-        </w:rPr>
-      </w:pPr>
-      <w:r>
-        <w:rPr>
-          <w:rFonts w:ascii="Arial" w:hAnsi="Arial" w:cs="Arial"/>
-          <w:sz w:val="20"/>
-        </w:rPr>
-        <w:t xml:space="preserve">Network Service Assurance initiative – </w:t>
-      </w:r>
-      <w:r>
-        <w:rPr>
-          <w:rFonts w:ascii="Arial" w:hAnsi="Arial" w:cs="Arial"/>
-          <w:sz w:val="20"/>
-        </w:rPr>
-        <w:t>Improve the customer experience and financials</w:t>
-      </w:r>
-      <w:r>
-        <w:rPr>
-          <w:rFonts w:ascii="Arial" w:hAnsi="Arial" w:cs="Arial"/>
-          <w:sz w:val="20"/>
-        </w:rPr>
-        <w:t xml:space="preserve"> of the maintenance</w:t>
-      </w:r>
-      <w:r>
-        <w:rPr>
-          <w:rFonts w:ascii="Arial" w:hAnsi="Arial" w:cs="Arial"/>
-          <w:sz w:val="20"/>
-        </w:rPr>
-        <w:t xml:space="preserve"> </w:t>
-      </w:r>
-      <w:r>
-        <w:rPr>
-          <w:rFonts w:ascii="Arial" w:hAnsi="Arial" w:cs="Arial"/>
-          <w:sz w:val="20"/>
-        </w:rPr>
-        <w:t xml:space="preserve">of </w:t>
-      </w:r>
-      <w:r>
-        <w:rPr>
-          <w:rFonts w:ascii="Arial" w:hAnsi="Arial" w:cs="Arial"/>
-          <w:sz w:val="20"/>
-        </w:rPr>
-        <w:t xml:space="preserve">Telenet’s Hybrid Fibre Coax </w:t>
-      </w:r>
-      <w:r>
-        <w:rPr>
-          <w:rFonts w:ascii="Arial" w:hAnsi="Arial" w:cs="Arial"/>
-          <w:sz w:val="20"/>
-        </w:rPr>
-        <w:t xml:space="preserve">and Fibre network </w:t>
-      </w:r>
-      <w:r>
-        <w:rPr>
-          <w:rFonts w:ascii="Arial" w:hAnsi="Arial" w:cs="Arial"/>
-          <w:sz w:val="20"/>
-        </w:rPr>
-        <w:t xml:space="preserve">by introducing new </w:t>
-      </w:r>
-      <w:r>
-        <w:rPr>
-          <w:rFonts w:ascii="Arial" w:hAnsi="Arial" w:cs="Arial"/>
-          <w:sz w:val="20"/>
-        </w:rPr>
-        <w:t>tools based on available operational data</w:t>
-      </w:r>
-      <w:r>
-        <w:rPr>
-          <w:rFonts w:ascii="Arial" w:hAnsi="Arial" w:cs="Arial"/>
-          <w:sz w:val="20"/>
-        </w:rPr>
-        <w:t xml:space="preserve"> (predictive maintenance)</w:t>
-      </w:r>
-      <w:r>
-        <w:rPr>
-          <w:rFonts w:ascii="Arial" w:hAnsi="Arial" w:cs="Arial"/>
-          <w:sz w:val="20"/>
-        </w:rPr>
-        <w:t>.</w:t>
-      </w:r>
-    </w:p>
-    <w:p>
-      <w:pPr>
-        <w:pStyle w:val="ListParagraph"/>
-        <w:numPr>
-          <w:ilvl w:val="1"/>
-          <w:numId w:val="5"/>
-        </w:numPr>
-        <w:spacing w:after="60" w:line="312" w:lineRule="auto"/>
-        <w:contextualSpacing w:val="0"/>
-        <w:jc w:val="both"/>
-        <w:rPr>
-          <w:rFonts w:ascii="Arial" w:hAnsi="Arial" w:cs="Arial"/>
-          <w:sz w:val="20"/>
-        </w:rPr>
-      </w:pPr>
-      <w:r>
-        <w:rPr>
-          <w:rFonts w:ascii="Arial" w:hAnsi="Arial" w:cs="Arial"/>
-          <w:sz w:val="20"/>
-        </w:rPr>
-        <w:t xml:space="preserve">Appointment Orchestration – Initiative to streamline </w:t>
-      </w:r>
-      <w:r>
-        <w:rPr>
-          <w:rFonts w:ascii="Arial" w:hAnsi="Arial" w:cs="Arial"/>
-          <w:sz w:val="20"/>
-        </w:rPr>
-        <w:t>all</w:t>
-      </w:r>
-      <w:r>
-        <w:rPr>
-          <w:rFonts w:ascii="Arial" w:hAnsi="Arial" w:cs="Arial"/>
-          <w:sz w:val="20"/>
-        </w:rPr>
-        <w:t xml:space="preserve"> </w:t>
-      </w:r>
-      <w:r>
-        <w:rPr>
-          <w:rFonts w:ascii="Arial" w:hAnsi="Arial" w:cs="Arial"/>
-          <w:sz w:val="20"/>
-        </w:rPr>
-        <w:t>appointments for onsite interventions of several external partners (Unit-T, Wyre</w:t>
-      </w:r>
-      <w:r>
-        <w:rPr>
-          <w:rFonts w:ascii="Arial" w:hAnsi="Arial" w:cs="Arial"/>
-          <w:sz w:val="20"/>
-        </w:rPr>
-        <w:t>…</w:t>
-      </w:r>
-      <w:r>
-        <w:rPr>
-          <w:rFonts w:ascii="Arial" w:hAnsi="Arial" w:cs="Arial"/>
-          <w:sz w:val="20"/>
-        </w:rPr>
-        <w:t>)</w:t>
-      </w:r>
-      <w:r>
-        <w:rPr>
-          <w:rFonts w:ascii="Arial" w:hAnsi="Arial" w:cs="Arial"/>
-          <w:sz w:val="20"/>
-        </w:rPr>
-        <w:t xml:space="preserve">, Telenet and the </w:t>
-      </w:r>
-      <w:r>
-        <w:rPr>
-          <w:rFonts w:ascii="Arial" w:hAnsi="Arial" w:cs="Arial"/>
-          <w:sz w:val="20"/>
-        </w:rPr>
-        <w:t>C</w:t>
-      </w:r>
-      <w:r>
-        <w:rPr>
-          <w:rFonts w:ascii="Arial" w:hAnsi="Arial" w:cs="Arial"/>
-          <w:sz w:val="20"/>
-        </w:rPr>
-        <w:t>ustomer.</w:t>
-      </w:r>
-      <w:r>
-        <w:rPr>
-          <w:rFonts w:ascii="Arial" w:hAnsi="Arial" w:cs="Arial"/>
-          <w:sz w:val="20"/>
-        </w:rPr>
-        <w:t xml:space="preserve"> </w:t>
-      </w:r>
-    </w:p>
-    <w:p>
-      <w:pPr>
-        <w:pStyle w:val="ListParagraph"/>
-        <w:numPr>
-          <w:ilvl w:val="1"/>
-          <w:numId w:val="5"/>
-        </w:numPr>
-        <w:spacing w:after="60" w:line="312" w:lineRule="auto"/>
-        <w:contextualSpacing w:val="0"/>
-        <w:jc w:val="both"/>
-        <w:rPr>
-          <w:rFonts w:ascii="Arial" w:hAnsi="Arial" w:cs="Arial"/>
-          <w:sz w:val="20"/>
-        </w:rPr>
-      </w:pPr>
-      <w:r>
-        <w:rPr>
-          <w:rFonts w:ascii="Arial" w:hAnsi="Arial" w:cs="Arial"/>
-          <w:sz w:val="20"/>
-        </w:rPr>
-        <w:t xml:space="preserve">Introduction </w:t>
-      </w:r>
-      <w:r>
-        <w:rPr>
-          <w:rFonts w:ascii="Arial" w:hAnsi="Arial" w:cs="Arial"/>
-          <w:sz w:val="20"/>
-        </w:rPr>
-        <w:t>of new Telenet product</w:t>
-      </w:r>
-      <w:r>
-        <w:rPr>
-          <w:rFonts w:ascii="Arial" w:hAnsi="Arial" w:cs="Arial"/>
-          <w:sz w:val="20"/>
-        </w:rPr>
-        <w:t xml:space="preserve"> offerings</w:t>
-      </w:r>
-      <w:r>
-        <w:rPr>
-          <w:rFonts w:ascii="Arial" w:hAnsi="Arial" w:cs="Arial"/>
-          <w:sz w:val="20"/>
-        </w:rPr>
-        <w:t xml:space="preserve"> to the market</w:t>
-      </w:r>
-    </w:p>
-    <w:p>
-      <w:pPr>
-        <w:pStyle w:val="ListParagraph"/>
-        <w:numPr>
-          <w:ilvl w:val="2"/>
-          <w:numId w:val="5"/>
-        </w:numPr>
-        <w:spacing w:after="60" w:line="312" w:lineRule="auto"/>
-        <w:contextualSpacing w:val="0"/>
-        <w:jc w:val="both"/>
-        <w:rPr>
-          <w:rFonts w:ascii="Arial" w:hAnsi="Arial" w:cs="Arial"/>
-          <w:sz w:val="20"/>
-        </w:rPr>
-      </w:pPr>
-      <w:r>
-        <w:rPr>
-          <w:rFonts w:ascii="Arial" w:hAnsi="Arial" w:cs="Arial"/>
-          <w:sz w:val="20"/>
-        </w:rPr>
-        <w:t xml:space="preserve">Voice Pro </w:t>
-      </w:r>
-      <w:r>
-        <w:rPr>
-          <w:rFonts w:ascii="Arial" w:hAnsi="Arial" w:cs="Arial"/>
-          <w:sz w:val="20"/>
-        </w:rPr>
-        <w:t>– PABX functionality in the cloud for SOHO customers</w:t>
-      </w:r>
-    </w:p>
-    <w:p>
-      <w:pPr>
-        <w:pStyle w:val="ListParagraph"/>
-        <w:numPr>
-          <w:ilvl w:val="2"/>
-          <w:numId w:val="5"/>
-        </w:numPr>
-        <w:spacing w:after="60" w:line="312" w:lineRule="auto"/>
-        <w:contextualSpacing w:val="0"/>
-        <w:jc w:val="both"/>
-        <w:rPr>
-          <w:rFonts w:ascii="Arial" w:hAnsi="Arial" w:cs="Arial"/>
-          <w:sz w:val="20"/>
-        </w:rPr>
-      </w:pPr>
-      <w:r>
-        <w:rPr>
-          <w:rFonts w:ascii="Arial" w:hAnsi="Arial" w:cs="Arial"/>
-          <w:sz w:val="20"/>
-        </w:rPr>
-        <w:t>In Home Connectivity 2.0</w:t>
-      </w:r>
-      <w:r>
-        <w:rPr>
-          <w:rFonts w:ascii="Arial" w:hAnsi="Arial" w:cs="Arial"/>
-          <w:sz w:val="20"/>
-        </w:rPr>
-        <w:t xml:space="preserve"> </w:t>
-      </w:r>
-      <w:r>
-        <w:rPr>
-          <w:rFonts w:ascii="Arial" w:hAnsi="Arial" w:cs="Arial"/>
-          <w:sz w:val="20"/>
-        </w:rPr>
-        <w:t xml:space="preserve">- </w:t>
-      </w:r>
-      <w:r>
-        <w:rPr>
-          <w:rFonts w:ascii="Arial" w:hAnsi="Arial" w:cs="Arial"/>
-          <w:sz w:val="20"/>
-        </w:rPr>
-        <w:t>use of Plume pods iso Power Boosters</w:t>
-      </w:r>
-    </w:p>
-    <w:p>
-      <w:pPr>
-        <w:pStyle w:val="ListParagraph"/>
-        <w:numPr>
-          <w:ilvl w:val="2"/>
-          <w:numId w:val="5"/>
-        </w:numPr>
-        <w:spacing w:after="60" w:line="312" w:lineRule="auto"/>
-        <w:contextualSpacing w:val="0"/>
-        <w:jc w:val="both"/>
-        <w:rPr>
-          <w:rFonts w:ascii="Arial" w:hAnsi="Arial" w:cs="Arial"/>
-          <w:sz w:val="20"/>
-        </w:rPr>
-      </w:pPr>
-      <w:r>
-        <w:rPr>
-          <w:rFonts w:ascii="Arial" w:hAnsi="Arial" w:cs="Arial"/>
-          <w:sz w:val="20"/>
-        </w:rPr>
-        <w:t>I</w:t>
-      </w:r>
-      <w:r>
-        <w:rPr>
-          <w:rFonts w:ascii="Arial" w:hAnsi="Arial" w:cs="Arial"/>
-          <w:sz w:val="20"/>
-        </w:rPr>
-        <w:t xml:space="preserve">ntroduction of </w:t>
-      </w:r>
-      <w:r>
-        <w:rPr>
-          <w:rFonts w:ascii="Arial" w:hAnsi="Arial" w:cs="Arial"/>
-          <w:sz w:val="20"/>
-        </w:rPr>
-        <w:t xml:space="preserve">a </w:t>
-      </w:r>
-      <w:r>
-        <w:rPr>
-          <w:rFonts w:ascii="Arial" w:hAnsi="Arial" w:cs="Arial"/>
-          <w:sz w:val="20"/>
-        </w:rPr>
-        <w:t xml:space="preserve">new All Internet + DTV </w:t>
-      </w:r>
-      <w:r>
-        <w:rPr>
-          <w:rFonts w:ascii="Arial" w:hAnsi="Arial" w:cs="Arial"/>
-          <w:sz w:val="20"/>
-        </w:rPr>
-        <w:t xml:space="preserve">(“2P”) </w:t>
-      </w:r>
-      <w:r>
-        <w:rPr>
-          <w:rFonts w:ascii="Arial" w:hAnsi="Arial" w:cs="Arial"/>
-          <w:sz w:val="20"/>
-        </w:rPr>
-        <w:t>prod</w:t>
-      </w:r>
-      <w:r>
-        <w:rPr>
-          <w:rFonts w:ascii="Arial" w:hAnsi="Arial" w:cs="Arial"/>
-          <w:sz w:val="20"/>
-        </w:rPr>
-        <w:t>uct</w:t>
-      </w:r>
-    </w:p>
-    <w:p>
-      <w:pPr>
-        <w:pStyle w:val="ListParagraph"/>
-        <w:numPr>
-          <w:ilvl w:val="2"/>
-          <w:numId w:val="5"/>
-        </w:numPr>
-        <w:spacing w:after="60" w:line="312" w:lineRule="auto"/>
-        <w:contextualSpacing w:val="0"/>
-        <w:jc w:val="both"/>
-        <w:rPr>
-          <w:rFonts w:ascii="Arial" w:hAnsi="Arial" w:cs="Arial"/>
-          <w:sz w:val="20"/>
-        </w:rPr>
-      </w:pPr>
-      <w:r>
-        <w:rPr>
-          <w:rFonts w:ascii="Arial" w:hAnsi="Arial" w:cs="Arial"/>
-          <w:sz w:val="20"/>
-        </w:rPr>
-        <w:t>Fibre-to-the-Home programme (“FTTH”)</w:t>
-      </w:r>
-    </w:p>
-    <w:p>
-      <w:pPr>
-        <w:pStyle w:val="ListParagraph"/>
-        <w:numPr>
-          <w:ilvl w:val="1"/>
-          <w:numId w:val="5"/>
-        </w:numPr>
-        <w:spacing w:after="60" w:line="312" w:lineRule="auto"/>
-        <w:contextualSpacing w:val="0"/>
-        <w:jc w:val="both"/>
-        <w:rPr>
-          <w:rFonts w:ascii="Arial" w:hAnsi="Arial" w:cs="Arial"/>
-          <w:sz w:val="20"/>
-        </w:rPr>
-      </w:pPr>
-      <w:r>
-        <w:rPr>
-          <w:rFonts w:ascii="Arial" w:hAnsi="Arial" w:cs="Arial"/>
-          <w:sz w:val="20"/>
-        </w:rPr>
-        <w:t>Regulatory relat</w:t>
-      </w:r>
-      <w:r>
-        <w:rPr>
-          <w:rFonts w:ascii="Arial" w:hAnsi="Arial" w:cs="Arial"/>
-          <w:sz w:val="20"/>
-        </w:rPr>
-        <w:t>ed projects</w:t>
-      </w:r>
-    </w:p>
-    <w:p>
-      <w:pPr>
-        <w:pStyle w:val="ListParagraph"/>
-        <w:numPr>
-          <w:ilvl w:val="2"/>
-          <w:numId w:val="5"/>
-        </w:numPr>
-        <w:spacing w:after="60" w:line="312" w:lineRule="auto"/>
-        <w:contextualSpacing w:val="0"/>
-        <w:jc w:val="both"/>
-        <w:rPr>
-          <w:rFonts w:ascii="Arial" w:hAnsi="Arial" w:cs="Arial"/>
-          <w:sz w:val="20"/>
-        </w:rPr>
-      </w:pPr>
-      <w:r>
-        <w:rPr>
-          <w:rFonts w:ascii="Arial" w:hAnsi="Arial" w:cs="Arial"/>
-          <w:sz w:val="20"/>
-        </w:rPr>
-        <w:t xml:space="preserve">Prepare the </w:t>
-      </w:r>
-      <w:r>
-        <w:rPr>
-          <w:rFonts w:ascii="Arial" w:hAnsi="Arial" w:cs="Arial"/>
-          <w:sz w:val="20"/>
-        </w:rPr>
-        <w:t xml:space="preserve">request </w:t>
-      </w:r>
-      <w:r>
-        <w:rPr>
-          <w:rFonts w:ascii="Arial" w:hAnsi="Arial" w:cs="Arial"/>
-          <w:sz w:val="20"/>
-        </w:rPr>
-        <w:t>to regulate Telenet’s 5G solution for BIPT</w:t>
-      </w:r>
-    </w:p>
-    <w:p>
-      <w:pPr>
-        <w:pStyle w:val="ListParagraph"/>
-        <w:numPr>
-          <w:ilvl w:val="2"/>
-          <w:numId w:val="5"/>
-        </w:numPr>
-        <w:spacing w:after="60" w:line="312" w:lineRule="auto"/>
-        <w:contextualSpacing w:val="0"/>
-        <w:jc w:val="both"/>
-        <w:rPr>
-          <w:rFonts w:ascii="Arial" w:hAnsi="Arial" w:cs="Arial"/>
-          <w:sz w:val="20"/>
-        </w:rPr>
-      </w:pPr>
-      <w:r>
-        <w:rPr>
-          <w:rFonts w:ascii="Arial" w:hAnsi="Arial" w:cs="Arial"/>
-          <w:sz w:val="20"/>
-        </w:rPr>
-        <w:t>Introduction of the Data Act European Legislation</w:t>
-      </w:r>
-    </w:p>
-    <w:p>
-      <w:pPr>
-        <w:pStyle w:val="ListParagraph"/>
-        <w:numPr>
-          <w:ilvl w:val="2"/>
-          <w:numId w:val="5"/>
-        </w:numPr>
-        <w:spacing w:after="60" w:line="312" w:lineRule="auto"/>
-        <w:contextualSpacing w:val="0"/>
-        <w:jc w:val="both"/>
-        <w:rPr>
-          <w:rFonts w:ascii="Arial" w:hAnsi="Arial" w:cs="Arial"/>
-          <w:sz w:val="20"/>
-        </w:rPr>
-      </w:pPr>
-      <w:r>
-        <w:rPr>
-          <w:rFonts w:ascii="Arial" w:hAnsi="Arial" w:cs="Arial"/>
-          <w:sz w:val="20"/>
-        </w:rPr>
-        <w:t xml:space="preserve">Manage all Lawful Intercept related projects </w:t>
-      </w:r>
-    </w:p>
-    <w:p>
-      <w:pPr>
-        <w:pStyle w:val="ListParagraph"/>
-        <w:numPr>
-          <w:ilvl w:val="2"/>
-          <w:numId w:val="5"/>
-        </w:numPr>
-        <w:spacing w:after="60" w:line="312" w:lineRule="auto"/>
-        <w:contextualSpacing w:val="0"/>
-        <w:jc w:val="both"/>
-        <w:rPr>
-          <w:rFonts w:ascii="Arial" w:hAnsi="Arial" w:cs="Arial"/>
-          <w:sz w:val="20"/>
-        </w:rPr>
-      </w:pPr>
-      <w:r>
-        <w:rPr>
-          <w:rFonts w:ascii="Arial" w:hAnsi="Arial" w:cs="Arial"/>
-          <w:sz w:val="20"/>
-        </w:rPr>
-        <w:t>Netcracker 2021 contract – Teamed up with Vendor Management to rework the current Netcracker contracts into a new 'Agile' contract moving away from their current Waterfall Way of Working.</w:t>
-      </w:r>
-    </w:p>
-    <w:p>
-      <w:pPr>
-        <w:pStyle w:val="ListParagraph"/>
-        <w:numPr>
-          <w:ilvl w:val="2"/>
-          <w:numId w:val="5"/>
-        </w:numPr>
-        <w:spacing w:after="60" w:line="312" w:lineRule="auto"/>
-        <w:contextualSpacing w:val="0"/>
-        <w:jc w:val="both"/>
-        <w:rPr>
-          <w:rFonts w:ascii="Arial" w:hAnsi="Arial" w:cs="Arial"/>
-          <w:sz w:val="20"/>
-        </w:rPr>
-      </w:pPr>
-      <w:r>
-        <w:rPr>
-          <w:rFonts w:ascii="Arial" w:hAnsi="Arial" w:cs="Arial"/>
-          <w:sz w:val="20"/>
-        </w:rPr>
-        <w:t>I</w:t>
-      </w:r>
-      <w:r>
-        <w:rPr>
-          <w:rFonts w:ascii="Arial" w:hAnsi="Arial" w:cs="Arial"/>
-          <w:sz w:val="20"/>
-        </w:rPr>
-        <w:t>ntroduction of new EECC regulatory requirements for Card Stop and Number Portability</w:t>
-      </w:r>
-    </w:p>
-    <w:p>
-      <w:pPr>
-        <w:pStyle w:val="ListParagraph"/>
-        <w:numPr>
-          <w:ilvl w:val="1"/>
-          <w:numId w:val="5"/>
-        </w:numPr>
-        <w:spacing w:after="60" w:line="312" w:lineRule="auto"/>
-        <w:contextualSpacing w:val="0"/>
-        <w:jc w:val="both"/>
-        <w:rPr>
-          <w:rFonts w:ascii="Arial" w:hAnsi="Arial" w:cs="Arial"/>
-          <w:sz w:val="20"/>
-        </w:rPr>
-      </w:pPr>
-      <w:r>
-        <w:rPr>
-          <w:rFonts w:ascii="Arial" w:hAnsi="Arial" w:cs="Arial"/>
-          <w:sz w:val="20"/>
-        </w:rPr>
-        <w:t xml:space="preserve">Replacement of </w:t>
-      </w:r>
-      <w:r>
-        <w:rPr>
-          <w:rFonts w:ascii="Arial" w:hAnsi="Arial" w:cs="Arial"/>
-          <w:sz w:val="20"/>
-        </w:rPr>
-        <w:t xml:space="preserve">End Of Life / Out Of Support </w:t>
-      </w:r>
-      <w:r>
-        <w:rPr>
-          <w:rFonts w:ascii="Arial" w:hAnsi="Arial" w:cs="Arial"/>
-          <w:sz w:val="20"/>
-        </w:rPr>
-        <w:t xml:space="preserve">servers and operating systems thus reducing </w:t>
-      </w:r>
-      <w:r>
-        <w:rPr>
-          <w:rFonts w:ascii="Arial" w:hAnsi="Arial" w:cs="Arial"/>
-          <w:sz w:val="20"/>
-        </w:rPr>
-        <w:t>Telenet</w:t>
-      </w:r>
-      <w:r>
-        <w:rPr>
-          <w:rFonts w:ascii="Arial" w:hAnsi="Arial" w:cs="Arial"/>
-          <w:sz w:val="20"/>
-        </w:rPr>
-        <w:t>’s overall exposure to risk</w:t>
-      </w:r>
-      <w:r>
-        <w:rPr>
-          <w:rFonts w:ascii="Arial" w:hAnsi="Arial" w:cs="Arial"/>
-          <w:sz w:val="20"/>
-        </w:rPr>
-        <w:t xml:space="preserve"> and fraud.</w:t>
-      </w:r>
-    </w:p>
-    <w:p>
-      <w:pPr>
-        <w:pStyle w:val="ListParagraph"/>
-        <w:numPr>
-          <w:ilvl w:val="1"/>
-          <w:numId w:val="5"/>
-        </w:numPr>
-        <w:spacing w:after="60" w:line="312" w:lineRule="auto"/>
-        <w:contextualSpacing w:val="0"/>
-        <w:jc w:val="both"/>
-        <w:rPr>
-          <w:rFonts w:ascii="Arial" w:hAnsi="Arial" w:cs="Arial"/>
-          <w:sz w:val="20"/>
-        </w:rPr>
-      </w:pPr>
-      <w:r>
-        <w:rPr>
-          <w:rFonts w:ascii="Arial" w:hAnsi="Arial" w:cs="Arial"/>
-          <w:sz w:val="20"/>
-        </w:rPr>
-        <w:t>IC2N programme – Manage all activities needed to make our strategic partners</w:t>
-      </w:r>
-      <w:r>
-        <w:rPr>
-          <w:rFonts w:ascii="Arial" w:hAnsi="Arial" w:cs="Arial"/>
-          <w:sz w:val="20"/>
-        </w:rPr>
-        <w:t xml:space="preserve"> </w:t>
-      </w:r>
-      <w:r>
-        <w:rPr>
-          <w:rFonts w:ascii="Arial" w:hAnsi="Arial" w:cs="Arial"/>
-          <w:sz w:val="20"/>
-        </w:rPr>
-        <w:t>Infosys and</w:t>
-      </w:r>
-      <w:r>
-        <w:rPr>
-          <w:rFonts w:ascii="Arial" w:hAnsi="Arial" w:cs="Arial"/>
-          <w:sz w:val="20"/>
-        </w:rPr>
-        <w:t xml:space="preserve"> </w:t>
-      </w:r>
-      <w:r>
-        <w:rPr>
-          <w:rFonts w:ascii="Arial" w:hAnsi="Arial" w:cs="Arial"/>
-          <w:sz w:val="20"/>
-        </w:rPr>
-        <w:t xml:space="preserve">Cognizant land in the new Telenet Agile Way of Working </w:t>
-      </w:r>
-      <w:r>
-        <w:rPr>
-          <w:rFonts w:ascii="Arial" w:hAnsi="Arial" w:cs="Arial"/>
-          <w:sz w:val="20"/>
-        </w:rPr>
-        <w:t xml:space="preserve">(‘TAWOW’) </w:t>
-      </w:r>
-      <w:r>
-        <w:rPr>
-          <w:rFonts w:ascii="Arial" w:hAnsi="Arial" w:cs="Arial"/>
-          <w:sz w:val="20"/>
-        </w:rPr>
-        <w:t>moving away</w:t>
-      </w:r>
-      <w:r>
-        <w:rPr>
-          <w:rFonts w:ascii="Arial" w:hAnsi="Arial" w:cs="Arial"/>
-          <w:sz w:val="20"/>
-        </w:rPr>
-        <w:t xml:space="preserve"> </w:t>
-      </w:r>
-      <w:r>
-        <w:rPr>
-          <w:rFonts w:ascii="Arial" w:hAnsi="Arial" w:cs="Arial"/>
-          <w:sz w:val="20"/>
-        </w:rPr>
-        <w:t>from the current</w:t>
-      </w:r>
-      <w:r>
-        <w:rPr>
-          <w:rFonts w:ascii="Arial" w:hAnsi="Arial" w:cs="Arial"/>
-          <w:sz w:val="20"/>
-        </w:rPr>
-        <w:t xml:space="preserve"> w</w:t>
-      </w:r>
-      <w:r>
-        <w:rPr>
-          <w:rFonts w:ascii="Arial" w:hAnsi="Arial" w:cs="Arial"/>
-          <w:sz w:val="20"/>
-        </w:rPr>
-        <w:t>aterfall</w:t>
-      </w:r>
-      <w:r>
-        <w:rPr>
-          <w:rFonts w:ascii="Arial" w:hAnsi="Arial" w:cs="Arial"/>
-          <w:sz w:val="20"/>
-        </w:rPr>
-        <w:t xml:space="preserve"> </w:t>
-      </w:r>
-      <w:r>
-        <w:rPr>
-          <w:rFonts w:ascii="Arial" w:hAnsi="Arial" w:cs="Arial"/>
-          <w:sz w:val="20"/>
-        </w:rPr>
-        <w:t>WoW.</w:t>
-      </w:r>
-    </w:p>
-    <w:p>
-      <w:pPr>
-        <w:pStyle w:val="ListParagraph"/>
-        <w:numPr>
-          <w:ilvl w:val="1"/>
-          <w:numId w:val="5"/>
-        </w:numPr>
-        <w:spacing w:after="60" w:line="312" w:lineRule="auto"/>
-        <w:contextualSpacing w:val="0"/>
-        <w:jc w:val="both"/>
-        <w:rPr>
-          <w:rFonts w:ascii="Arial" w:hAnsi="Arial" w:cs="Arial"/>
-          <w:sz w:val="20"/>
-        </w:rPr>
-      </w:pPr>
-      <w:r>
-        <w:rPr>
-          <w:rFonts w:ascii="Arial" w:hAnsi="Arial" w:cs="Arial"/>
-          <w:sz w:val="20"/>
-        </w:rPr>
-        <w:t xml:space="preserve">Popeye </w:t>
-      </w:r>
-      <w:r>
-        <w:rPr>
-          <w:rFonts w:ascii="Arial" w:hAnsi="Arial" w:cs="Arial"/>
-          <w:sz w:val="20"/>
-        </w:rPr>
-        <w:t xml:space="preserve">transition </w:t>
-      </w:r>
-      <w:r>
-        <w:rPr>
-          <w:rFonts w:ascii="Arial" w:hAnsi="Arial" w:cs="Arial"/>
-          <w:sz w:val="20"/>
-        </w:rPr>
-        <w:t>program</w:t>
-      </w:r>
-      <w:r>
-        <w:rPr>
-          <w:rFonts w:ascii="Arial" w:hAnsi="Arial" w:cs="Arial"/>
-          <w:sz w:val="20"/>
-        </w:rPr>
-        <w:t>me</w:t>
-      </w:r>
-      <w:r>
-        <w:rPr>
-          <w:rFonts w:ascii="Arial" w:hAnsi="Arial" w:cs="Arial"/>
-          <w:sz w:val="20"/>
-        </w:rPr>
-        <w:t xml:space="preserve"> – Managed the transition of 85+ Digital and Data resources and </w:t>
-      </w:r>
-      <w:r>
-        <w:rPr>
-          <w:rFonts w:ascii="Arial" w:hAnsi="Arial" w:cs="Arial"/>
-          <w:sz w:val="20"/>
-        </w:rPr>
-        <w:br/>
-        <w:t>3</w:t>
-      </w:r>
-      <w:r>
-        <w:rPr>
-          <w:rFonts w:ascii="Arial" w:hAnsi="Arial" w:cs="Arial"/>
-          <w:sz w:val="20"/>
-        </w:rPr>
-        <w:t xml:space="preserve">5+ legacy BSS / OSS applications of several incumbent partners to two main future partners Infosys </w:t>
-      </w:r>
-      <w:r>
-        <w:rPr>
-          <w:rFonts w:ascii="Arial" w:hAnsi="Arial" w:cs="Arial"/>
-          <w:sz w:val="20"/>
-        </w:rPr>
-        <w:t xml:space="preserve">(for Development and Support) </w:t>
-      </w:r>
-      <w:r>
-        <w:rPr>
-          <w:rFonts w:ascii="Arial" w:hAnsi="Arial" w:cs="Arial"/>
-          <w:sz w:val="20"/>
-        </w:rPr>
-        <w:t>and Cognizant</w:t>
-      </w:r>
-      <w:r>
-        <w:rPr>
-          <w:rFonts w:ascii="Arial" w:hAnsi="Arial" w:cs="Arial"/>
-          <w:sz w:val="20"/>
-        </w:rPr>
-        <w:t xml:space="preserve"> (for </w:t>
-      </w:r>
-      <w:r>
-        <w:rPr>
-          <w:rFonts w:ascii="Arial" w:hAnsi="Arial" w:cs="Arial"/>
-          <w:sz w:val="20"/>
-        </w:rPr>
-        <w:t>T</w:t>
-      </w:r>
-      <w:r>
-        <w:rPr>
-          <w:rFonts w:ascii="Arial" w:hAnsi="Arial" w:cs="Arial"/>
-          <w:sz w:val="20"/>
-        </w:rPr>
-        <w:t>esting)</w:t>
-      </w:r>
-      <w:r>
-        <w:rPr>
-          <w:rFonts w:ascii="Arial" w:hAnsi="Arial" w:cs="Arial"/>
-          <w:sz w:val="20"/>
-        </w:rPr>
-        <w:t>. This program</w:t>
-      </w:r>
-      <w:r>
-        <w:rPr>
-          <w:rFonts w:ascii="Arial" w:hAnsi="Arial" w:cs="Arial"/>
-          <w:sz w:val="20"/>
-        </w:rPr>
-        <w:t>me</w:t>
-      </w:r>
-      <w:r>
-        <w:rPr>
-          <w:rFonts w:ascii="Arial" w:hAnsi="Arial" w:cs="Arial"/>
-          <w:sz w:val="20"/>
-        </w:rPr>
-        <w:t xml:space="preserve"> aim</w:t>
-      </w:r>
-      <w:r>
-        <w:rPr>
-          <w:rFonts w:ascii="Arial" w:hAnsi="Arial" w:cs="Arial"/>
-          <w:sz w:val="20"/>
-        </w:rPr>
-        <w:t>ed</w:t>
-      </w:r>
-      <w:r>
-        <w:rPr>
-          <w:rFonts w:ascii="Arial" w:hAnsi="Arial" w:cs="Arial"/>
-          <w:sz w:val="20"/>
-        </w:rPr>
-        <w:t xml:space="preserve"> to save 3</w:t>
-      </w:r>
-      <w:r>
-        <w:rPr>
-          <w:rFonts w:ascii="Arial" w:hAnsi="Arial" w:cs="Arial"/>
-          <w:sz w:val="20"/>
-        </w:rPr>
-        <w:t>3</w:t>
-      </w:r>
-      <w:r>
-        <w:rPr>
-          <w:rFonts w:ascii="Arial" w:hAnsi="Arial" w:cs="Arial"/>
-          <w:sz w:val="20"/>
-        </w:rPr>
-        <w:t>+</w:t>
-      </w:r>
-      <w:r>
-        <w:rPr>
-          <w:rFonts w:ascii="Arial" w:hAnsi="Arial" w:cs="Arial"/>
-          <w:sz w:val="20"/>
-        </w:rPr>
-        <w:t xml:space="preserve"> mio€ CAPEX over 5 years.</w:t>
-      </w:r>
-      <w:r>
-        <w:rPr>
-          <w:rFonts w:ascii="Arial" w:hAnsi="Arial" w:cs="Arial"/>
-          <w:sz w:val="20"/>
-        </w:rPr>
-        <w:t xml:space="preserve"> Reporting to the CTO and occasionally to the SLT of Telenet.</w:t>
-      </w:r>
-    </w:p>
-    <w:p>
-      <w:pPr>
-        <w:pStyle w:val="ListParagraph"/>
-        <w:keepNext/>
-        <w:keepLines/>
-        <w:numPr>
-          <w:ilvl w:val="1"/>
-          <w:numId w:val="5"/>
-        </w:numPr>
-        <w:spacing w:after="60" w:line="312" w:lineRule="auto"/>
-        <w:ind w:hanging="357"/>
-        <w:contextualSpacing w:val="0"/>
-        <w:jc w:val="both"/>
-        <w:rPr>
-          <w:rFonts w:ascii="Arial" w:hAnsi="Arial" w:cs="Arial"/>
-          <w:sz w:val="20"/>
-        </w:rPr>
-      </w:pPr>
-      <w:r>
-        <w:rPr>
-          <w:rFonts w:ascii="Arial" w:hAnsi="Arial" w:cs="Arial"/>
-          <w:sz w:val="20"/>
-        </w:rPr>
-        <w:lastRenderedPageBreak/>
-        <w:t xml:space="preserve">Dependencies on Commercial WholeSale </w:t>
-      </w:r>
-      <w:r>
-        <w:rPr>
-          <w:rFonts w:ascii="Arial" w:hAnsi="Arial" w:cs="Arial"/>
-          <w:sz w:val="20"/>
-        </w:rPr>
-        <w:t>(‘DoC WHS’)</w:t>
-      </w:r>
-      <w:r>
-        <w:rPr>
-          <w:rFonts w:ascii="Arial" w:hAnsi="Arial" w:cs="Arial"/>
-          <w:sz w:val="20"/>
-        </w:rPr>
-        <w:t xml:space="preserve"> </w:t>
-      </w:r>
-      <w:r>
-        <w:rPr>
-          <w:rFonts w:ascii="Arial" w:hAnsi="Arial" w:cs="Arial"/>
-          <w:sz w:val="20"/>
-        </w:rPr>
-        <w:t>programme</w:t>
-      </w:r>
-    </w:p>
-    <w:p>
-      <w:pPr>
-        <w:pStyle w:val="ListParagraph"/>
-        <w:keepNext/>
-        <w:keepLines/>
-        <w:numPr>
-          <w:ilvl w:val="2"/>
-          <w:numId w:val="5"/>
-        </w:numPr>
-        <w:spacing w:after="60" w:line="312" w:lineRule="auto"/>
-        <w:ind w:hanging="357"/>
-        <w:contextualSpacing w:val="0"/>
-        <w:jc w:val="both"/>
-        <w:rPr>
-          <w:rFonts w:ascii="Arial" w:hAnsi="Arial" w:cs="Arial"/>
-          <w:sz w:val="20"/>
-        </w:rPr>
-      </w:pPr>
-      <w:r>
-        <w:rPr>
-          <w:rFonts w:ascii="Arial" w:hAnsi="Arial" w:cs="Arial"/>
-          <w:sz w:val="20"/>
-        </w:rPr>
-        <w:t>B</w:t>
-      </w:r>
-      <w:r>
-        <w:rPr>
-          <w:rFonts w:ascii="Arial" w:hAnsi="Arial" w:cs="Arial"/>
-          <w:sz w:val="20"/>
-        </w:rPr>
-        <w:t>uild</w:t>
-      </w:r>
-      <w:r>
-        <w:rPr>
-          <w:rFonts w:ascii="Arial" w:hAnsi="Arial" w:cs="Arial"/>
-          <w:sz w:val="20"/>
-        </w:rPr>
-        <w:t xml:space="preserve"> part</w:t>
-      </w:r>
-      <w:r>
-        <w:rPr>
-          <w:rFonts w:ascii="Arial" w:hAnsi="Arial" w:cs="Arial"/>
-          <w:sz w:val="20"/>
-        </w:rPr>
-        <w:t xml:space="preserve"> - </w:t>
-      </w:r>
-      <w:r>
-        <w:rPr>
-          <w:rFonts w:ascii="Arial" w:hAnsi="Arial" w:cs="Arial"/>
-          <w:sz w:val="20"/>
-        </w:rPr>
-        <w:t>m</w:t>
-      </w:r>
-      <w:r>
-        <w:rPr>
-          <w:rFonts w:ascii="Arial" w:hAnsi="Arial" w:cs="Arial"/>
-          <w:sz w:val="20"/>
-        </w:rPr>
-        <w:t>ake sure that the historical dependencies of the BASE legacy</w:t>
-      </w:r>
-      <w:r>
-        <w:rPr>
-          <w:rFonts w:ascii="Arial" w:hAnsi="Arial" w:cs="Arial"/>
-          <w:sz w:val="20"/>
-        </w:rPr>
-        <w:t xml:space="preserve"> </w:t>
-      </w:r>
-      <w:r>
-        <w:rPr>
-          <w:rFonts w:ascii="Arial" w:hAnsi="Arial" w:cs="Arial"/>
-          <w:sz w:val="20"/>
-        </w:rPr>
-        <w:t xml:space="preserve">environment (Ericsson components BSCS / BCS / CVAS, Epiphany...) on the </w:t>
-      </w:r>
-      <w:r>
-        <w:rPr>
-          <w:rFonts w:ascii="Arial" w:hAnsi="Arial" w:cs="Arial"/>
-          <w:sz w:val="20"/>
-        </w:rPr>
-        <w:t xml:space="preserve">remaining </w:t>
-      </w:r>
-      <w:r>
-        <w:rPr>
-          <w:rFonts w:ascii="Arial" w:hAnsi="Arial" w:cs="Arial"/>
-          <w:sz w:val="20"/>
-        </w:rPr>
-        <w:t>BASE</w:t>
-      </w:r>
-      <w:r>
-        <w:rPr>
-          <w:rFonts w:ascii="Arial" w:hAnsi="Arial" w:cs="Arial"/>
-          <w:sz w:val="20"/>
-        </w:rPr>
-        <w:t xml:space="preserve"> </w:t>
-      </w:r>
-      <w:r>
-        <w:rPr>
-          <w:rFonts w:ascii="Arial" w:hAnsi="Arial" w:cs="Arial"/>
-          <w:sz w:val="20"/>
-        </w:rPr>
-        <w:t>Retail environment are cleared and that a 'Chinese Wall' on the new inventories</w:t>
-      </w:r>
-      <w:r>
-        <w:rPr>
-          <w:rFonts w:ascii="Arial" w:hAnsi="Arial" w:cs="Arial"/>
-          <w:sz w:val="20"/>
-        </w:rPr>
-        <w:t xml:space="preserve"> </w:t>
-      </w:r>
-      <w:r>
-        <w:rPr>
-          <w:rFonts w:ascii="Arial" w:hAnsi="Arial" w:cs="Arial"/>
-          <w:sz w:val="20"/>
-        </w:rPr>
-        <w:t>(Ninas / Dinoman) was implemented. Automation of the SIM Ordering process</w:t>
-      </w:r>
-      <w:r>
-        <w:rPr>
-          <w:rFonts w:ascii="Arial" w:hAnsi="Arial" w:cs="Arial"/>
-          <w:sz w:val="20"/>
-        </w:rPr>
-        <w:t xml:space="preserve"> </w:t>
-      </w:r>
-      <w:r>
-        <w:rPr>
-          <w:rFonts w:ascii="Arial" w:hAnsi="Arial" w:cs="Arial"/>
-          <w:sz w:val="20"/>
-        </w:rPr>
-        <w:t>(towards and from Gemalto / Idemia). Migration of about 7 million IMSI's and</w:t>
-      </w:r>
-      <w:r>
-        <w:rPr>
-          <w:rFonts w:ascii="Arial" w:hAnsi="Arial" w:cs="Arial"/>
-          <w:sz w:val="20"/>
-        </w:rPr>
-        <w:t xml:space="preserve"> </w:t>
-      </w:r>
-      <w:r>
-        <w:rPr>
-          <w:rFonts w:ascii="Arial" w:hAnsi="Arial" w:cs="Arial"/>
-          <w:sz w:val="20"/>
-        </w:rPr>
-        <w:t>MSISDN's to the new</w:t>
-      </w:r>
-      <w:r>
-        <w:rPr>
-          <w:rFonts w:ascii="Arial" w:hAnsi="Arial" w:cs="Arial"/>
-          <w:sz w:val="20"/>
-        </w:rPr>
-        <w:t xml:space="preserve"> </w:t>
-      </w:r>
-      <w:r>
-        <w:rPr>
-          <w:rFonts w:ascii="Arial" w:hAnsi="Arial" w:cs="Arial"/>
-          <w:sz w:val="20"/>
-        </w:rPr>
-        <w:t>inventories.</w:t>
-      </w:r>
-    </w:p>
-    <w:p>
-      <w:pPr>
-        <w:pStyle w:val="ListParagraph"/>
-        <w:keepNext/>
-        <w:keepLines/>
-        <w:numPr>
-          <w:ilvl w:val="2"/>
-          <w:numId w:val="5"/>
-        </w:numPr>
-        <w:spacing w:after="60" w:line="312" w:lineRule="auto"/>
-        <w:ind w:hanging="357"/>
-        <w:contextualSpacing w:val="0"/>
-        <w:jc w:val="both"/>
-        <w:rPr>
-          <w:rFonts w:ascii="Arial" w:hAnsi="Arial" w:cs="Arial"/>
-          <w:sz w:val="20"/>
-        </w:rPr>
-      </w:pPr>
-      <w:r>
-        <w:rPr>
-          <w:rFonts w:ascii="Arial" w:hAnsi="Arial" w:cs="Arial"/>
-          <w:sz w:val="20"/>
-        </w:rPr>
-        <w:t>D</w:t>
-      </w:r>
-      <w:r>
-        <w:rPr>
-          <w:rFonts w:ascii="Arial" w:hAnsi="Arial" w:cs="Arial"/>
-          <w:sz w:val="20"/>
-        </w:rPr>
-        <w:t>ecommissioning</w:t>
-      </w:r>
-      <w:r>
-        <w:rPr>
-          <w:rFonts w:ascii="Arial" w:hAnsi="Arial" w:cs="Arial"/>
-          <w:sz w:val="20"/>
-        </w:rPr>
-        <w:t xml:space="preserve"> part - </w:t>
-      </w:r>
-      <w:r>
-        <w:rPr>
-          <w:rFonts w:ascii="Arial" w:hAnsi="Arial" w:cs="Arial"/>
-          <w:sz w:val="20"/>
-        </w:rPr>
-        <w:t>r</w:t>
-      </w:r>
-      <w:r>
-        <w:rPr>
-          <w:rFonts w:ascii="Arial" w:hAnsi="Arial" w:cs="Arial"/>
-          <w:sz w:val="20"/>
-        </w:rPr>
-        <w:t xml:space="preserve">ealizing synergies for about </w:t>
-      </w:r>
-      <w:r>
-        <w:rPr>
-          <w:rFonts w:ascii="Arial" w:hAnsi="Arial" w:cs="Arial"/>
-          <w:sz w:val="20"/>
-        </w:rPr>
-        <w:t>7</w:t>
-      </w:r>
-      <w:r>
-        <w:rPr>
-          <w:rFonts w:ascii="Arial" w:hAnsi="Arial" w:cs="Arial"/>
-          <w:sz w:val="20"/>
-        </w:rPr>
-        <w:t>0 (mostly) BASE legacy</w:t>
-      </w:r>
-      <w:r>
-        <w:rPr>
-          <w:rFonts w:ascii="Arial" w:hAnsi="Arial" w:cs="Arial"/>
-          <w:sz w:val="20"/>
-        </w:rPr>
-        <w:t xml:space="preserve"> </w:t>
-      </w:r>
-      <w:r>
-        <w:rPr>
-          <w:rFonts w:ascii="Arial" w:hAnsi="Arial" w:cs="Arial"/>
-          <w:sz w:val="20"/>
-        </w:rPr>
-        <w:t>CSS, BSS and OSS applications that are not needed anymore during and after the</w:t>
-      </w:r>
-      <w:r>
-        <w:rPr>
-          <w:rFonts w:ascii="Arial" w:hAnsi="Arial" w:cs="Arial"/>
-          <w:sz w:val="20"/>
-        </w:rPr>
-        <w:t xml:space="preserve"> </w:t>
-      </w:r>
-      <w:r>
-        <w:rPr>
-          <w:rFonts w:ascii="Arial" w:hAnsi="Arial" w:cs="Arial"/>
-          <w:sz w:val="20"/>
-        </w:rPr>
-        <w:t>migration of Base Pre Paid, Post Paid and B2B customers to the new integrated</w:t>
-      </w:r>
-      <w:r>
-        <w:rPr>
-          <w:rFonts w:ascii="Arial" w:hAnsi="Arial" w:cs="Arial"/>
-          <w:sz w:val="20"/>
-        </w:rPr>
-        <w:t xml:space="preserve"> </w:t>
-      </w:r>
-      <w:r>
-        <w:rPr>
-          <w:rFonts w:ascii="Arial" w:hAnsi="Arial" w:cs="Arial"/>
-          <w:sz w:val="20"/>
-        </w:rPr>
-        <w:t xml:space="preserve">Telenet / BASE IT stack (‘Origin’). This programme </w:t>
-      </w:r>
-      <w:r>
-        <w:rPr>
-          <w:rFonts w:ascii="Arial" w:hAnsi="Arial" w:cs="Arial"/>
-          <w:sz w:val="20"/>
-        </w:rPr>
-        <w:t xml:space="preserve">realized </w:t>
-      </w:r>
-      <w:r>
-        <w:rPr>
-          <w:rFonts w:ascii="Arial" w:hAnsi="Arial" w:cs="Arial"/>
-          <w:sz w:val="20"/>
-        </w:rPr>
-        <w:t>1</w:t>
-      </w:r>
-      <w:r>
-        <w:rPr>
-          <w:rFonts w:ascii="Arial" w:hAnsi="Arial" w:cs="Arial"/>
-          <w:sz w:val="20"/>
-        </w:rPr>
-        <w:t>2</w:t>
-      </w:r>
-      <w:r>
-        <w:rPr>
-          <w:rFonts w:ascii="Arial" w:hAnsi="Arial" w:cs="Arial"/>
-          <w:sz w:val="20"/>
-        </w:rPr>
-        <w:t xml:space="preserve"> mio€ </w:t>
-      </w:r>
-      <w:r>
-        <w:rPr>
-          <w:rFonts w:ascii="Arial" w:hAnsi="Arial" w:cs="Arial"/>
-          <w:sz w:val="20"/>
-        </w:rPr>
-        <w:t>savin</w:t>
-      </w:r>
-      <w:r>
-        <w:rPr>
-          <w:rFonts w:ascii="Arial" w:hAnsi="Arial" w:cs="Arial"/>
-          <w:sz w:val="20"/>
-        </w:rPr>
-        <w:t xml:space="preserve">gs </w:t>
-      </w:r>
-      <w:r>
-        <w:rPr>
-          <w:rFonts w:ascii="Arial" w:hAnsi="Arial" w:cs="Arial"/>
-          <w:sz w:val="20"/>
-        </w:rPr>
-        <w:t>in TCO</w:t>
-      </w:r>
-      <w:r>
-        <w:rPr>
-          <w:rFonts w:ascii="Arial" w:hAnsi="Arial" w:cs="Arial"/>
-          <w:sz w:val="20"/>
-        </w:rPr>
-        <w:t xml:space="preserve"> </w:t>
-      </w:r>
-      <w:r>
-        <w:rPr>
-          <w:rFonts w:ascii="Arial" w:hAnsi="Arial" w:cs="Arial"/>
-          <w:sz w:val="20"/>
-        </w:rPr>
-        <w:t>for the IT Transformation &amp; Integration BU. Total CAPEX investment of 1.85 mio€.</w:t>
-      </w:r>
-    </w:p>
-    <w:p>
-      <w:pPr>
-        <w:pStyle w:val="ListParagraph"/>
-        <w:numPr>
-          <w:ilvl w:val="0"/>
-          <w:numId w:val="5"/>
-        </w:numPr>
-        <w:spacing w:after="60" w:line="312" w:lineRule="auto"/>
-        <w:contextualSpacing w:val="0"/>
-        <w:jc w:val="both"/>
-        <w:rPr>
-          <w:rFonts w:ascii="Arial" w:hAnsi="Arial" w:cs="Arial"/>
-          <w:sz w:val="20"/>
-        </w:rPr>
-      </w:pPr>
-      <w:r>
-        <w:rPr>
-          <w:rFonts w:ascii="Arial" w:hAnsi="Arial" w:cs="Arial"/>
-          <w:sz w:val="20"/>
-        </w:rPr>
-        <w:t>Other</w:t>
-      </w:r>
-      <w:r>
-        <w:rPr>
-          <w:rFonts w:ascii="Arial" w:hAnsi="Arial" w:cs="Arial"/>
-          <w:sz w:val="20"/>
-        </w:rPr>
-        <w:t xml:space="preserve"> projects managed </w:t>
-      </w:r>
-      <w:r>
-        <w:rPr>
-          <w:rFonts w:ascii="Arial" w:hAnsi="Arial" w:cs="Arial"/>
-          <w:sz w:val="20"/>
-        </w:rPr>
-        <w:t xml:space="preserve">include </w:t>
-      </w:r>
-      <w:r>
-        <w:rPr>
-          <w:rFonts w:ascii="Arial" w:hAnsi="Arial" w:cs="Arial"/>
-          <w:sz w:val="20"/>
-        </w:rPr>
-        <w:t xml:space="preserve">Telenet </w:t>
-      </w:r>
-      <w:r>
-        <w:rPr>
-          <w:rFonts w:ascii="Arial" w:hAnsi="Arial" w:cs="Arial"/>
-          <w:sz w:val="20"/>
-        </w:rPr>
-        <w:t>–</w:t>
-      </w:r>
-      <w:r>
-        <w:rPr>
-          <w:rFonts w:ascii="Arial" w:hAnsi="Arial" w:cs="Arial"/>
-          <w:sz w:val="20"/>
-        </w:rPr>
-        <w:t xml:space="preserve"> </w:t>
-      </w:r>
-      <w:r>
-        <w:rPr>
-          <w:rFonts w:ascii="Arial" w:hAnsi="Arial" w:cs="Arial"/>
-          <w:sz w:val="20"/>
-        </w:rPr>
-        <w:t xml:space="preserve">delivery of missing promo’s on the Origin platform, </w:t>
-      </w:r>
-      <w:r>
-        <w:rPr>
-          <w:rFonts w:ascii="Arial" w:hAnsi="Arial" w:cs="Arial"/>
-          <w:sz w:val="20"/>
-        </w:rPr>
-        <w:t>Telenet</w:t>
-      </w:r>
-      <w:r>
-        <w:rPr>
-          <w:rFonts w:ascii="Arial" w:hAnsi="Arial" w:cs="Arial"/>
-          <w:sz w:val="20"/>
-        </w:rPr>
-        <w:t xml:space="preserve"> – GDPR project to </w:t>
-      </w:r>
-      <w:r>
-        <w:rPr>
-          <w:rFonts w:ascii="Arial" w:hAnsi="Arial" w:cs="Arial"/>
-          <w:sz w:val="20"/>
-        </w:rPr>
-        <w:t>introduc</w:t>
-      </w:r>
-      <w:r>
-        <w:rPr>
-          <w:rFonts w:ascii="Arial" w:hAnsi="Arial" w:cs="Arial"/>
-          <w:sz w:val="20"/>
-        </w:rPr>
-        <w:t>e</w:t>
-      </w:r>
-      <w:r>
-        <w:rPr>
-          <w:rFonts w:ascii="Arial" w:hAnsi="Arial" w:cs="Arial"/>
-          <w:sz w:val="20"/>
-        </w:rPr>
-        <w:t xml:space="preserve"> a Test Data Management (‘TDM’) system for </w:t>
-      </w:r>
-      <w:r>
-        <w:rPr>
-          <w:rFonts w:ascii="Arial" w:hAnsi="Arial" w:cs="Arial"/>
-          <w:sz w:val="20"/>
-        </w:rPr>
-        <w:t xml:space="preserve">the new </w:t>
-      </w:r>
-      <w:r>
-        <w:rPr>
-          <w:rFonts w:ascii="Arial" w:hAnsi="Arial" w:cs="Arial"/>
-          <w:sz w:val="20"/>
-        </w:rPr>
-        <w:t>O</w:t>
-      </w:r>
-      <w:r>
-        <w:rPr>
-          <w:rFonts w:ascii="Arial" w:hAnsi="Arial" w:cs="Arial"/>
-          <w:sz w:val="20"/>
-        </w:rPr>
-        <w:t>rigin platform</w:t>
-      </w:r>
-      <w:r>
-        <w:rPr>
-          <w:rFonts w:ascii="Arial" w:hAnsi="Arial" w:cs="Arial"/>
-          <w:sz w:val="20"/>
-        </w:rPr>
-        <w:t>,</w:t>
-      </w:r>
-      <w:r>
-        <w:rPr>
-          <w:rFonts w:ascii="Arial" w:hAnsi="Arial" w:cs="Arial"/>
-          <w:sz w:val="20"/>
-        </w:rPr>
-        <w:t xml:space="preserve"> </w:t>
-      </w:r>
-      <w:r>
-        <w:rPr>
-          <w:rFonts w:ascii="Arial" w:hAnsi="Arial" w:cs="Arial"/>
-          <w:sz w:val="20"/>
-        </w:rPr>
-        <w:t xml:space="preserve">Econocom – Introduction of EconoCloud platform using Nutanix </w:t>
-      </w:r>
-      <w:r>
-        <w:rPr>
-          <w:rFonts w:ascii="Arial" w:hAnsi="Arial" w:cs="Arial"/>
-          <w:sz w:val="20"/>
-        </w:rPr>
-        <w:t xml:space="preserve">hyperconverged </w:t>
-      </w:r>
-      <w:r>
-        <w:rPr>
-          <w:rFonts w:ascii="Arial" w:hAnsi="Arial" w:cs="Arial"/>
-          <w:sz w:val="20"/>
-        </w:rPr>
-        <w:t xml:space="preserve">technology, </w:t>
-      </w:r>
-      <w:r>
-        <w:rPr>
-          <w:rFonts w:ascii="Arial" w:hAnsi="Arial" w:cs="Arial"/>
-          <w:sz w:val="20"/>
-        </w:rPr>
-        <w:t>BNP Fortis Paribas – Asse</w:t>
-      </w:r>
-      <w:r>
-        <w:rPr>
-          <w:rFonts w:ascii="Arial" w:hAnsi="Arial" w:cs="Arial"/>
-          <w:sz w:val="20"/>
-        </w:rPr>
-        <w:t>t</w:t>
-      </w:r>
-      <w:r>
-        <w:rPr>
-          <w:rFonts w:ascii="Arial" w:hAnsi="Arial" w:cs="Arial"/>
-          <w:sz w:val="20"/>
-        </w:rPr>
-        <w:t xml:space="preserve"> management</w:t>
-      </w:r>
-      <w:r>
-        <w:rPr>
-          <w:rFonts w:ascii="Arial" w:hAnsi="Arial" w:cs="Arial"/>
-          <w:sz w:val="20"/>
-        </w:rPr>
-        <w:t xml:space="preserve"> / </w:t>
-      </w:r>
-      <w:r>
-        <w:rPr>
-          <w:rFonts w:ascii="Arial" w:hAnsi="Arial" w:cs="Arial"/>
-          <w:sz w:val="20"/>
-        </w:rPr>
-        <w:t>s</w:t>
-      </w:r>
-      <w:r>
-        <w:rPr>
-          <w:rFonts w:ascii="Arial" w:hAnsi="Arial" w:cs="Arial"/>
-          <w:sz w:val="20"/>
-        </w:rPr>
-        <w:t xml:space="preserve">ervice </w:t>
-      </w:r>
-      <w:r>
-        <w:rPr>
-          <w:rFonts w:ascii="Arial" w:hAnsi="Arial" w:cs="Arial"/>
-          <w:sz w:val="20"/>
-        </w:rPr>
-        <w:t>d</w:t>
-      </w:r>
-      <w:r>
-        <w:rPr>
-          <w:rFonts w:ascii="Arial" w:hAnsi="Arial" w:cs="Arial"/>
-          <w:sz w:val="20"/>
-        </w:rPr>
-        <w:t>e</w:t>
-      </w:r>
-      <w:r>
-        <w:rPr>
-          <w:rFonts w:ascii="Arial" w:hAnsi="Arial" w:cs="Arial"/>
-          <w:sz w:val="20"/>
-        </w:rPr>
-        <w:t xml:space="preserve">sk / interface with SAP, </w:t>
-      </w:r>
-      <w:r>
-        <w:rPr>
-          <w:rFonts w:ascii="Arial" w:hAnsi="Arial" w:cs="Arial"/>
-          <w:sz w:val="20"/>
-        </w:rPr>
-        <w:t xml:space="preserve">ABX Logistics – </w:t>
-      </w:r>
-      <w:r>
-        <w:rPr>
-          <w:rFonts w:ascii="Arial" w:hAnsi="Arial" w:cs="Arial"/>
-          <w:sz w:val="20"/>
-        </w:rPr>
-        <w:t xml:space="preserve">setup of </w:t>
-      </w:r>
-      <w:r>
-        <w:rPr>
-          <w:rFonts w:ascii="Arial" w:hAnsi="Arial" w:cs="Arial"/>
-          <w:sz w:val="20"/>
-        </w:rPr>
-        <w:t xml:space="preserve">2 IBM iSeries servers </w:t>
-      </w:r>
-      <w:r>
-        <w:rPr>
-          <w:rFonts w:ascii="Arial" w:hAnsi="Arial" w:cs="Arial"/>
-          <w:sz w:val="20"/>
-        </w:rPr>
-        <w:t xml:space="preserve">/ </w:t>
-      </w:r>
-      <w:r>
-        <w:rPr>
-          <w:rFonts w:ascii="Arial" w:hAnsi="Arial" w:cs="Arial"/>
-          <w:sz w:val="20"/>
-        </w:rPr>
-        <w:t>t</w:t>
-      </w:r>
-      <w:r>
-        <w:rPr>
-          <w:rFonts w:ascii="Arial" w:hAnsi="Arial" w:cs="Arial"/>
-          <w:sz w:val="20"/>
-        </w:rPr>
-        <w:t xml:space="preserve">ape robot / Mimix Software, </w:t>
-      </w:r>
-      <w:r>
-        <w:rPr>
-          <w:rFonts w:ascii="Arial" w:hAnsi="Arial" w:cs="Arial"/>
-          <w:sz w:val="20"/>
-        </w:rPr>
-        <w:t xml:space="preserve">Alken Maes – Infrastructure consolidation </w:t>
-      </w:r>
-      <w:r>
-        <w:rPr>
-          <w:rFonts w:ascii="Arial" w:hAnsi="Arial" w:cs="Arial"/>
-          <w:sz w:val="20"/>
-        </w:rPr>
-        <w:t>program</w:t>
-      </w:r>
-      <w:r>
-        <w:rPr>
-          <w:rFonts w:ascii="Arial" w:hAnsi="Arial" w:cs="Arial"/>
-          <w:sz w:val="20"/>
-        </w:rPr>
-        <w:t>me</w:t>
-      </w:r>
-      <w:r>
-        <w:rPr>
-          <w:rFonts w:ascii="Arial" w:hAnsi="Arial" w:cs="Arial"/>
-          <w:sz w:val="20"/>
-        </w:rPr>
-        <w:t xml:space="preserve"> </w:t>
-      </w:r>
-      <w:r>
-        <w:rPr>
-          <w:rFonts w:ascii="Arial" w:hAnsi="Arial" w:cs="Arial"/>
-          <w:sz w:val="20"/>
-        </w:rPr>
-        <w:t>(</w:t>
-      </w:r>
-      <w:r>
-        <w:rPr>
-          <w:rFonts w:ascii="Arial" w:hAnsi="Arial" w:cs="Arial"/>
-          <w:sz w:val="20"/>
-        </w:rPr>
-        <w:t xml:space="preserve">Navision, W2K, Citrix, AS400 upgrade, </w:t>
-      </w:r>
-      <w:r>
-        <w:rPr>
-          <w:rFonts w:ascii="Arial" w:hAnsi="Arial" w:cs="Arial"/>
-          <w:sz w:val="20"/>
-        </w:rPr>
-        <w:t>BU and monitoring</w:t>
-      </w:r>
-      <w:r>
-        <w:rPr>
-          <w:rFonts w:ascii="Arial" w:hAnsi="Arial" w:cs="Arial"/>
-          <w:sz w:val="20"/>
-        </w:rPr>
-        <w:t>)</w:t>
-      </w:r>
-      <w:r>
-        <w:rPr>
-          <w:rFonts w:ascii="Arial" w:hAnsi="Arial" w:cs="Arial"/>
-          <w:sz w:val="20"/>
-        </w:rPr>
-        <w:t xml:space="preserve">, </w:t>
-      </w:r>
-      <w:r>
-        <w:rPr>
-          <w:rFonts w:ascii="Arial" w:hAnsi="Arial" w:cs="Arial"/>
-          <w:sz w:val="20"/>
-        </w:rPr>
-        <w:t xml:space="preserve">EMC – CentraStar ‘D’ release and Service packs, </w:t>
-      </w:r>
-      <w:r>
-        <w:rPr>
-          <w:rFonts w:ascii="Arial" w:hAnsi="Arial" w:cs="Arial"/>
-          <w:sz w:val="20"/>
-        </w:rPr>
-        <w:t xml:space="preserve">EMC – Introduction of MS Project platform, EMC </w:t>
-      </w:r>
-      <w:r>
-        <w:rPr>
-          <w:rFonts w:ascii="Arial" w:hAnsi="Arial" w:cs="Arial"/>
-          <w:sz w:val="20"/>
-        </w:rPr>
-        <w:t>–</w:t>
-      </w:r>
-      <w:r>
-        <w:rPr>
-          <w:rFonts w:ascii="Arial" w:hAnsi="Arial" w:cs="Arial"/>
-          <w:sz w:val="20"/>
-        </w:rPr>
-        <w:t xml:space="preserve"> </w:t>
-      </w:r>
-      <w:r>
-        <w:rPr>
-          <w:rFonts w:ascii="Arial" w:hAnsi="Arial" w:cs="Arial"/>
-          <w:sz w:val="20"/>
-        </w:rPr>
-        <w:t>C</w:t>
-      </w:r>
-      <w:r>
-        <w:rPr>
-          <w:rFonts w:ascii="Arial" w:hAnsi="Arial" w:cs="Arial"/>
-          <w:sz w:val="20"/>
-        </w:rPr>
-        <w:t xml:space="preserve">oordination </w:t>
-      </w:r>
-      <w:r>
-        <w:rPr>
-          <w:rFonts w:ascii="Arial" w:hAnsi="Arial" w:cs="Arial"/>
-          <w:sz w:val="20"/>
-        </w:rPr>
-        <w:t xml:space="preserve">of 2 datacenters for QA department </w:t>
-      </w:r>
-      <w:r>
-        <w:rPr>
-          <w:rFonts w:ascii="Arial" w:hAnsi="Arial" w:cs="Arial"/>
-          <w:sz w:val="20"/>
-        </w:rPr>
-        <w:t>(</w:t>
-      </w:r>
-      <w:r>
-        <w:rPr>
-          <w:rFonts w:ascii="Arial" w:hAnsi="Arial" w:cs="Arial"/>
-          <w:sz w:val="20"/>
-        </w:rPr>
-        <w:t>200 racks, 3PB</w:t>
-      </w:r>
-      <w:r>
-        <w:rPr>
-          <w:rFonts w:ascii="Arial" w:hAnsi="Arial" w:cs="Arial"/>
-          <w:sz w:val="20"/>
-        </w:rPr>
-        <w:t>)</w:t>
-      </w:r>
-      <w:r>
-        <w:rPr>
-          <w:rFonts w:ascii="Arial" w:hAnsi="Arial" w:cs="Arial"/>
-          <w:sz w:val="20"/>
-        </w:rPr>
-        <w:t xml:space="preserve">, </w:t>
-      </w:r>
-      <w:r>
-        <w:rPr>
-          <w:rFonts w:ascii="Arial" w:hAnsi="Arial" w:cs="Arial"/>
-          <w:sz w:val="20"/>
-        </w:rPr>
-        <w:t>KBC Bank - DBO/2 Dragers- &amp; Bestandsopvolging, BLOSO – W2K migration, Toyota – Extra Care Application, Kluwer – Intranet Site CED Samsom, Xircom N.V. - MIS Department, VRT - Conversion of ‘Kost Prijs Systeem’, Pinguin - Binnendienst aankoop verse groenten, RVS - Development of a Marketing Support Environment Information System</w:t>
-      </w:r>
-    </w:p>
-    <w:p/>
-    <w:p>
-      <w:pPr>
-        <w:pStyle w:val="DefaultText"/>
-        <w:spacing w:after="60"/>
-        <w:rPr>
-          <w:rFonts w:ascii="Arial" w:hAnsi="Arial" w:cs="Arial"/>
-          <w:b/>
-          <w:i/>
-          <w:sz w:val="20"/>
-          <w:szCs w:val="19"/>
-        </w:rPr>
-      </w:pPr>
-      <w:r>
-        <w:rPr>
-          <w:rFonts w:ascii="Arial" w:hAnsi="Arial" w:cs="Arial"/>
-          <w:b/>
-          <w:i/>
-          <w:sz w:val="20"/>
-          <w:szCs w:val="19"/>
-        </w:rPr>
-        <w:t xml:space="preserve">PEOPLE MANAGER / </w:t>
-      </w:r>
-      <w:r>
-        <w:rPr>
-          <w:rFonts w:ascii="Arial" w:hAnsi="Arial" w:cs="Arial"/>
-          <w:b/>
-          <w:i/>
-          <w:sz w:val="20"/>
-          <w:szCs w:val="19"/>
-        </w:rPr>
-        <w:t>TEAM LEADER / PROFESSIONAL SERVICES MANAGER</w:t>
       </w:r>
     </w:p>
     <w:p>
@@ -4845,14 +3973,21 @@
           <w:rFonts w:ascii="Arial" w:hAnsi="Arial" w:cs="Arial"/>
           <w:sz w:val="20"/>
         </w:rPr>
-        <w:t>Directed teams of approximately 10 - 15 (internal and external) Architects, TAM’s, Consultants, SW and HW Engineers</w:t>
-      </w:r>
-      <w:r>
-        <w:rPr>
-          <w:rFonts w:ascii="Arial" w:hAnsi="Arial" w:cs="Arial"/>
-          <w:sz w:val="20"/>
-        </w:rPr>
-        <w:t xml:space="preserve"> who were active in the Build and Run phase of major projects of national and international customers across various industries</w:t>
+        <w:t>Supervised a team of 3 – 5 (internal and external) Project Managers who were engaged in various large new and ongoing I</w:t>
+      </w:r>
+      <w:r>
+        <w:rPr>
+          <w:rFonts w:ascii="Arial" w:hAnsi="Arial" w:cs="Arial"/>
+          <w:sz w:val="20"/>
+        </w:rPr>
+        <w:t>C</w:t>
+      </w:r>
+      <w:r>
+        <w:rPr>
+          <w:rFonts w:ascii="Arial" w:hAnsi="Arial" w:cs="Arial"/>
+          <w:sz w:val="20"/>
+        </w:rPr>
+        <w:t>T infrastructure projects for national and international customers</w:t>
       </w:r>
       <w:r>
         <w:rPr>
@@ -4883,28 +4018,7 @@
           <w:rFonts w:ascii="Arial" w:hAnsi="Arial" w:cs="Arial"/>
           <w:sz w:val="20"/>
         </w:rPr>
-        <w:t>Supervised a team of 3 – 5 (internal and external) Project Managers who were engaged in various large new and ongoing I</w:t>
-      </w:r>
-      <w:r>
-        <w:rPr>
-          <w:rFonts w:ascii="Arial" w:hAnsi="Arial" w:cs="Arial"/>
-          <w:sz w:val="20"/>
-        </w:rPr>
-        <w:t>C</w:t>
-      </w:r>
-      <w:r>
-        <w:rPr>
-          <w:rFonts w:ascii="Arial" w:hAnsi="Arial" w:cs="Arial"/>
-          <w:sz w:val="20"/>
-        </w:rPr>
-        <w:t>T infrastructure projects for national and international customers</w:t>
-      </w:r>
-      <w:r>
-        <w:rPr>
-          <w:rFonts w:ascii="Arial" w:hAnsi="Arial" w:cs="Arial"/>
-          <w:sz w:val="20"/>
-        </w:rPr>
-        <w:t>.</w:t>
+        <w:t>Evaluated operations for Professional Services team and drove annual strategic planning through gathering and analyzing feedback from staff, clients, partners and colleagues.</w:t>
       </w:r>
     </w:p>
     <w:p>
@@ -4928,7 +4042,14 @@
           <w:rFonts w:ascii="Arial" w:hAnsi="Arial" w:cs="Arial"/>
           <w:sz w:val="20"/>
         </w:rPr>
-        <w:t>Evaluated operations for Professional Services team and drove annual strategic planning through gathering and analyzing feedback from staff, clients, partners and colleagues.</w:t>
+        <w:t>Responsible for Hiring, Training, Firing, Communicating, Organizing, Controlling, Planning and Evaluating of above teams</w:t>
+      </w:r>
+      <w:r>
+        <w:rPr>
+          <w:rFonts w:ascii="Arial" w:hAnsi="Arial" w:cs="Arial"/>
+          <w:sz w:val="20"/>
+        </w:rPr>
+        <w:t>.</w:t>
       </w:r>
     </w:p>
     <w:p>
@@ -4952,7 +4073,77 @@
           <w:rFonts w:ascii="Arial" w:hAnsi="Arial" w:cs="Arial"/>
           <w:sz w:val="20"/>
         </w:rPr>
-        <w:t>Responsible for Hiring, Training, Firing, Communicating, Organizing, Controlling, Planning and Evaluating of above teams</w:t>
+        <w:t xml:space="preserve">Work in close relationships with the </w:t>
+      </w:r>
+      <w:r>
+        <w:rPr>
+          <w:rFonts w:ascii="Arial" w:hAnsi="Arial" w:cs="Arial"/>
+          <w:sz w:val="20"/>
+        </w:rPr>
+        <w:t xml:space="preserve">Enterprise Sales District Managers, </w:t>
+      </w:r>
+      <w:r>
+        <w:rPr>
+          <w:rFonts w:ascii="Arial" w:hAnsi="Arial" w:cs="Arial"/>
+          <w:sz w:val="20"/>
+        </w:rPr>
+        <w:t xml:space="preserve">BU managers, </w:t>
+      </w:r>
+      <w:r>
+        <w:rPr>
+          <w:rFonts w:ascii="Arial" w:hAnsi="Arial" w:cs="Arial"/>
+          <w:sz w:val="20"/>
+        </w:rPr>
+        <w:t xml:space="preserve">Service </w:t>
+      </w:r>
+      <w:r>
+        <w:rPr>
+          <w:rFonts w:ascii="Arial" w:hAnsi="Arial" w:cs="Arial"/>
+          <w:sz w:val="20"/>
+        </w:rPr>
+        <w:t>Delivery Managers</w:t>
+      </w:r>
+      <w:r>
+        <w:rPr>
+          <w:rFonts w:ascii="Arial" w:hAnsi="Arial" w:cs="Arial"/>
+          <w:sz w:val="20"/>
+        </w:rPr>
+        <w:t>, Incident Managers and Change Managers</w:t>
+      </w:r>
+      <w:r>
+        <w:rPr>
+          <w:rFonts w:ascii="Arial" w:hAnsi="Arial" w:cs="Arial"/>
+          <w:sz w:val="20"/>
+        </w:rPr>
+        <w:t xml:space="preserve"> to </w:t>
+      </w:r>
+      <w:r>
+        <w:rPr>
+          <w:rFonts w:ascii="Arial" w:hAnsi="Arial" w:cs="Arial"/>
+          <w:sz w:val="20"/>
+        </w:rPr>
+        <w:t>understand the current business needs</w:t>
+      </w:r>
+      <w:r>
+        <w:rPr>
+          <w:rFonts w:ascii="Arial" w:hAnsi="Arial" w:cs="Arial"/>
+          <w:sz w:val="20"/>
+        </w:rPr>
+        <w:t xml:space="preserve">, </w:t>
+      </w:r>
+      <w:r>
+        <w:rPr>
+          <w:rFonts w:ascii="Arial" w:hAnsi="Arial" w:cs="Arial"/>
+          <w:sz w:val="20"/>
+        </w:rPr>
+        <w:t xml:space="preserve">issues </w:t>
+      </w:r>
+      <w:r>
+        <w:rPr>
+          <w:rFonts w:ascii="Arial" w:hAnsi="Arial" w:cs="Arial"/>
+          <w:sz w:val="20"/>
+        </w:rPr>
+        <w:t>and pipeline</w:t>
       </w:r>
       <w:r>
         <w:rPr>
@@ -4983,49 +4174,21 @@
           <w:rFonts w:ascii="Arial" w:hAnsi="Arial" w:cs="Arial"/>
           <w:sz w:val="20"/>
         </w:rPr>
-        <w:t>Technologies covered by the teams</w:t>
-      </w:r>
-      <w:r>
-        <w:rPr>
-          <w:rFonts w:ascii="Arial" w:hAnsi="Arial" w:cs="Arial"/>
-          <w:sz w:val="20"/>
-        </w:rPr>
-        <w:t xml:space="preserve"> were</w:t>
-      </w:r>
-      <w:r>
-        <w:rPr>
-          <w:rFonts w:ascii="Arial" w:hAnsi="Arial" w:cs="Arial"/>
-          <w:sz w:val="20"/>
-        </w:rPr>
-        <w:t xml:space="preserve"> (amongst others): Wintel, AD, Unix / Linux, Solaris, AS400, Oracle, </w:t>
-      </w:r>
-      <w:r>
-        <w:rPr>
-          <w:rFonts w:ascii="Arial" w:hAnsi="Arial" w:cs="Arial"/>
-          <w:sz w:val="20"/>
-        </w:rPr>
-        <w:t xml:space="preserve">SQL Server, </w:t>
-      </w:r>
-      <w:r>
-        <w:rPr>
-          <w:rFonts w:ascii="Arial" w:hAnsi="Arial" w:cs="Arial"/>
-          <w:sz w:val="20"/>
-        </w:rPr>
-        <w:t>NetApp, EMC, Nutan</w:t>
-      </w:r>
-      <w:r>
-        <w:rPr>
-          <w:rFonts w:ascii="Arial" w:hAnsi="Arial" w:cs="Arial"/>
-          <w:sz w:val="20"/>
-        </w:rPr>
-        <w:t>ix, SCCM, CloudStack, CheckPoint, FortiGate, SilverPeak</w:t>
-      </w:r>
-      <w:r>
-        <w:rPr>
-          <w:rFonts w:ascii="Arial" w:hAnsi="Arial" w:cs="Arial"/>
-          <w:sz w:val="20"/>
-        </w:rPr>
-        <w:t xml:space="preserve">…   </w:t>
+        <w:t>Manage technical escalations</w:t>
+      </w:r>
+      <w:r>
+        <w:rPr>
+          <w:rFonts w:ascii="Arial" w:hAnsi="Arial" w:cs="Arial"/>
+          <w:sz w:val="20"/>
+        </w:rPr>
+        <w:t>, provide shadowing opportunities, ensured backlog was controlled</w:t>
+      </w:r>
+      <w:r>
+        <w:rPr>
+          <w:rFonts w:ascii="Arial" w:hAnsi="Arial" w:cs="Arial"/>
+          <w:sz w:val="20"/>
+        </w:rPr>
+        <w:t>.</w:t>
       </w:r>
     </w:p>
     <w:p>
@@ -5049,70 +4212,21 @@
           <w:rFonts w:ascii="Arial" w:hAnsi="Arial" w:cs="Arial"/>
           <w:sz w:val="20"/>
         </w:rPr>
-        <w:t xml:space="preserve">Work in close relationships with the </w:t>
-      </w:r>
-      <w:r>
-        <w:rPr>
-          <w:rFonts w:ascii="Arial" w:hAnsi="Arial" w:cs="Arial"/>
-          <w:sz w:val="20"/>
-        </w:rPr>
-        <w:t xml:space="preserve">Enterprise Sales District Managers, </w:t>
-      </w:r>
-      <w:r>
-        <w:rPr>
-          <w:rFonts w:ascii="Arial" w:hAnsi="Arial" w:cs="Arial"/>
-          <w:sz w:val="20"/>
-        </w:rPr>
-        <w:t xml:space="preserve">BU managers, </w:t>
-      </w:r>
-      <w:r>
-        <w:rPr>
-          <w:rFonts w:ascii="Arial" w:hAnsi="Arial" w:cs="Arial"/>
-          <w:sz w:val="20"/>
-        </w:rPr>
-        <w:t xml:space="preserve">Service </w:t>
-      </w:r>
-      <w:r>
-        <w:rPr>
-          <w:rFonts w:ascii="Arial" w:hAnsi="Arial" w:cs="Arial"/>
-          <w:sz w:val="20"/>
-        </w:rPr>
-        <w:t>Delivery Managers</w:t>
-      </w:r>
-      <w:r>
-        <w:rPr>
-          <w:rFonts w:ascii="Arial" w:hAnsi="Arial" w:cs="Arial"/>
-          <w:sz w:val="20"/>
-        </w:rPr>
-        <w:t>, Incident Managers and Change Managers</w:t>
-      </w:r>
-      <w:r>
-        <w:rPr>
-          <w:rFonts w:ascii="Arial" w:hAnsi="Arial" w:cs="Arial"/>
-          <w:sz w:val="20"/>
-        </w:rPr>
-        <w:t xml:space="preserve"> to </w:t>
-      </w:r>
-      <w:r>
-        <w:rPr>
-          <w:rFonts w:ascii="Arial" w:hAnsi="Arial" w:cs="Arial"/>
-          <w:sz w:val="20"/>
-        </w:rPr>
-        <w:t xml:space="preserve">understand the current business needs </w:t>
-      </w:r>
-      <w:r>
-        <w:rPr>
-          <w:rFonts w:ascii="Arial" w:hAnsi="Arial" w:cs="Arial"/>
-          <w:sz w:val="20"/>
-        </w:rPr>
-        <w:t xml:space="preserve">/ issues </w:t>
-      </w:r>
-      <w:r>
-        <w:rPr>
-          <w:rFonts w:ascii="Arial" w:hAnsi="Arial" w:cs="Arial"/>
-          <w:sz w:val="20"/>
-        </w:rPr>
-        <w:t>and pipeline</w:t>
+        <w:t xml:space="preserve">Key customers included </w:t>
+      </w:r>
+      <w:r>
+        <w:rPr>
+          <w:rFonts w:ascii="Arial" w:hAnsi="Arial" w:cs="Arial"/>
+          <w:sz w:val="20"/>
+        </w:rPr>
+        <w:t xml:space="preserve">were </w:t>
+      </w:r>
+      <w:r>
+        <w:rPr>
+          <w:rFonts w:ascii="Arial" w:hAnsi="Arial" w:cs="Arial"/>
+          <w:sz w:val="20"/>
+        </w:rPr>
+        <w:t>Fabricom, ISS, Base, Daikin, Goodyear, VMM, Magotteaux, Toyota, ING, Ministry of Defense, European Commission, European Parliament, European Court of Auditors, KBC Bank, UCB Pharmaceutical, RBS, Rossel, UZ Gent, ASML and ABN AMRO</w:t>
       </w:r>
       <w:r>
         <w:rPr>
@@ -5143,14 +4257,35 @@
           <w:rFonts w:ascii="Arial" w:hAnsi="Arial" w:cs="Arial"/>
           <w:sz w:val="20"/>
         </w:rPr>
-        <w:t>Manage technical escalations</w:t>
-      </w:r>
-      <w:r>
-        <w:rPr>
-          <w:rFonts w:ascii="Arial" w:hAnsi="Arial" w:cs="Arial"/>
-          <w:sz w:val="20"/>
-        </w:rPr>
-        <w:t>, provide shadowing opportunities, ensured backlog was controlled</w:t>
+        <w:t>Met or exceeded targets of $</w:t>
+      </w:r>
+      <w:r>
+        <w:rPr>
+          <w:rFonts w:ascii="Arial" w:hAnsi="Arial" w:cs="Arial"/>
+          <w:sz w:val="20"/>
+        </w:rPr>
+        <w:t>3.0</w:t>
+      </w:r>
+      <w:r>
+        <w:rPr>
+          <w:rFonts w:ascii="Arial" w:hAnsi="Arial" w:cs="Arial"/>
+          <w:sz w:val="20"/>
+        </w:rPr>
+        <w:t xml:space="preserve"> million in annual service booking </w:t>
+      </w:r>
+      <w:r>
+        <w:rPr>
+          <w:rFonts w:ascii="Arial" w:hAnsi="Arial" w:cs="Arial"/>
+          <w:sz w:val="20"/>
+        </w:rPr>
+        <w:t>and</w:t>
+      </w:r>
+      <w:r>
+        <w:rPr>
+          <w:rFonts w:ascii="Arial" w:hAnsi="Arial" w:cs="Arial"/>
+          <w:sz w:val="20"/>
+        </w:rPr>
+        <w:t xml:space="preserve"> revenue during tenure</w:t>
       </w:r>
       <w:r>
         <w:rPr>
@@ -5181,21 +4316,14 @@
           <w:rFonts w:ascii="Arial" w:hAnsi="Arial" w:cs="Arial"/>
           <w:sz w:val="20"/>
         </w:rPr>
-        <w:t xml:space="preserve">Key customers included </w:t>
-      </w:r>
-      <w:r>
-        <w:rPr>
-          <w:rFonts w:ascii="Arial" w:hAnsi="Arial" w:cs="Arial"/>
-          <w:sz w:val="20"/>
-        </w:rPr>
-        <w:t xml:space="preserve">were </w:t>
-      </w:r>
-      <w:r>
-        <w:rPr>
-          <w:rFonts w:ascii="Arial" w:hAnsi="Arial" w:cs="Arial"/>
-          <w:sz w:val="20"/>
-        </w:rPr>
-        <w:t>Fabricom, ISS, Base, Daikin, Goodyear, VMM, Magotteaux, Toyota, ING, Ministry of Defense, European Commission, European Parliament, European Court of Auditors, KBC Bank, UCB Pharmaceutical, RBS, Rossel, UZ Gent, ASML and ABN AMRO</w:t>
+        <w:t xml:space="preserve">Worked with NetApp </w:t>
+      </w:r>
+      <w:r>
+        <w:rPr>
+          <w:rFonts w:ascii="Arial" w:hAnsi="Arial" w:cs="Arial"/>
+          <w:sz w:val="20"/>
+        </w:rPr>
+        <w:t>partners to ensure joined customer successes, organized Partner Academies to uplift knowledge of their technical resources</w:t>
       </w:r>
       <w:r>
         <w:rPr>
@@ -5203,6 +4331,41 @@
           <w:sz w:val="20"/>
         </w:rPr>
         <w:t>.</w:t>
+      </w:r>
+    </w:p>
+    <w:p/>
+    <w:p>
+      <w:pPr>
+        <w:pStyle w:val="DefaultText"/>
+        <w:keepNext/>
+        <w:spacing w:after="60"/>
+        <w:rPr>
+          <w:rFonts w:ascii="Arial" w:hAnsi="Arial" w:cs="Arial"/>
+          <w:b/>
+          <w:i/>
+          <w:sz w:val="20"/>
+          <w:szCs w:val="19"/>
+        </w:rPr>
+      </w:pPr>
+      <w:r>
+        <w:rPr>
+          <w:rFonts w:ascii="Arial" w:hAnsi="Arial" w:cs="Arial"/>
+          <w:b/>
+          <w:i/>
+          <w:sz w:val="20"/>
+          <w:szCs w:val="19"/>
+        </w:rPr>
+        <w:t>BUSINESS DEVELOPMENT</w:t>
+      </w:r>
+      <w:r>
+        <w:rPr>
+          <w:rFonts w:ascii="Arial" w:hAnsi="Arial" w:cs="Arial"/>
+          <w:b/>
+          <w:i/>
+          <w:sz w:val="20"/>
+          <w:szCs w:val="19"/>
+        </w:rPr>
+        <w:t xml:space="preserve"> MANAGER / ENGAGEMENT MANAGER</w:t>
       </w:r>
     </w:p>
     <w:p>
@@ -5226,21 +4389,21 @@
           <w:rFonts w:ascii="Arial" w:hAnsi="Arial" w:cs="Arial"/>
           <w:sz w:val="20"/>
         </w:rPr>
-        <w:t>Met or exceeded targets of $2.5 million in annual service booking and $3</w:t>
-      </w:r>
-      <w:r>
-        <w:rPr>
-          <w:rFonts w:ascii="Arial" w:hAnsi="Arial" w:cs="Arial"/>
-          <w:sz w:val="20"/>
-        </w:rPr>
-        <w:t>.0</w:t>
-      </w:r>
-      <w:r>
-        <w:rPr>
-          <w:rFonts w:ascii="Arial" w:hAnsi="Arial" w:cs="Arial"/>
-          <w:sz w:val="20"/>
-        </w:rPr>
-        <w:t xml:space="preserve"> million in revenue during tenure</w:t>
+        <w:t xml:space="preserve">Collaborated with Enterprise Account Managers to drive </w:t>
+      </w:r>
+      <w:r>
+        <w:rPr>
+          <w:rFonts w:ascii="Arial" w:hAnsi="Arial" w:cs="Arial"/>
+          <w:sz w:val="20"/>
+        </w:rPr>
+        <w:t>the positioning</w:t>
+      </w:r>
+      <w:r>
+        <w:rPr>
+          <w:rFonts w:ascii="Arial" w:hAnsi="Arial" w:cs="Arial"/>
+          <w:sz w:val="20"/>
+        </w:rPr>
+        <w:t xml:space="preserve"> of NetApp Professional Services to major accounts throughout Benelux</w:t>
       </w:r>
       <w:r>
         <w:rPr>
@@ -5271,14 +4434,7 @@
           <w:rFonts w:ascii="Arial" w:hAnsi="Arial" w:cs="Arial"/>
           <w:sz w:val="20"/>
         </w:rPr>
-        <w:t xml:space="preserve">Worked with NetApp </w:t>
-      </w:r>
-      <w:r>
-        <w:rPr>
-          <w:rFonts w:ascii="Arial" w:hAnsi="Arial" w:cs="Arial"/>
-          <w:sz w:val="20"/>
-        </w:rPr>
-        <w:t>partners to ensure joined customer successes, organized Partner Academies to uplift knowledge of their technical resources</w:t>
+        <w:t>Designed brand positioning strategy for corporate packages to enterprise clients, as well as created Benelux customized packages</w:t>
       </w:r>
       <w:r>
         <w:rPr>
@@ -5286,42 +4442,6 @@
           <w:sz w:val="20"/>
         </w:rPr>
         <w:t>.</w:t>
-      </w:r>
-    </w:p>
-    <w:p/>
-    <w:p>
-      <w:pPr>
-        <w:pStyle w:val="DefaultText"/>
-        <w:keepNext/>
-        <w:spacing w:after="60"/>
-        <w:rPr>
-          <w:rFonts w:ascii="Arial" w:hAnsi="Arial" w:cs="Arial"/>
-          <w:b/>
-          <w:i/>
-          <w:sz w:val="20"/>
-          <w:szCs w:val="19"/>
-        </w:rPr>
-      </w:pPr>
-      <w:r>
-        <w:rPr>
-          <w:rFonts w:ascii="Arial" w:hAnsi="Arial" w:cs="Arial"/>
-          <w:b/>
-          <w:i/>
-          <w:sz w:val="20"/>
-          <w:szCs w:val="19"/>
-        </w:rPr>
-        <w:lastRenderedPageBreak/>
-        <w:t>BUSINESS DEVELOPMENT</w:t>
-      </w:r>
-      <w:r>
-        <w:rPr>
-          <w:rFonts w:ascii="Arial" w:hAnsi="Arial" w:cs="Arial"/>
-          <w:b/>
-          <w:i/>
-          <w:sz w:val="20"/>
-          <w:szCs w:val="19"/>
-        </w:rPr>
-        <w:t xml:space="preserve"> MANAGER / ENGAGEMENT MANAGER</w:t>
       </w:r>
     </w:p>
     <w:p>
@@ -5345,21 +4465,7 @@
           <w:rFonts w:ascii="Arial" w:hAnsi="Arial" w:cs="Arial"/>
           <w:sz w:val="20"/>
         </w:rPr>
-        <w:t xml:space="preserve">Collaborated with Enterprise Account Managers to drive </w:t>
-      </w:r>
-      <w:r>
-        <w:rPr>
-          <w:rFonts w:ascii="Arial" w:hAnsi="Arial" w:cs="Arial"/>
-          <w:sz w:val="20"/>
-        </w:rPr>
-        <w:t>the positioning</w:t>
-      </w:r>
-      <w:r>
-        <w:rPr>
-          <w:rFonts w:ascii="Arial" w:hAnsi="Arial" w:cs="Arial"/>
-          <w:sz w:val="20"/>
-        </w:rPr>
-        <w:t xml:space="preserve"> of NetApp Professional Services to major accounts throughout Benelux</w:t>
+        <w:t>Facilitated creation and presentations of Statement of Works, including prerequisites, tasks, timelines, deliverables, and acceptance criteria</w:t>
       </w:r>
       <w:r>
         <w:rPr>
@@ -5390,7 +4496,7 @@
           <w:rFonts w:ascii="Arial" w:hAnsi="Arial" w:cs="Arial"/>
           <w:sz w:val="20"/>
         </w:rPr>
-        <w:t>Designed brand positioning strategy for corporate packages to enterprise clients, as well as created Benelux customized packages</w:t>
+        <w:t>Worked with NetApp partners to ensure joined customer successes through common engagements</w:t>
       </w:r>
       <w:r>
         <w:rPr>
@@ -5421,7 +4527,7 @@
           <w:rFonts w:ascii="Arial" w:hAnsi="Arial" w:cs="Arial"/>
           <w:sz w:val="20"/>
         </w:rPr>
-        <w:t>Facilitated creation and presentations of Statement of Works, including prerequisites, tasks, timelines, deliverables, and acceptance criteria</w:t>
+        <w:t>Provided coaching for Project Managers and Professional Services teams during rollouts</w:t>
       </w:r>
       <w:r>
         <w:rPr>
@@ -5452,7 +4558,21 @@
           <w:rFonts w:ascii="Arial" w:hAnsi="Arial" w:cs="Arial"/>
           <w:sz w:val="20"/>
         </w:rPr>
-        <w:t>Worked with NetApp partners to ensure joined customer successes through common engagements (‘Design - Execute - Verify’ methodology)</w:t>
+        <w:t xml:space="preserve">Generated between 380K € and 670K € annually in Professional Services </w:t>
+      </w:r>
+      <w:r>
+        <w:rPr>
+          <w:rFonts w:ascii="Arial" w:hAnsi="Arial" w:cs="Arial"/>
+          <w:sz w:val="20"/>
+        </w:rPr>
+        <w:t xml:space="preserve">bookings and </w:t>
+      </w:r>
+      <w:r>
+        <w:rPr>
+          <w:rFonts w:ascii="Arial" w:hAnsi="Arial" w:cs="Arial"/>
+          <w:sz w:val="20"/>
+        </w:rPr>
+        <w:t>revenue</w:t>
       </w:r>
       <w:r>
         <w:rPr>
@@ -5483,7 +4603,35 @@
           <w:rFonts w:ascii="Arial" w:hAnsi="Arial" w:cs="Arial"/>
           <w:sz w:val="20"/>
         </w:rPr>
-        <w:t>Provided coaching for Project Managers and Professional Services teams during rollouts</w:t>
+        <w:t>Served within NetApp Global EM</w:t>
+      </w:r>
+      <w:r>
+        <w:rPr>
+          <w:rFonts w:ascii="Arial" w:hAnsi="Arial" w:cs="Arial"/>
+          <w:sz w:val="20"/>
+        </w:rPr>
+        <w:t xml:space="preserve"> </w:t>
+      </w:r>
+      <w:r>
+        <w:rPr>
+          <w:rFonts w:ascii="Arial" w:hAnsi="Arial" w:cs="Arial"/>
+          <w:sz w:val="20"/>
+        </w:rPr>
+        <w:t>/</w:t>
+      </w:r>
+      <w:r>
+        <w:rPr>
+          <w:rFonts w:ascii="Arial" w:hAnsi="Arial" w:cs="Arial"/>
+          <w:sz w:val="20"/>
+        </w:rPr>
+        <w:t xml:space="preserve"> </w:t>
+      </w:r>
+      <w:r>
+        <w:rPr>
+          <w:rFonts w:ascii="Arial" w:hAnsi="Arial" w:cs="Arial"/>
+          <w:sz w:val="20"/>
+        </w:rPr>
+        <w:t>PM community as EMEA Geo Lead</w:t>
       </w:r>
       <w:r>
         <w:rPr>
@@ -5514,7 +4662,7 @@
           <w:rFonts w:ascii="Arial" w:hAnsi="Arial" w:cs="Arial"/>
           <w:sz w:val="20"/>
         </w:rPr>
-        <w:t>Generated between 380K € and 670K € annually in Professional Services revenue</w:t>
+        <w:t>Major clients included KPN Getronics, KBC Bank, Belgacom, TomTom, Mobistar, De Post, UZ Gent, FeDict, European institutions, and UCB</w:t>
       </w:r>
       <w:r>
         <w:rPr>
@@ -5522,6 +4670,42 @@
           <w:sz w:val="20"/>
         </w:rPr>
         <w:t>.</w:t>
+      </w:r>
+    </w:p>
+    <w:p/>
+    <w:p>
+      <w:pPr>
+        <w:pStyle w:val="DefaultText"/>
+        <w:keepNext/>
+        <w:spacing w:after="60"/>
+        <w:rPr>
+          <w:rFonts w:ascii="Arial" w:hAnsi="Arial" w:cs="Arial"/>
+          <w:b/>
+          <w:i/>
+          <w:sz w:val="20"/>
+          <w:szCs w:val="19"/>
+        </w:rPr>
+      </w:pPr>
+      <w:r>
+        <w:rPr>
+          <w:rFonts w:ascii="Arial" w:hAnsi="Arial" w:cs="Arial"/>
+          <w:b/>
+          <w:i/>
+          <w:sz w:val="20"/>
+          <w:szCs w:val="19"/>
+        </w:rPr>
+        <w:lastRenderedPageBreak/>
+        <w:t xml:space="preserve">OTHER </w:t>
+      </w:r>
+      <w:r>
+        <w:rPr>
+          <w:rFonts w:ascii="Arial" w:hAnsi="Arial" w:cs="Arial"/>
+          <w:b/>
+          <w:i/>
+          <w:sz w:val="20"/>
+          <w:szCs w:val="19"/>
+        </w:rPr>
+        <w:t>COMPETENCIES</w:t>
       </w:r>
     </w:p>
     <w:p>
@@ -5545,222 +4729,15 @@
           <w:rFonts w:ascii="Arial" w:hAnsi="Arial" w:cs="Arial"/>
           <w:sz w:val="20"/>
         </w:rPr>
-        <w:t>Served within NetApp Global EM</w:t>
-      </w:r>
-      <w:r>
-        <w:rPr>
-          <w:rFonts w:ascii="Arial" w:hAnsi="Arial" w:cs="Arial"/>
-          <w:sz w:val="20"/>
-        </w:rPr>
-        <w:t xml:space="preserve"> </w:t>
-      </w:r>
-      <w:r>
-        <w:rPr>
-          <w:rFonts w:ascii="Arial" w:hAnsi="Arial" w:cs="Arial"/>
-          <w:sz w:val="20"/>
-        </w:rPr>
-        <w:t>/</w:t>
-      </w:r>
-      <w:r>
-        <w:rPr>
-          <w:rFonts w:ascii="Arial" w:hAnsi="Arial" w:cs="Arial"/>
-          <w:sz w:val="20"/>
-        </w:rPr>
-        <w:t xml:space="preserve"> </w:t>
-      </w:r>
-      <w:r>
-        <w:rPr>
-          <w:rFonts w:ascii="Arial" w:hAnsi="Arial" w:cs="Arial"/>
-          <w:sz w:val="20"/>
-        </w:rPr>
-        <w:t>PM community as EMEA Geo Lead</w:t>
-      </w:r>
-      <w:r>
-        <w:rPr>
-          <w:rFonts w:ascii="Arial" w:hAnsi="Arial" w:cs="Arial"/>
-          <w:sz w:val="20"/>
-        </w:rPr>
-        <w:t>.</w:t>
-      </w:r>
-    </w:p>
-    <w:p>
-      <w:pPr>
-        <w:pStyle w:val="ListParagraph"/>
-        <w:numPr>
-          <w:ilvl w:val="0"/>
-          <w:numId w:val="5"/>
-        </w:numPr>
-        <w:spacing w:after="60" w:line="312" w:lineRule="auto"/>
-        <w:ind w:left="714" w:hanging="357"/>
-        <w:contextualSpacing w:val="0"/>
-        <w:jc w:val="both"/>
-        <w:rPr>
-          <w:rFonts w:ascii="Arial" w:hAnsi="Arial" w:cs="Arial"/>
-          <w:sz w:val="20"/>
-        </w:rPr>
-      </w:pPr>
-      <w:r>
-        <w:rPr>
-          <w:rFonts w:ascii="Arial" w:hAnsi="Arial" w:cs="Arial"/>
-          <w:sz w:val="20"/>
-        </w:rPr>
-        <w:t>Major clients included KPN Getronics, KBC Bank, Belgacom, TomTom, Mobistar, De Post, UZ Gent, FeDict, European institutions, and UCB</w:t>
-      </w:r>
-      <w:r>
-        <w:rPr>
-          <w:rFonts w:ascii="Arial" w:hAnsi="Arial" w:cs="Arial"/>
-          <w:sz w:val="20"/>
-        </w:rPr>
-        <w:t>.</w:t>
-      </w:r>
-    </w:p>
-    <w:p/>
-    <w:p>
-      <w:pPr>
-        <w:pStyle w:val="DefaultText"/>
-        <w:keepNext/>
-        <w:spacing w:after="60"/>
-        <w:rPr>
-          <w:rFonts w:ascii="Arial" w:hAnsi="Arial" w:cs="Arial"/>
-          <w:b/>
-          <w:i/>
-          <w:sz w:val="20"/>
-          <w:szCs w:val="19"/>
-        </w:rPr>
-      </w:pPr>
-      <w:r>
-        <w:rPr>
-          <w:rFonts w:ascii="Arial" w:hAnsi="Arial" w:cs="Arial"/>
-          <w:b/>
-          <w:i/>
-          <w:sz w:val="20"/>
-          <w:szCs w:val="19"/>
-        </w:rPr>
-        <w:t xml:space="preserve">OTHER </w:t>
-      </w:r>
-      <w:r>
-        <w:rPr>
-          <w:rFonts w:ascii="Arial" w:hAnsi="Arial" w:cs="Arial"/>
-          <w:b/>
-          <w:i/>
-          <w:sz w:val="20"/>
-          <w:szCs w:val="19"/>
-        </w:rPr>
-        <w:t>COMPETENCIES</w:t>
-      </w:r>
-    </w:p>
-    <w:p>
-      <w:pPr>
-        <w:pStyle w:val="ListParagraph"/>
-        <w:numPr>
-          <w:ilvl w:val="0"/>
-          <w:numId w:val="5"/>
-        </w:numPr>
-        <w:spacing w:after="60" w:line="312" w:lineRule="auto"/>
-        <w:ind w:left="714" w:hanging="357"/>
-        <w:contextualSpacing w:val="0"/>
-        <w:rPr>
-          <w:rFonts w:ascii="Arial" w:hAnsi="Arial" w:cs="Arial"/>
-          <w:sz w:val="20"/>
-        </w:rPr>
-      </w:pPr>
-      <w:r>
-        <w:rPr>
-          <w:rFonts w:ascii="Arial" w:hAnsi="Arial" w:cs="Arial"/>
-          <w:sz w:val="20"/>
-        </w:rPr>
-        <w:t>Cross-Functional Collaboration</w:t>
-      </w:r>
-      <w:r>
-        <w:rPr>
-          <w:rFonts w:ascii="Arial" w:hAnsi="Arial" w:cs="Arial"/>
-          <w:sz w:val="20"/>
-        </w:rPr>
-        <w:t xml:space="preserve">, </w:t>
-      </w:r>
-      <w:r>
-        <w:rPr>
-          <w:rFonts w:ascii="Arial" w:hAnsi="Arial" w:cs="Arial"/>
-          <w:sz w:val="20"/>
-        </w:rPr>
-        <w:t>Multicultural Communications</w:t>
-      </w:r>
-      <w:r>
-        <w:rPr>
-          <w:rFonts w:ascii="Arial" w:hAnsi="Arial" w:cs="Arial"/>
-          <w:sz w:val="20"/>
-        </w:rPr>
-        <w:t>, T</w:t>
-      </w:r>
-      <w:r>
-        <w:rPr>
-          <w:rFonts w:ascii="Arial" w:hAnsi="Arial" w:cs="Arial"/>
-          <w:sz w:val="20"/>
-        </w:rPr>
-        <w:t>echnology integration</w:t>
-      </w:r>
-      <w:r>
-        <w:rPr>
-          <w:rFonts w:ascii="Arial" w:hAnsi="Arial" w:cs="Arial"/>
-          <w:sz w:val="20"/>
-        </w:rPr>
-        <w:t xml:space="preserve">, </w:t>
-      </w:r>
-      <w:r>
-        <w:rPr>
-          <w:rFonts w:ascii="Arial" w:hAnsi="Arial" w:cs="Arial"/>
-          <w:sz w:val="20"/>
-        </w:rPr>
-        <w:t>Complex</w:t>
-      </w:r>
-      <w:r>
-        <w:rPr>
-          <w:rFonts w:ascii="Arial" w:hAnsi="Arial" w:cs="Arial"/>
-          <w:sz w:val="20"/>
-        </w:rPr>
-        <w:t xml:space="preserve"> </w:t>
-      </w:r>
-      <w:r>
-        <w:rPr>
-          <w:rFonts w:ascii="Arial" w:hAnsi="Arial" w:cs="Arial"/>
-          <w:sz w:val="20"/>
-        </w:rPr>
-        <w:t>installations planning and staffing</w:t>
-      </w:r>
-      <w:r>
-        <w:rPr>
-          <w:rFonts w:ascii="Arial" w:hAnsi="Arial" w:cs="Arial"/>
-          <w:sz w:val="20"/>
-        </w:rPr>
-        <w:t xml:space="preserve">, </w:t>
-      </w:r>
-      <w:r>
-        <w:rPr>
-          <w:rFonts w:ascii="Arial" w:hAnsi="Arial" w:cs="Arial"/>
-          <w:sz w:val="20"/>
-        </w:rPr>
-        <w:t>Performance metrics</w:t>
-      </w:r>
-      <w:r>
-        <w:rPr>
-          <w:rFonts w:ascii="Arial" w:hAnsi="Arial" w:cs="Arial"/>
-          <w:sz w:val="20"/>
-        </w:rPr>
-        <w:t xml:space="preserve">, </w:t>
-      </w:r>
-      <w:r>
-        <w:rPr>
-          <w:rFonts w:ascii="Arial" w:hAnsi="Arial" w:cs="Arial"/>
-          <w:sz w:val="20"/>
-        </w:rPr>
-        <w:t>Leadership and vision</w:t>
-      </w:r>
-      <w:r>
-        <w:rPr>
-          <w:rFonts w:ascii="Arial" w:hAnsi="Arial" w:cs="Arial"/>
-          <w:sz w:val="20"/>
-        </w:rPr>
-        <w:t>.</w:t>
+        <w:t>Cross</w:t>
+      </w:r>
+      <w:r>
+        <w:rPr>
+          <w:rFonts w:ascii="Arial" w:hAnsi="Arial" w:cs="Arial"/>
+          <w:sz w:val="20"/>
+        </w:rPr>
+        <w:noBreakHyphen/>
+        <w:t>functional collaboration, multicultural communication, technology integration, complex installation planning and staffing, performance metrics development, leadership and strategic vision.</w:t>
       </w:r>
     </w:p>
     <w:p/>
@@ -5844,7 +4821,7 @@
                           <pic:cNvPicPr/>
                         </pic:nvPicPr>
                         <pic:blipFill>
-                          <a:blip r:embed="rId19"/>
+                          <a:blip r:embed="rId20"/>
                           <a:stretch>
                             <a:fillRect/>
                           </a:stretch>
@@ -5982,7 +4959,7 @@
                           <pic:cNvPicPr/>
                         </pic:nvPicPr>
                         <pic:blipFill>
-                          <a:blip r:embed="rId20"/>
+                          <a:blip r:embed="rId21"/>
                           <a:stretch>
                             <a:fillRect/>
                           </a:stretch>
@@ -6152,7 +5129,7 @@
                           <pic:cNvPicPr/>
                         </pic:nvPicPr>
                         <pic:blipFill>
-                          <a:blip r:embed="rId21"/>
+                          <a:blip r:embed="rId22"/>
                           <a:stretch>
                             <a:fillRect/>
                           </a:stretch>
@@ -6274,6 +5251,7 @@
     <w:p>
       <w:pPr>
         <w:pStyle w:val="DefaultText"/>
+        <w:spacing w:after="60"/>
         <w:jc w:val="center"/>
         <w:rPr>
           <w:rFonts w:ascii="Arial" w:hAnsi="Arial" w:cs="Arial"/>
@@ -6310,7 +5288,7 @@
           <w:szCs w:val="20"/>
           <w:lang w:val="nl-BE"/>
         </w:rPr>
-        <w:t>Industrial</w:t>
+        <w:t xml:space="preserve">de </w:t>
       </w:r>
       <w:r>
         <w:rPr>
@@ -6320,7 +5298,7 @@
           <w:szCs w:val="20"/>
           <w:lang w:val="nl-BE"/>
         </w:rPr>
-        <w:t xml:space="preserve"> </w:t>
+        <w:t>I</w:t>
       </w:r>
       <w:r>
         <w:rPr>
@@ -6330,7 +5308,7 @@
           <w:szCs w:val="20"/>
           <w:lang w:val="nl-BE"/>
         </w:rPr>
-        <w:t>Science</w:t>
+        <w:t xml:space="preserve">ndustriële </w:t>
       </w:r>
       <w:r>
         <w:rPr>
@@ -6340,7 +5318,7 @@
           <w:szCs w:val="20"/>
           <w:lang w:val="nl-BE"/>
         </w:rPr>
-        <w:t xml:space="preserve">s / </w:t>
+        <w:t>Wetenschappen</w:t>
       </w:r>
       <w:r>
         <w:rPr>
@@ -6350,7 +5328,7 @@
           <w:szCs w:val="20"/>
           <w:lang w:val="nl-BE"/>
         </w:rPr>
-        <w:t>Industrieel Ingenieur Elektronica</w:t>
+        <w:t xml:space="preserve"> / </w:t>
       </w:r>
       <w:r>
         <w:rPr>
@@ -6360,7 +5338,7 @@
           <w:szCs w:val="20"/>
           <w:lang w:val="nl-BE"/>
         </w:rPr>
-        <w:t xml:space="preserve"> (</w:t>
+        <w:t>Industrieel Ingenieur Elektronica</w:t>
       </w:r>
       <w:r>
         <w:rPr>
@@ -6370,7 +5348,7 @@
           <w:szCs w:val="20"/>
           <w:lang w:val="nl-BE"/>
         </w:rPr>
-        <w:t>HW-engineering</w:t>
+        <w:t xml:space="preserve"> (</w:t>
       </w:r>
       <w:r>
         <w:rPr>
@@ -6380,12 +5358,23 @@
           <w:szCs w:val="20"/>
           <w:lang w:val="nl-BE"/>
         </w:rPr>
+        <w:t>ing.</w:t>
+      </w:r>
+      <w:r>
+        <w:rPr>
+          <w:rFonts w:ascii="Arial" w:hAnsi="Arial" w:cs="Arial"/>
+          <w:b/>
+          <w:sz w:val="20"/>
+          <w:szCs w:val="20"/>
+          <w:lang w:val="nl-BE"/>
+        </w:rPr>
         <w:t>)</w:t>
       </w:r>
     </w:p>
     <w:p>
       <w:pPr>
         <w:pStyle w:val="DefaultText"/>
+        <w:spacing w:after="60"/>
         <w:jc w:val="center"/>
         <w:rPr>
           <w:rFonts w:ascii="Arial" w:hAnsi="Arial" w:cs="Arial"/>
@@ -6470,6 +5459,7 @@
     <w:p>
       <w:pPr>
         <w:pStyle w:val="DefaultText"/>
+        <w:spacing w:after="60"/>
         <w:jc w:val="center"/>
         <w:rPr>
           <w:rFonts w:ascii="Arial" w:hAnsi="Arial" w:cs="Arial"/>
@@ -6501,8 +5491,13 @@
     <w:p>
       <w:pPr>
         <w:rPr>
-          <w:sz w:val="36"/>
-          <w:szCs w:val="28"/>
+          <w:lang w:val="nl-BE"/>
+        </w:rPr>
+      </w:pPr>
+    </w:p>
+    <w:p>
+      <w:pPr>
+        <w:rPr>
           <w:lang w:val="nl-BE"/>
         </w:rPr>
       </w:pPr>
@@ -6548,7 +5543,7 @@
     </w:p>
     <w:p>
       <w:pPr>
-        <w:spacing w:after="120"/>
+        <w:spacing w:after="60"/>
         <w:ind w:left="357"/>
         <w:jc w:val="center"/>
         <w:rPr>
@@ -6650,24 +5645,28 @@
         </w:rPr>
         <w:t xml:space="preserve">, </w:t>
       </w:r>
-      <w:r>
-        <w:rPr>
-          <w:rFonts w:ascii="Arial" w:hAnsi="Arial" w:cs="Arial"/>
-          <w:b/>
+    </w:p>
+    <w:p>
+      <w:pPr>
+        <w:spacing w:after="60"/>
+        <w:ind w:left="357"/>
+        <w:jc w:val="center"/>
+        <w:rPr>
+          <w:rFonts w:ascii="Arial" w:hAnsi="Arial" w:cs="Arial"/>
           <w:sz w:val="20"/>
           <w:szCs w:val="19"/>
           <w:lang w:eastAsia="en-GB"/>
         </w:rPr>
-        <w:t>French</w:t>
-      </w:r>
-      <w:r>
-        <w:rPr>
-          <w:rFonts w:ascii="Arial" w:hAnsi="Arial" w:cs="Arial"/>
+      </w:pPr>
+      <w:r>
+        <w:rPr>
+          <w:rFonts w:ascii="Arial" w:hAnsi="Arial" w:cs="Arial"/>
+          <w:b/>
           <w:sz w:val="20"/>
           <w:szCs w:val="19"/>
           <w:lang w:eastAsia="en-GB"/>
         </w:rPr>
-        <w:t xml:space="preserve"> – Professional working proficiency</w:t>
+        <w:t>French</w:t>
       </w:r>
       <w:r>
         <w:rPr>
@@ -6676,7 +5675,7 @@
           <w:szCs w:val="19"/>
           <w:lang w:eastAsia="en-GB"/>
         </w:rPr>
-        <w:t xml:space="preserve"> (CEFR B2)</w:t>
+        <w:t xml:space="preserve"> – Professional working proficiency</w:t>
       </w:r>
       <w:r>
         <w:rPr>
@@ -6685,26 +5684,26 @@
           <w:szCs w:val="19"/>
           <w:lang w:eastAsia="en-GB"/>
         </w:rPr>
-        <w:t xml:space="preserve">, </w:t>
-      </w:r>
-      <w:r>
-        <w:rPr>
-          <w:rFonts w:ascii="Arial" w:hAnsi="Arial" w:cs="Arial"/>
-          <w:b/>
+        <w:t xml:space="preserve"> (CEFR B2)</w:t>
+      </w:r>
+      <w:r>
+        <w:rPr>
+          <w:rFonts w:ascii="Arial" w:hAnsi="Arial" w:cs="Arial"/>
           <w:sz w:val="20"/>
           <w:szCs w:val="19"/>
           <w:lang w:eastAsia="en-GB"/>
         </w:rPr>
-        <w:t>German</w:t>
-      </w:r>
-      <w:r>
-        <w:rPr>
-          <w:rFonts w:ascii="Arial" w:hAnsi="Arial" w:cs="Arial"/>
+        <w:t xml:space="preserve">, </w:t>
+      </w:r>
+      <w:r>
+        <w:rPr>
+          <w:rFonts w:ascii="Arial" w:hAnsi="Arial" w:cs="Arial"/>
+          <w:b/>
           <w:sz w:val="20"/>
           <w:szCs w:val="19"/>
           <w:lang w:eastAsia="en-GB"/>
         </w:rPr>
-        <w:t xml:space="preserve"> –</w:t>
+        <w:t>German</w:t>
       </w:r>
       <w:r>
         <w:rPr>
@@ -6713,7 +5712,7 @@
           <w:szCs w:val="19"/>
           <w:lang w:eastAsia="en-GB"/>
         </w:rPr>
-        <w:t xml:space="preserve"> </w:t>
+        <w:t xml:space="preserve"> –</w:t>
       </w:r>
       <w:r>
         <w:rPr>
@@ -6722,7 +5721,7 @@
           <w:szCs w:val="19"/>
           <w:lang w:eastAsia="en-GB"/>
         </w:rPr>
-        <w:t>Professional working</w:t>
+        <w:t xml:space="preserve"> </w:t>
       </w:r>
       <w:r>
         <w:rPr>
@@ -6731,7 +5730,7 @@
           <w:szCs w:val="19"/>
           <w:lang w:eastAsia="en-GB"/>
         </w:rPr>
-        <w:t xml:space="preserve"> proficiency</w:t>
+        <w:t>Professional working</w:t>
       </w:r>
       <w:r>
         <w:rPr>
@@ -6740,17 +5739,20 @@
           <w:szCs w:val="19"/>
           <w:lang w:eastAsia="en-GB"/>
         </w:rPr>
+        <w:t xml:space="preserve"> proficiency</w:t>
+      </w:r>
+      <w:r>
+        <w:rPr>
+          <w:rFonts w:ascii="Arial" w:hAnsi="Arial" w:cs="Arial"/>
+          <w:sz w:val="20"/>
+          <w:szCs w:val="19"/>
+          <w:lang w:eastAsia="en-GB"/>
+        </w:rPr>
         <w:t xml:space="preserve"> (CEFR B2)</w:t>
       </w:r>
     </w:p>
-    <w:p>
-      <w:pPr>
-        <w:rPr>
-          <w:sz w:val="36"/>
-          <w:szCs w:val="28"/>
-        </w:rPr>
-      </w:pPr>
-    </w:p>
+    <w:p/>
+    <w:p/>
     <w:p>
       <w:pPr>
         <w:pStyle w:val="Header"/>
@@ -6790,7 +5792,7 @@
     <w:p>
       <w:pPr>
         <w:spacing w:after="60" w:line="312" w:lineRule="auto"/>
-        <w:ind w:left="1080"/>
+        <w:ind w:left="1077"/>
         <w:jc w:val="center"/>
         <w:rPr>
           <w:rFonts w:ascii="Arial" w:hAnsi="Arial" w:cs="Arial"/>
@@ -6939,39 +5941,17 @@
           <w:szCs w:val="19"/>
           <w:lang w:eastAsia="en-GB"/>
         </w:rPr>
-        <w:t xml:space="preserve"> / Teams</w:t>
-      </w:r>
-      <w:r>
-        <w:rPr>
-          <w:rFonts w:ascii="Arial" w:hAnsi="Arial" w:cs="Arial"/>
+        <w:t xml:space="preserve">, </w:t>
+      </w:r>
+      <w:r>
+        <w:rPr>
+          <w:rFonts w:ascii="Arial" w:hAnsi="Arial" w:cs="Arial"/>
+          <w:b/>
           <w:sz w:val="20"/>
           <w:szCs w:val="19"/>
           <w:lang w:eastAsia="en-GB"/>
         </w:rPr>
-        <w:t xml:space="preserve">, </w:t>
-      </w:r>
-      <w:r>
-        <w:rPr>
-          <w:rFonts w:ascii="Arial" w:hAnsi="Arial" w:cs="Arial"/>
-          <w:b/>
-          <w:sz w:val="20"/>
-        </w:rPr>
-        <w:t>Jira</w:t>
-      </w:r>
-      <w:r>
-        <w:rPr>
-          <w:rFonts w:ascii="Arial" w:hAnsi="Arial" w:cs="Arial"/>
-          <w:sz w:val="20"/>
-        </w:rPr>
-        <w:t xml:space="preserve">, </w:t>
-      </w:r>
-      <w:r>
-        <w:rPr>
-          <w:rFonts w:ascii="Arial" w:hAnsi="Arial" w:cs="Arial"/>
-          <w:b/>
-          <w:sz w:val="20"/>
-        </w:rPr>
-        <w:t>Confluence</w:t>
+        <w:t>Teams</w:t>
       </w:r>
       <w:r>
         <w:rPr>
@@ -6980,7 +5960,30 @@
           <w:szCs w:val="19"/>
           <w:lang w:eastAsia="en-GB"/>
         </w:rPr>
-        <w:t>…)</w:t>
+        <w:t xml:space="preserve">, </w:t>
+      </w:r>
+      <w:r>
+        <w:rPr>
+          <w:rFonts w:ascii="Arial" w:hAnsi="Arial" w:cs="Arial"/>
+          <w:b/>
+          <w:sz w:val="20"/>
+        </w:rPr>
+        <w:t>Jira</w:t>
+      </w:r>
+      <w:r>
+        <w:rPr>
+          <w:rFonts w:ascii="Arial" w:hAnsi="Arial" w:cs="Arial"/>
+          <w:sz w:val="20"/>
+        </w:rPr>
+        <w:t xml:space="preserve">, </w:t>
+      </w:r>
+      <w:r>
+        <w:rPr>
+          <w:rFonts w:ascii="Arial" w:hAnsi="Arial" w:cs="Arial"/>
+          <w:b/>
+          <w:sz w:val="20"/>
+        </w:rPr>
+        <w:t>Confluence</w:t>
       </w:r>
       <w:r>
         <w:rPr>
@@ -6989,220 +5992,14 @@
           <w:szCs w:val="19"/>
           <w:lang w:eastAsia="en-GB"/>
         </w:rPr>
-        <w:t xml:space="preserve">, Personal interest in </w:t>
-      </w:r>
-      <w:r>
-        <w:rPr>
-          <w:rFonts w:ascii="Arial" w:hAnsi="Arial" w:cs="Arial"/>
-          <w:b/>
-          <w:sz w:val="20"/>
-          <w:szCs w:val="19"/>
-          <w:lang w:eastAsia="en-GB"/>
-        </w:rPr>
-        <w:t>Raspberry Pi</w:t>
-      </w:r>
-      <w:r>
-        <w:rPr>
-          <w:rFonts w:ascii="Arial" w:hAnsi="Arial" w:cs="Arial"/>
-          <w:sz w:val="20"/>
-          <w:szCs w:val="19"/>
-          <w:lang w:eastAsia="en-GB"/>
-        </w:rPr>
-        <w:t xml:space="preserve"> </w:t>
-      </w:r>
-      <w:r>
-        <w:rPr>
-          <w:rFonts w:ascii="Arial" w:hAnsi="Arial" w:cs="Arial"/>
-          <w:b/>
-          <w:sz w:val="20"/>
-          <w:szCs w:val="19"/>
-          <w:lang w:eastAsia="en-GB"/>
-        </w:rPr>
-        <w:t xml:space="preserve">/ </w:t>
-      </w:r>
-      <w:r>
-        <w:rPr>
-          <w:rFonts w:ascii="Arial" w:hAnsi="Arial" w:cs="Arial"/>
-          <w:b/>
-          <w:sz w:val="20"/>
-          <w:szCs w:val="19"/>
-          <w:lang w:eastAsia="en-GB"/>
-        </w:rPr>
-        <w:t>ESP8266 /</w:t>
-      </w:r>
-      <w:r>
-        <w:rPr>
-          <w:rFonts w:ascii="Arial" w:hAnsi="Arial" w:cs="Arial"/>
-          <w:sz w:val="20"/>
-          <w:szCs w:val="19"/>
-          <w:lang w:eastAsia="en-GB"/>
-        </w:rPr>
-        <w:t xml:space="preserve"> </w:t>
-      </w:r>
-      <w:r>
-        <w:rPr>
-          <w:rFonts w:ascii="Arial" w:hAnsi="Arial" w:cs="Arial"/>
-          <w:b/>
-          <w:sz w:val="20"/>
-          <w:szCs w:val="19"/>
-          <w:lang w:eastAsia="en-GB"/>
-        </w:rPr>
-        <w:t>Raspbian</w:t>
-      </w:r>
-      <w:r>
-        <w:rPr>
-          <w:rFonts w:ascii="Arial" w:hAnsi="Arial" w:cs="Arial"/>
-          <w:sz w:val="20"/>
-          <w:szCs w:val="19"/>
-          <w:lang w:eastAsia="en-GB"/>
-        </w:rPr>
-        <w:t xml:space="preserve"> </w:t>
-      </w:r>
-      <w:r>
-        <w:rPr>
-          <w:rFonts w:ascii="Arial" w:hAnsi="Arial" w:cs="Arial"/>
-          <w:b/>
-          <w:sz w:val="20"/>
-          <w:szCs w:val="19"/>
-          <w:lang w:eastAsia="en-GB"/>
-        </w:rPr>
-        <w:t xml:space="preserve">/ </w:t>
-      </w:r>
-      <w:r>
-        <w:rPr>
-          <w:rFonts w:ascii="Arial" w:hAnsi="Arial" w:cs="Arial"/>
-          <w:b/>
-          <w:sz w:val="20"/>
-          <w:szCs w:val="19"/>
-          <w:lang w:eastAsia="en-GB"/>
-        </w:rPr>
-        <w:t>(micro)</w:t>
-      </w:r>
-      <w:r>
-        <w:rPr>
-          <w:rFonts w:ascii="Arial" w:hAnsi="Arial" w:cs="Arial"/>
-          <w:b/>
-          <w:sz w:val="20"/>
-          <w:szCs w:val="19"/>
-          <w:lang w:eastAsia="en-GB"/>
-        </w:rPr>
-        <w:t>Python</w:t>
-      </w:r>
-      <w:r>
-        <w:rPr>
-          <w:rFonts w:ascii="Arial" w:hAnsi="Arial" w:cs="Arial"/>
-          <w:sz w:val="20"/>
-          <w:szCs w:val="19"/>
-          <w:lang w:eastAsia="en-GB"/>
-        </w:rPr>
-        <w:t xml:space="preserve"> / </w:t>
-      </w:r>
-      <w:r>
-        <w:rPr>
-          <w:rFonts w:ascii="Arial" w:hAnsi="Arial" w:cs="Arial"/>
-          <w:b/>
-          <w:sz w:val="20"/>
-          <w:szCs w:val="19"/>
-          <w:lang w:eastAsia="en-GB"/>
-        </w:rPr>
-        <w:t>IoT</w:t>
-      </w:r>
-      <w:r>
-        <w:rPr>
-          <w:rFonts w:ascii="Arial" w:hAnsi="Arial" w:cs="Arial"/>
-          <w:b/>
-          <w:sz w:val="20"/>
-          <w:szCs w:val="19"/>
-          <w:lang w:eastAsia="en-GB"/>
-        </w:rPr>
-        <w:t xml:space="preserve"> / MQTT</w:t>
-      </w:r>
-      <w:r>
-        <w:rPr>
-          <w:rFonts w:ascii="Arial" w:hAnsi="Arial" w:cs="Arial"/>
-          <w:bCs/>
-          <w:sz w:val="20"/>
-          <w:szCs w:val="19"/>
-          <w:lang w:eastAsia="en-GB"/>
-        </w:rPr>
-        <w:t xml:space="preserve">, Knowledgeable in </w:t>
-      </w:r>
-      <w:r>
-        <w:rPr>
-          <w:rFonts w:ascii="Arial" w:hAnsi="Arial" w:cs="Arial"/>
-          <w:b/>
-          <w:sz w:val="20"/>
-          <w:szCs w:val="19"/>
-          <w:lang w:eastAsia="en-GB"/>
-        </w:rPr>
-        <w:t xml:space="preserve">HTML / </w:t>
-      </w:r>
-      <w:r>
-        <w:rPr>
-          <w:rFonts w:ascii="Arial" w:hAnsi="Arial" w:cs="Arial"/>
-          <w:b/>
-          <w:sz w:val="20"/>
-          <w:szCs w:val="19"/>
-          <w:lang w:eastAsia="en-GB"/>
-        </w:rPr>
-        <w:t xml:space="preserve">CSS / </w:t>
-      </w:r>
-      <w:r>
-        <w:rPr>
-          <w:rFonts w:ascii="Arial" w:hAnsi="Arial" w:cs="Arial"/>
-          <w:b/>
-          <w:sz w:val="20"/>
-          <w:szCs w:val="19"/>
-          <w:lang w:eastAsia="en-GB"/>
-        </w:rPr>
-        <w:t xml:space="preserve">Bootstrap / </w:t>
-      </w:r>
-      <w:r>
-        <w:rPr>
-          <w:rFonts w:ascii="Arial" w:hAnsi="Arial" w:cs="Arial"/>
-          <w:b/>
-          <w:sz w:val="20"/>
-          <w:szCs w:val="19"/>
-          <w:lang w:eastAsia="en-GB"/>
-        </w:rPr>
-        <w:t>JavaScript / jQuery</w:t>
-      </w:r>
-      <w:r>
-        <w:rPr>
-          <w:rFonts w:ascii="Arial" w:hAnsi="Arial" w:cs="Arial"/>
-          <w:b/>
-          <w:sz w:val="20"/>
-          <w:szCs w:val="19"/>
-          <w:lang w:eastAsia="en-GB"/>
-        </w:rPr>
-        <w:t xml:space="preserve"> / </w:t>
-      </w:r>
-      <w:r>
-        <w:rPr>
-          <w:rFonts w:ascii="Arial" w:hAnsi="Arial" w:cs="Arial"/>
-          <w:b/>
-          <w:sz w:val="20"/>
-          <w:szCs w:val="19"/>
-          <w:lang w:eastAsia="en-GB"/>
-        </w:rPr>
-        <w:t xml:space="preserve">Git / GitHub / </w:t>
-      </w:r>
-      <w:r>
-        <w:rPr>
-          <w:rFonts w:ascii="Arial" w:hAnsi="Arial" w:cs="Arial"/>
-          <w:b/>
-          <w:sz w:val="20"/>
-          <w:szCs w:val="19"/>
-          <w:lang w:eastAsia="en-GB"/>
-        </w:rPr>
-        <w:t>Flask / Jinja</w:t>
+        <w:t>…)</w:t>
       </w:r>
     </w:p>
     <w:sectPr>
-      <w:headerReference w:type="even" r:id="rId22"/>
-      <w:headerReference w:type="default" r:id="rId23"/>
-      <w:footerReference w:type="default" r:id="rId24"/>
-      <w:footerReference w:type="first" r:id="rId25"/>
+      <w:headerReference w:type="even" r:id="rId23"/>
+      <w:headerReference w:type="default" r:id="rId24"/>
+      <w:footerReference w:type="default" r:id="rId25"/>
+      <w:footerReference w:type="first" r:id="rId26"/>
       <w:pgSz w:w="11906" w:h="16838" w:code="9"/>
       <w:pgMar w:top="720" w:right="862" w:bottom="568" w:left="862" w:header="567" w:footer="263" w:gutter="0"/>
       <w:cols w:space="720"/>
@@ -7320,7 +6117,7 @@
         <w:rFonts w:ascii="Arial" w:hAnsi="Arial" w:cs="Arial"/>
         <w:sz w:val="12"/>
       </w:rPr>
-      <w:t>8</w:t>
+      <w:t>9</w:t>
     </w:r>
     <w:r>
       <w:rPr>
@@ -7341,7 +6138,7 @@
         <w:rFonts w:ascii="Arial" w:hAnsi="Arial" w:cs="Arial"/>
         <w:sz w:val="12"/>
       </w:rPr>
-      <w:t>Feb</w:t>
+      <w:t>Mar</w:t>
     </w:r>
     <w:r>
       <w:rPr>
@@ -7495,7 +6292,7 @@
         <w:rFonts w:ascii="Arial" w:hAnsi="Arial" w:cs="Arial"/>
         <w:sz w:val="12"/>
       </w:rPr>
-      <w:t>8</w:t>
+      <w:t>9</w:t>
     </w:r>
     <w:r>
       <w:rPr>
@@ -7516,7 +6313,7 @@
         <w:rFonts w:ascii="Arial" w:hAnsi="Arial" w:cs="Arial"/>
         <w:sz w:val="12"/>
       </w:rPr>
-      <w:t>Feb</w:t>
+      <w:t>Mar</w:t>
     </w:r>
     <w:r>
       <w:rPr>
@@ -9546,6 +8343,21 @@
       <w:shd w:val="clear" w:color="auto" w:fill="E1DFDD"/>
     </w:rPr>
   </w:style>
+  <w:style w:type="paragraph" w:styleId="NormalWeb">
+    <w:name w:val="Normal (Web)"/>
+    <w:basedOn w:val="Normal"/>
+    <w:uiPriority w:val="99"/>
+    <w:semiHidden/>
+    <w:unhideWhenUsed/>
+    <w:rsid w:val="004F341E"/>
+    <w:pPr>
+      <w:spacing w:before="100" w:beforeAutospacing="1" w:after="100" w:afterAutospacing="1"/>
+    </w:pPr>
+    <w:rPr>
+      <w:szCs w:val="24"/>
+      <w:lang w:val="nl-BE" w:eastAsia="nl-BE"/>
+    </w:rPr>
+  </w:style>
 </w:styles>
 </file>
 
